--- a/TP_LSTM_prediction_boursiere.docx
+++ b/TP_LSTM_prediction_boursiere.docx
@@ -12,7 +12,7 @@
           <w:noProof/>
         </w:rPr>
         <w:drawing>
-          <wp:anchor distT="0" distB="0" distL="114300" distR="114300" simplePos="0" relativeHeight="251658240" behindDoc="0" locked="0" layoutInCell="1" allowOverlap="1" wp14:anchorId="794C3C55" wp14:editId="0EF0A664">
+          <wp:anchor distT="0" distB="0" distL="114300" distR="114300" simplePos="0" relativeHeight="251658240" behindDoc="0" locked="0" layoutInCell="1" allowOverlap="1" wp14:anchorId="794C3C55" wp14:editId="02CA028F">
             <wp:simplePos x="0" y="0"/>
             <wp:positionH relativeFrom="column">
               <wp:posOffset>2127250</wp:posOffset>
@@ -125,7 +125,23 @@
           <w:sz w:val="21"/>
           <w:szCs w:val="21"/>
         </w:rPr>
-        <w:t xml:space="preserve">Préparé par : Aymen SABIRI </w:t>
+        <w:t>Préparé par : Aymen SABIRI</w:t>
+      </w:r>
+      <w:r>
+        <w:rPr>
+          <w:color w:val="5B6B79"/>
+          <w:sz w:val="21"/>
+          <w:szCs w:val="21"/>
+        </w:rPr>
+        <w:t xml:space="preserve"> – Hamza CHENTOUF – Anas EL HAFI</w:t>
+      </w:r>
+      <w:r>
+        <w:rPr>
+          <w:color w:val="5B6B79"/>
+          <w:sz w:val="21"/>
+          <w:szCs w:val="21"/>
+        </w:rPr>
+        <w:t xml:space="preserve"> </w:t>
       </w:r>
     </w:p>
     <w:p>
@@ -260,13 +276,9 @@
         </w:numPr>
         <w:spacing w:after="80"/>
       </w:pPr>
-      <w:proofErr w:type="spellStart"/>
-      <w:proofErr w:type="gramStart"/>
       <w:r>
         <w:t>pip</w:t>
       </w:r>
-      <w:proofErr w:type="spellEnd"/>
-      <w:proofErr w:type="gramEnd"/>
     </w:p>
     <w:p>
       <w:pPr>
@@ -324,12 +336,6 @@
         <w:gridCol w:w="9016"/>
       </w:tblGrid>
       <w:tr>
-        <w:tblPrEx>
-          <w:tblCellMar>
-            <w:top w:w="0" w:type="dxa"/>
-            <w:bottom w:w="0" w:type="dxa"/>
-          </w:tblCellMar>
-        </w:tblPrEx>
         <w:tc>
           <w:tcPr>
             <w:tcW w:w="5000" w:type="pct"/>
@@ -355,20 +361,32 @@
                 <w:szCs w:val="18"/>
                 <w:lang w:val="en-US"/>
               </w:rPr>
-              <w:t xml:space="preserve">python3 -m </w:t>
-            </w:r>
-            <w:proofErr w:type="spellStart"/>
-            <w:r>
-              <w:rPr>
-                <w:rFonts w:ascii="Courier New" w:eastAsia="Courier New" w:hAnsi="Courier New" w:cs="Courier New"/>
-                <w:color w:val="F2F2F2"/>
-                <w:sz w:val="18"/>
-                <w:szCs w:val="18"/>
-                <w:lang w:val="en-US"/>
-              </w:rPr>
-              <w:t>venv</w:t>
-            </w:r>
-            <w:proofErr w:type="spellEnd"/>
+              <w:t>python3 -m venv venv</w:t>
+            </w:r>
+          </w:p>
+          <w:p>
+            <w:pPr>
+              <w:rPr>
+                <w:lang w:val="en-US"/>
+              </w:rPr>
+            </w:pPr>
+            <w:r>
+              <w:rPr>
+                <w:rFonts w:ascii="Courier New" w:eastAsia="Courier New" w:hAnsi="Courier New" w:cs="Courier New"/>
+                <w:color w:val="F2F2F2"/>
+                <w:sz w:val="18"/>
+                <w:szCs w:val="18"/>
+                <w:lang w:val="en-US"/>
+              </w:rPr>
+              <w:t>source venv/bin/activate      # Windows : venv\Scripts\activate</w:t>
+            </w:r>
+          </w:p>
+          <w:p>
+            <w:pPr>
+              <w:rPr>
+                <w:lang w:val="en-US"/>
+              </w:rPr>
+            </w:pPr>
             <w:r>
               <w:rPr>
                 <w:rFonts w:ascii="Courier New" w:eastAsia="Courier New" w:hAnsi="Courier New" w:cs="Courier New"/>
@@ -379,215 +397,57 @@
               </w:rPr>
               <w:t xml:space="preserve"> </w:t>
             </w:r>
-            <w:proofErr w:type="spellStart"/>
-            <w:r>
-              <w:rPr>
-                <w:rFonts w:ascii="Courier New" w:eastAsia="Courier New" w:hAnsi="Courier New" w:cs="Courier New"/>
-                <w:color w:val="F2F2F2"/>
-                <w:sz w:val="18"/>
-                <w:szCs w:val="18"/>
-                <w:lang w:val="en-US"/>
-              </w:rPr>
-              <w:t>venv</w:t>
-            </w:r>
-            <w:proofErr w:type="spellEnd"/>
-          </w:p>
-          <w:p>
-            <w:pPr>
-              <w:rPr>
-                <w:lang w:val="en-US"/>
-              </w:rPr>
-            </w:pPr>
-            <w:r>
-              <w:rPr>
-                <w:rFonts w:ascii="Courier New" w:eastAsia="Courier New" w:hAnsi="Courier New" w:cs="Courier New"/>
-                <w:color w:val="F2F2F2"/>
-                <w:sz w:val="18"/>
-                <w:szCs w:val="18"/>
-                <w:lang w:val="en-US"/>
-              </w:rPr>
-              <w:t xml:space="preserve">source </w:t>
-            </w:r>
-            <w:proofErr w:type="spellStart"/>
-            <w:r>
-              <w:rPr>
-                <w:rFonts w:ascii="Courier New" w:eastAsia="Courier New" w:hAnsi="Courier New" w:cs="Courier New"/>
-                <w:color w:val="F2F2F2"/>
-                <w:sz w:val="18"/>
-                <w:szCs w:val="18"/>
-                <w:lang w:val="en-US"/>
-              </w:rPr>
-              <w:t>venv</w:t>
-            </w:r>
-            <w:proofErr w:type="spellEnd"/>
-            <w:r>
-              <w:rPr>
-                <w:rFonts w:ascii="Courier New" w:eastAsia="Courier New" w:hAnsi="Courier New" w:cs="Courier New"/>
-                <w:color w:val="F2F2F2"/>
-                <w:sz w:val="18"/>
-                <w:szCs w:val="18"/>
-                <w:lang w:val="en-US"/>
-              </w:rPr>
-              <w:t xml:space="preserve">/bin/activate      # </w:t>
-            </w:r>
-            <w:proofErr w:type="gramStart"/>
-            <w:r>
-              <w:rPr>
-                <w:rFonts w:ascii="Courier New" w:eastAsia="Courier New" w:hAnsi="Courier New" w:cs="Courier New"/>
-                <w:color w:val="F2F2F2"/>
-                <w:sz w:val="18"/>
-                <w:szCs w:val="18"/>
-                <w:lang w:val="en-US"/>
-              </w:rPr>
-              <w:t>Windows :</w:t>
-            </w:r>
-            <w:proofErr w:type="gramEnd"/>
-            <w:r>
-              <w:rPr>
-                <w:rFonts w:ascii="Courier New" w:eastAsia="Courier New" w:hAnsi="Courier New" w:cs="Courier New"/>
-                <w:color w:val="F2F2F2"/>
-                <w:sz w:val="18"/>
-                <w:szCs w:val="18"/>
-                <w:lang w:val="en-US"/>
-              </w:rPr>
-              <w:t xml:space="preserve"> </w:t>
-            </w:r>
-            <w:proofErr w:type="spellStart"/>
-            <w:r>
-              <w:rPr>
-                <w:rFonts w:ascii="Courier New" w:eastAsia="Courier New" w:hAnsi="Courier New" w:cs="Courier New"/>
-                <w:color w:val="F2F2F2"/>
-                <w:sz w:val="18"/>
-                <w:szCs w:val="18"/>
-                <w:lang w:val="en-US"/>
-              </w:rPr>
-              <w:t>venv</w:t>
-            </w:r>
-            <w:proofErr w:type="spellEnd"/>
-            <w:r>
-              <w:rPr>
-                <w:rFonts w:ascii="Courier New" w:eastAsia="Courier New" w:hAnsi="Courier New" w:cs="Courier New"/>
-                <w:color w:val="F2F2F2"/>
-                <w:sz w:val="18"/>
-                <w:szCs w:val="18"/>
-                <w:lang w:val="en-US"/>
-              </w:rPr>
-              <w:t>\Scripts\activate</w:t>
-            </w:r>
-          </w:p>
-          <w:p>
-            <w:pPr>
-              <w:rPr>
-                <w:lang w:val="en-US"/>
-              </w:rPr>
-            </w:pPr>
-            <w:r>
-              <w:rPr>
-                <w:rFonts w:ascii="Courier New" w:eastAsia="Courier New" w:hAnsi="Courier New" w:cs="Courier New"/>
-                <w:color w:val="F2F2F2"/>
-                <w:sz w:val="18"/>
-                <w:szCs w:val="18"/>
-                <w:lang w:val="en-US"/>
-              </w:rPr>
-              <w:t xml:space="preserve"> </w:t>
-            </w:r>
-          </w:p>
-          <w:p>
-            <w:pPr>
-              <w:rPr>
-                <w:lang w:val="en-US"/>
-              </w:rPr>
-            </w:pPr>
-            <w:r>
-              <w:rPr>
-                <w:rFonts w:ascii="Courier New" w:eastAsia="Courier New" w:hAnsi="Courier New" w:cs="Courier New"/>
-                <w:color w:val="F2F2F2"/>
-                <w:sz w:val="18"/>
-                <w:szCs w:val="18"/>
-                <w:lang w:val="en-US"/>
-              </w:rPr>
-              <w:t xml:space="preserve">pip install pandas </w:t>
-            </w:r>
-            <w:proofErr w:type="spellStart"/>
-            <w:r>
-              <w:rPr>
-                <w:rFonts w:ascii="Courier New" w:eastAsia="Courier New" w:hAnsi="Courier New" w:cs="Courier New"/>
-                <w:color w:val="F2F2F2"/>
-                <w:sz w:val="18"/>
-                <w:szCs w:val="18"/>
-                <w:lang w:val="en-US"/>
-              </w:rPr>
-              <w:t>numpy</w:t>
-            </w:r>
-            <w:proofErr w:type="spellEnd"/>
-            <w:r>
-              <w:rPr>
-                <w:rFonts w:ascii="Courier New" w:eastAsia="Courier New" w:hAnsi="Courier New" w:cs="Courier New"/>
-                <w:color w:val="F2F2F2"/>
-                <w:sz w:val="18"/>
-                <w:szCs w:val="18"/>
-                <w:lang w:val="en-US"/>
-              </w:rPr>
-              <w:t xml:space="preserve"> scikit-learn matplotlib</w:t>
-            </w:r>
-          </w:p>
-          <w:p>
-            <w:pPr>
-              <w:rPr>
-                <w:lang w:val="en-US"/>
-              </w:rPr>
-            </w:pPr>
-            <w:r>
-              <w:rPr>
-                <w:rFonts w:ascii="Courier New" w:eastAsia="Courier New" w:hAnsi="Courier New" w:cs="Courier New"/>
-                <w:color w:val="F2F2F2"/>
-                <w:sz w:val="18"/>
-                <w:szCs w:val="18"/>
-                <w:lang w:val="en-US"/>
-              </w:rPr>
-              <w:t xml:space="preserve">pip install </w:t>
-            </w:r>
-            <w:proofErr w:type="spellStart"/>
-            <w:r>
-              <w:rPr>
-                <w:rFonts w:ascii="Courier New" w:eastAsia="Courier New" w:hAnsi="Courier New" w:cs="Courier New"/>
-                <w:color w:val="F2F2F2"/>
-                <w:sz w:val="18"/>
-                <w:szCs w:val="18"/>
-                <w:lang w:val="en-US"/>
-              </w:rPr>
-              <w:t>tensorflow</w:t>
-            </w:r>
-            <w:proofErr w:type="spellEnd"/>
-          </w:p>
-          <w:p>
-            <w:pPr>
-              <w:rPr>
-                <w:lang w:val="en-US"/>
-              </w:rPr>
-            </w:pPr>
-            <w:r>
-              <w:rPr>
-                <w:rFonts w:ascii="Courier New" w:eastAsia="Courier New" w:hAnsi="Courier New" w:cs="Courier New"/>
-                <w:color w:val="F2F2F2"/>
-                <w:sz w:val="18"/>
-                <w:szCs w:val="18"/>
-                <w:lang w:val="en-US"/>
-              </w:rPr>
-              <w:t xml:space="preserve">pip install </w:t>
-            </w:r>
-            <w:proofErr w:type="spellStart"/>
-            <w:r>
-              <w:rPr>
-                <w:rFonts w:ascii="Courier New" w:eastAsia="Courier New" w:hAnsi="Courier New" w:cs="Courier New"/>
-                <w:color w:val="F2F2F2"/>
-                <w:sz w:val="18"/>
-                <w:szCs w:val="18"/>
-                <w:lang w:val="en-US"/>
-              </w:rPr>
-              <w:t>nltk</w:t>
-            </w:r>
-            <w:proofErr w:type="spellEnd"/>
+          </w:p>
+          <w:p>
+            <w:pPr>
+              <w:rPr>
+                <w:lang w:val="en-US"/>
+              </w:rPr>
+            </w:pPr>
+            <w:r>
+              <w:rPr>
+                <w:rFonts w:ascii="Courier New" w:eastAsia="Courier New" w:hAnsi="Courier New" w:cs="Courier New"/>
+                <w:color w:val="F2F2F2"/>
+                <w:sz w:val="18"/>
+                <w:szCs w:val="18"/>
+                <w:lang w:val="en-US"/>
+              </w:rPr>
+              <w:t>pip install pandas numpy scikit-learn matplotlib</w:t>
+            </w:r>
+          </w:p>
+          <w:p>
+            <w:pPr>
+              <w:rPr>
+                <w:lang w:val="en-US"/>
+              </w:rPr>
+            </w:pPr>
+            <w:r>
+              <w:rPr>
+                <w:rFonts w:ascii="Courier New" w:eastAsia="Courier New" w:hAnsi="Courier New" w:cs="Courier New"/>
+                <w:color w:val="F2F2F2"/>
+                <w:sz w:val="18"/>
+                <w:szCs w:val="18"/>
+                <w:lang w:val="en-US"/>
+              </w:rPr>
+              <w:t>pip install tensorflow</w:t>
+            </w:r>
+          </w:p>
+          <w:p>
+            <w:pPr>
+              <w:rPr>
+                <w:lang w:val="en-US"/>
+              </w:rPr>
+            </w:pPr>
+            <w:r>
+              <w:rPr>
+                <w:rFonts w:ascii="Courier New" w:eastAsia="Courier New" w:hAnsi="Courier New" w:cs="Courier New"/>
+                <w:color w:val="F2F2F2"/>
+                <w:sz w:val="18"/>
+                <w:szCs w:val="18"/>
+                <w:lang w:val="en-US"/>
+              </w:rPr>
+              <w:t>pip install nltk</w:t>
+            </w:r>
           </w:p>
         </w:tc>
       </w:tr>
@@ -629,12 +489,6 @@
         <w:gridCol w:w="9016"/>
       </w:tblGrid>
       <w:tr>
-        <w:tblPrEx>
-          <w:tblCellMar>
-            <w:top w:w="0" w:type="dxa"/>
-            <w:bottom w:w="0" w:type="dxa"/>
-          </w:tblCellMar>
-        </w:tblPrEx>
         <w:tc>
           <w:tcPr>
             <w:tcW w:w="5000" w:type="pct"/>
@@ -660,75 +514,7 @@
                 <w:szCs w:val="18"/>
                 <w:lang w:val="en-US"/>
               </w:rPr>
-              <w:t xml:space="preserve">python3 -c "import </w:t>
-            </w:r>
-            <w:proofErr w:type="spellStart"/>
-            <w:r>
-              <w:rPr>
-                <w:rFonts w:ascii="Courier New" w:eastAsia="Courier New" w:hAnsi="Courier New" w:cs="Courier New"/>
-                <w:color w:val="F2F2F2"/>
-                <w:sz w:val="18"/>
-                <w:szCs w:val="18"/>
-                <w:lang w:val="en-US"/>
-              </w:rPr>
-              <w:t>nltk</w:t>
-            </w:r>
-            <w:proofErr w:type="spellEnd"/>
-            <w:r>
-              <w:rPr>
-                <w:rFonts w:ascii="Courier New" w:eastAsia="Courier New" w:hAnsi="Courier New" w:cs="Courier New"/>
-                <w:color w:val="F2F2F2"/>
-                <w:sz w:val="18"/>
-                <w:szCs w:val="18"/>
-                <w:lang w:val="en-US"/>
-              </w:rPr>
-              <w:t xml:space="preserve">; </w:t>
-            </w:r>
-            <w:proofErr w:type="spellStart"/>
-            <w:proofErr w:type="gramStart"/>
-            <w:r>
-              <w:rPr>
-                <w:rFonts w:ascii="Courier New" w:eastAsia="Courier New" w:hAnsi="Courier New" w:cs="Courier New"/>
-                <w:color w:val="F2F2F2"/>
-                <w:sz w:val="18"/>
-                <w:szCs w:val="18"/>
-                <w:lang w:val="en-US"/>
-              </w:rPr>
-              <w:t>nltk.download</w:t>
-            </w:r>
-            <w:proofErr w:type="spellEnd"/>
-            <w:proofErr w:type="gramEnd"/>
-            <w:r>
-              <w:rPr>
-                <w:rFonts w:ascii="Courier New" w:eastAsia="Courier New" w:hAnsi="Courier New" w:cs="Courier New"/>
-                <w:color w:val="F2F2F2"/>
-                <w:sz w:val="18"/>
-                <w:szCs w:val="18"/>
-                <w:lang w:val="en-US"/>
-              </w:rPr>
-              <w:t>('</w:t>
-            </w:r>
-            <w:proofErr w:type="spellStart"/>
-            <w:r>
-              <w:rPr>
-                <w:rFonts w:ascii="Courier New" w:eastAsia="Courier New" w:hAnsi="Courier New" w:cs="Courier New"/>
-                <w:color w:val="F2F2F2"/>
-                <w:sz w:val="18"/>
-                <w:szCs w:val="18"/>
-                <w:lang w:val="en-US"/>
-              </w:rPr>
-              <w:t>vader_lexicon</w:t>
-            </w:r>
-            <w:proofErr w:type="spellEnd"/>
-            <w:r>
-              <w:rPr>
-                <w:rFonts w:ascii="Courier New" w:eastAsia="Courier New" w:hAnsi="Courier New" w:cs="Courier New"/>
-                <w:color w:val="F2F2F2"/>
-                <w:sz w:val="18"/>
-                <w:szCs w:val="18"/>
-                <w:lang w:val="en-US"/>
-              </w:rPr>
-              <w:t>')"</w:t>
+              <w:t>python3 -c "import nltk; nltk.download('vader_lexicon')"</w:t>
             </w:r>
           </w:p>
         </w:tc>
@@ -759,7 +545,6 @@
       <w:r>
         <w:t xml:space="preserve">Nous utilisons le dataset académique </w:t>
       </w:r>
-      <w:proofErr w:type="spellStart"/>
       <w:r>
         <w:rPr>
           <w:b/>
@@ -769,7 +554,6 @@
         </w:rPr>
         <w:t>StockNet</w:t>
       </w:r>
-      <w:proofErr w:type="spellEnd"/>
       <w:r>
         <w:t xml:space="preserve"> (Xu &amp; Cohen, ACL 2018), qui contient l'historique des prix et des tweets prétraités pour 88 actions. Le choix de l'actif est arbitraire : nous prenons Apple (AAPL) comme illustration technique parce que ses données sont complètes sur toute la période, mais l'objectif du TP est la comparaison des deux architectures, pas la performance sur cette entreprise en particulier.</w:t>
       </w:r>
@@ -795,12 +579,6 @@
         <w:gridCol w:w="9016"/>
       </w:tblGrid>
       <w:tr>
-        <w:tblPrEx>
-          <w:tblCellMar>
-            <w:top w:w="0" w:type="dxa"/>
-            <w:bottom w:w="0" w:type="dxa"/>
-          </w:tblCellMar>
-        </w:tblPrEx>
         <w:tc>
           <w:tcPr>
             <w:tcW w:w="5000" w:type="pct"/>
@@ -819,7 +597,6 @@
                 <w:lang w:val="en-US"/>
               </w:rPr>
             </w:pPr>
-            <w:proofErr w:type="spellStart"/>
             <w:r>
               <w:rPr>
                 <w:b/>
@@ -829,95 +606,20 @@
               </w:rPr>
               <w:t>Référence</w:t>
             </w:r>
-            <w:proofErr w:type="spellEnd"/>
-          </w:p>
-          <w:p>
-            <w:pPr>
-              <w:rPr>
-                <w:lang w:val="en-US"/>
-              </w:rPr>
-            </w:pPr>
-            <w:proofErr w:type="spellStart"/>
+          </w:p>
+          <w:p>
+            <w:pPr>
+              <w:rPr>
+                <w:lang w:val="en-US"/>
+              </w:rPr>
+            </w:pPr>
             <w:r>
               <w:rPr>
                 <w:sz w:val="21"/>
                 <w:szCs w:val="21"/>
                 <w:lang w:val="en-US"/>
               </w:rPr>
-              <w:t>Yumo</w:t>
-            </w:r>
-            <w:proofErr w:type="spellEnd"/>
-            <w:r>
-              <w:rPr>
-                <w:sz w:val="21"/>
-                <w:szCs w:val="21"/>
-                <w:lang w:val="en-US"/>
-              </w:rPr>
-              <w:t xml:space="preserve"> Xu and Shay B. Cohen. 2018. Stock Movement Prediction from Tweets and Historical Prices. ACL 2018. </w:t>
-            </w:r>
-            <w:proofErr w:type="spellStart"/>
-            <w:proofErr w:type="gramStart"/>
-            <w:r>
-              <w:rPr>
-                <w:sz w:val="21"/>
-                <w:szCs w:val="21"/>
-                <w:lang w:val="en-US"/>
-              </w:rPr>
-              <w:t>Dépôt</w:t>
-            </w:r>
-            <w:proofErr w:type="spellEnd"/>
-            <w:r>
-              <w:rPr>
-                <w:sz w:val="21"/>
-                <w:szCs w:val="21"/>
-                <w:lang w:val="en-US"/>
-              </w:rPr>
-              <w:t xml:space="preserve"> :</w:t>
-            </w:r>
-            <w:proofErr w:type="gramEnd"/>
-            <w:r>
-              <w:rPr>
-                <w:sz w:val="21"/>
-                <w:szCs w:val="21"/>
-                <w:lang w:val="en-US"/>
-              </w:rPr>
-              <w:t xml:space="preserve"> github.com/</w:t>
-            </w:r>
-            <w:proofErr w:type="spellStart"/>
-            <w:r>
-              <w:rPr>
-                <w:sz w:val="21"/>
-                <w:szCs w:val="21"/>
-                <w:lang w:val="en-US"/>
-              </w:rPr>
-              <w:t>yumoxu</w:t>
-            </w:r>
-            <w:proofErr w:type="spellEnd"/>
-            <w:r>
-              <w:rPr>
-                <w:sz w:val="21"/>
-                <w:szCs w:val="21"/>
-                <w:lang w:val="en-US"/>
-              </w:rPr>
-              <w:t>/</w:t>
-            </w:r>
-            <w:proofErr w:type="spellStart"/>
-            <w:r>
-              <w:rPr>
-                <w:sz w:val="21"/>
-                <w:szCs w:val="21"/>
-                <w:lang w:val="en-US"/>
-              </w:rPr>
-              <w:t>stocknet</w:t>
-            </w:r>
-            <w:proofErr w:type="spellEnd"/>
-            <w:r>
-              <w:rPr>
-                <w:sz w:val="21"/>
-                <w:szCs w:val="21"/>
-                <w:lang w:val="en-US"/>
-              </w:rPr>
-              <w:t>-dataset</w:t>
+              <w:t>Yumo Xu and Shay B. Cohen. 2018. Stock Movement Prediction from Tweets and Historical Prices. ACL 2018. Dépôt : github.com/yumoxu/stocknet-dataset</w:t>
             </w:r>
           </w:p>
         </w:tc>
@@ -961,12 +663,6 @@
         <w:gridCol w:w="9016"/>
       </w:tblGrid>
       <w:tr>
-        <w:tblPrEx>
-          <w:tblCellMar>
-            <w:top w:w="0" w:type="dxa"/>
-            <w:bottom w:w="0" w:type="dxa"/>
-          </w:tblCellMar>
-        </w:tblPrEx>
         <w:tc>
           <w:tcPr>
             <w:tcW w:w="5000" w:type="pct"/>
@@ -992,29 +688,7 @@
                 <w:szCs w:val="18"/>
                 <w:lang w:val="en-US"/>
               </w:rPr>
-              <w:t>curl -</w:t>
-            </w:r>
-            <w:proofErr w:type="spellStart"/>
-            <w:r>
-              <w:rPr>
-                <w:rFonts w:ascii="Courier New" w:eastAsia="Courier New" w:hAnsi="Courier New" w:cs="Courier New"/>
-                <w:color w:val="F2F2F2"/>
-                <w:sz w:val="18"/>
-                <w:szCs w:val="18"/>
-                <w:lang w:val="en-US"/>
-              </w:rPr>
-              <w:t>sL</w:t>
-            </w:r>
-            <w:proofErr w:type="spellEnd"/>
-            <w:r>
-              <w:rPr>
-                <w:rFonts w:ascii="Courier New" w:eastAsia="Courier New" w:hAnsi="Courier New" w:cs="Courier New"/>
-                <w:color w:val="F2F2F2"/>
-                <w:sz w:val="18"/>
-                <w:szCs w:val="18"/>
-                <w:lang w:val="en-US"/>
-              </w:rPr>
-              <w:t xml:space="preserve"> "https://codeload.github.com/yumoxu/stocknet-dataset/tar.gz/refs/heads/master" -o stocknet.tar.gz</w:t>
+              <w:t>curl -sL "https://codeload.github.com/yumoxu/stocknet-dataset/tar.gz/refs/heads/master" -o stocknet.tar.gz</w:t>
             </w:r>
           </w:p>
           <w:p>
@@ -1040,146 +714,66 @@
                 <w:lang w:val="en-US"/>
               </w:rPr>
             </w:pPr>
-            <w:proofErr w:type="spellStart"/>
-            <w:r>
-              <w:rPr>
-                <w:rFonts w:ascii="Courier New" w:eastAsia="Courier New" w:hAnsi="Courier New" w:cs="Courier New"/>
-                <w:color w:val="F2F2F2"/>
-                <w:sz w:val="18"/>
-                <w:szCs w:val="18"/>
-                <w:lang w:val="en-US"/>
-              </w:rPr>
-              <w:t>mkdir</w:t>
-            </w:r>
-            <w:proofErr w:type="spellEnd"/>
-            <w:r>
-              <w:rPr>
-                <w:rFonts w:ascii="Courier New" w:eastAsia="Courier New" w:hAnsi="Courier New" w:cs="Courier New"/>
-                <w:color w:val="F2F2F2"/>
-                <w:sz w:val="18"/>
-                <w:szCs w:val="18"/>
-                <w:lang w:val="en-US"/>
-              </w:rPr>
-              <w:t xml:space="preserve"> -p data</w:t>
-            </w:r>
-          </w:p>
-          <w:p>
-            <w:pPr>
-              <w:rPr>
-                <w:lang w:val="en-US"/>
-              </w:rPr>
-            </w:pPr>
-            <w:r>
-              <w:rPr>
-                <w:rFonts w:ascii="Courier New" w:eastAsia="Courier New" w:hAnsi="Courier New" w:cs="Courier New"/>
-                <w:color w:val="F2F2F2"/>
-                <w:sz w:val="18"/>
-                <w:szCs w:val="18"/>
-                <w:lang w:val="en-US"/>
-              </w:rPr>
-              <w:t>tar -</w:t>
-            </w:r>
-            <w:proofErr w:type="spellStart"/>
-            <w:r>
-              <w:rPr>
-                <w:rFonts w:ascii="Courier New" w:eastAsia="Courier New" w:hAnsi="Courier New" w:cs="Courier New"/>
-                <w:color w:val="F2F2F2"/>
-                <w:sz w:val="18"/>
-                <w:szCs w:val="18"/>
-                <w:lang w:val="en-US"/>
-              </w:rPr>
-              <w:t>xzf</w:t>
-            </w:r>
-            <w:proofErr w:type="spellEnd"/>
-            <w:r>
-              <w:rPr>
-                <w:rFonts w:ascii="Courier New" w:eastAsia="Courier New" w:hAnsi="Courier New" w:cs="Courier New"/>
-                <w:color w:val="F2F2F2"/>
-                <w:sz w:val="18"/>
-                <w:szCs w:val="18"/>
-                <w:lang w:val="en-US"/>
-              </w:rPr>
-              <w:t xml:space="preserve"> stocknet.tar.gz -C data --wildcards \</w:t>
-            </w:r>
-          </w:p>
-          <w:p>
-            <w:pPr>
-              <w:rPr>
-                <w:lang w:val="en-US"/>
-              </w:rPr>
-            </w:pPr>
-            <w:r>
-              <w:rPr>
-                <w:rFonts w:ascii="Courier New" w:eastAsia="Courier New" w:hAnsi="Courier New" w:cs="Courier New"/>
-                <w:color w:val="F2F2F2"/>
-                <w:sz w:val="18"/>
-                <w:szCs w:val="18"/>
-                <w:lang w:val="en-US"/>
-              </w:rPr>
-              <w:t xml:space="preserve">  "</w:t>
-            </w:r>
-            <w:proofErr w:type="spellStart"/>
-            <w:r>
-              <w:rPr>
-                <w:rFonts w:ascii="Courier New" w:eastAsia="Courier New" w:hAnsi="Courier New" w:cs="Courier New"/>
-                <w:color w:val="F2F2F2"/>
-                <w:sz w:val="18"/>
-                <w:szCs w:val="18"/>
-                <w:lang w:val="en-US"/>
-              </w:rPr>
-              <w:t>stocknet</w:t>
-            </w:r>
-            <w:proofErr w:type="spellEnd"/>
-            <w:r>
-              <w:rPr>
-                <w:rFonts w:ascii="Courier New" w:eastAsia="Courier New" w:hAnsi="Courier New" w:cs="Courier New"/>
-                <w:color w:val="F2F2F2"/>
-                <w:sz w:val="18"/>
-                <w:szCs w:val="18"/>
-                <w:lang w:val="en-US"/>
-              </w:rPr>
-              <w:t>-dataset-master/price/raw/AAPL.csv" \</w:t>
-            </w:r>
-          </w:p>
-          <w:p>
-            <w:pPr>
-              <w:rPr>
-                <w:lang w:val="en-US"/>
-              </w:rPr>
-            </w:pPr>
-            <w:r>
-              <w:rPr>
-                <w:rFonts w:ascii="Courier New" w:eastAsia="Courier New" w:hAnsi="Courier New" w:cs="Courier New"/>
-                <w:color w:val="F2F2F2"/>
-                <w:sz w:val="18"/>
-                <w:szCs w:val="18"/>
-                <w:lang w:val="en-US"/>
-              </w:rPr>
-              <w:t xml:space="preserve">  "</w:t>
-            </w:r>
-            <w:proofErr w:type="spellStart"/>
-            <w:proofErr w:type="gramStart"/>
-            <w:r>
-              <w:rPr>
-                <w:rFonts w:ascii="Courier New" w:eastAsia="Courier New" w:hAnsi="Courier New" w:cs="Courier New"/>
-                <w:color w:val="F2F2F2"/>
-                <w:sz w:val="18"/>
-                <w:szCs w:val="18"/>
-                <w:lang w:val="en-US"/>
-              </w:rPr>
-              <w:t>stocknet</w:t>
-            </w:r>
-            <w:proofErr w:type="spellEnd"/>
-            <w:proofErr w:type="gramEnd"/>
-            <w:r>
-              <w:rPr>
-                <w:rFonts w:ascii="Courier New" w:eastAsia="Courier New" w:hAnsi="Courier New" w:cs="Courier New"/>
-                <w:color w:val="F2F2F2"/>
-                <w:sz w:val="18"/>
-                <w:szCs w:val="18"/>
-                <w:lang w:val="en-US"/>
-              </w:rPr>
-              <w:t>-dataset-master/tweet/preprocessed/AAPL/*"</w:t>
+            <w:r>
+              <w:rPr>
+                <w:rFonts w:ascii="Courier New" w:eastAsia="Courier New" w:hAnsi="Courier New" w:cs="Courier New"/>
+                <w:color w:val="F2F2F2"/>
+                <w:sz w:val="18"/>
+                <w:szCs w:val="18"/>
+                <w:lang w:val="en-US"/>
+              </w:rPr>
+              <w:t>mkdir -p data</w:t>
+            </w:r>
+          </w:p>
+          <w:p>
+            <w:pPr>
+              <w:rPr>
+                <w:lang w:val="en-US"/>
+              </w:rPr>
+            </w:pPr>
+            <w:r>
+              <w:rPr>
+                <w:rFonts w:ascii="Courier New" w:eastAsia="Courier New" w:hAnsi="Courier New" w:cs="Courier New"/>
+                <w:color w:val="F2F2F2"/>
+                <w:sz w:val="18"/>
+                <w:szCs w:val="18"/>
+                <w:lang w:val="en-US"/>
+              </w:rPr>
+              <w:t>tar -xzf stocknet.tar.gz -C data --wildcards \</w:t>
+            </w:r>
+          </w:p>
+          <w:p>
+            <w:pPr>
+              <w:rPr>
+                <w:lang w:val="en-US"/>
+              </w:rPr>
+            </w:pPr>
+            <w:r>
+              <w:rPr>
+                <w:rFonts w:ascii="Courier New" w:eastAsia="Courier New" w:hAnsi="Courier New" w:cs="Courier New"/>
+                <w:color w:val="F2F2F2"/>
+                <w:sz w:val="18"/>
+                <w:szCs w:val="18"/>
+                <w:lang w:val="en-US"/>
+              </w:rPr>
+              <w:t xml:space="preserve">  "stocknet-dataset-master/price/raw/AAPL.csv" \</w:t>
+            </w:r>
+          </w:p>
+          <w:p>
+            <w:pPr>
+              <w:rPr>
+                <w:lang w:val="en-US"/>
+              </w:rPr>
+            </w:pPr>
+            <w:r>
+              <w:rPr>
+                <w:rFonts w:ascii="Courier New" w:eastAsia="Courier New" w:hAnsi="Courier New" w:cs="Courier New"/>
+                <w:color w:val="F2F2F2"/>
+                <w:sz w:val="18"/>
+                <w:szCs w:val="18"/>
+                <w:lang w:val="en-US"/>
+              </w:rPr>
+              <w:t xml:space="preserve">  "stocknet-dataset-master/tweet/preprocessed/AAPL/*"</w:t>
             </w:r>
           </w:p>
         </w:tc>
@@ -1218,21 +812,7 @@
         <w:rPr>
           <w:lang w:val="en-US"/>
         </w:rPr>
-        <w:t>data/</w:t>
-      </w:r>
-      <w:proofErr w:type="spellStart"/>
-      <w:r>
-        <w:rPr>
-          <w:lang w:val="en-US"/>
-        </w:rPr>
-        <w:t>stocknet</w:t>
-      </w:r>
-      <w:proofErr w:type="spellEnd"/>
-      <w:r>
-        <w:rPr>
-          <w:lang w:val="en-US"/>
-        </w:rPr>
-        <w:t>-dataset-master/price/raw/AAPL.csv → Date, Open, High, Low, Close, Adj Close, Volume</w:t>
+        <w:t>data/stocknet-dataset-master/price/raw/AAPL.csv → Date, Open, High, Low, Close, Adj Close, Volume</w:t>
       </w:r>
     </w:p>
     <w:p>
@@ -1244,45 +824,8 @@
         </w:numPr>
         <w:spacing w:after="80"/>
       </w:pPr>
-      <w:proofErr w:type="gramStart"/>
-      <w:r>
-        <w:t>data</w:t>
-      </w:r>
-      <w:proofErr w:type="gramEnd"/>
-      <w:r>
-        <w:t>/</w:t>
-      </w:r>
-      <w:proofErr w:type="spellStart"/>
-      <w:r>
-        <w:t>stocknet</w:t>
-      </w:r>
-      <w:proofErr w:type="spellEnd"/>
-      <w:r>
-        <w:t>-dataset-master/tweet/</w:t>
-      </w:r>
-      <w:proofErr w:type="spellStart"/>
-      <w:r>
-        <w:t>preprocessed</w:t>
-      </w:r>
-      <w:proofErr w:type="spellEnd"/>
-      <w:r>
-        <w:t xml:space="preserve">/AAPL/AAAA-MM-JJ → un fichier par jour, une ligne JSON par tweet (champ « </w:t>
-      </w:r>
-      <w:proofErr w:type="spellStart"/>
-      <w:r>
-        <w:t>text</w:t>
-      </w:r>
-      <w:proofErr w:type="spellEnd"/>
-      <w:r>
-        <w:t xml:space="preserve"> » déjà </w:t>
-      </w:r>
-      <w:proofErr w:type="spellStart"/>
-      <w:r>
-        <w:t>tokenisé</w:t>
-      </w:r>
-      <w:proofErr w:type="spellEnd"/>
-      <w:r>
-        <w:t>)</w:t>
+      <w:r>
+        <w:t>data/stocknet-dataset-master/tweet/preprocessed/AAPL/AAAA-MM-JJ → un fichier par jour, une ligne JSON par tweet (champ « text » déjà tokenisé)</w:t>
       </w:r>
     </w:p>
     <w:p>
@@ -1340,12 +883,6 @@
         <w:gridCol w:w="9016"/>
       </w:tblGrid>
       <w:tr>
-        <w:tblPrEx>
-          <w:tblCellMar>
-            <w:top w:w="0" w:type="dxa"/>
-            <w:bottom w:w="0" w:type="dxa"/>
-          </w:tblCellMar>
-        </w:tblPrEx>
         <w:tc>
           <w:tcPr>
             <w:tcW w:w="5000" w:type="pct"/>
@@ -1371,42 +908,8 @@
                 <w:szCs w:val="18"/>
                 <w:lang w:val="en-US"/>
               </w:rPr>
-              <w:t xml:space="preserve">import </w:t>
-            </w:r>
-            <w:proofErr w:type="spellStart"/>
-            <w:r>
-              <w:rPr>
-                <w:rFonts w:ascii="Courier New" w:eastAsia="Courier New" w:hAnsi="Courier New" w:cs="Courier New"/>
-                <w:color w:val="F2F2F2"/>
-                <w:sz w:val="18"/>
-                <w:szCs w:val="18"/>
-                <w:lang w:val="en-US"/>
-              </w:rPr>
-              <w:t>json</w:t>
-            </w:r>
-            <w:proofErr w:type="spellEnd"/>
-            <w:r>
-              <w:rPr>
-                <w:rFonts w:ascii="Courier New" w:eastAsia="Courier New" w:hAnsi="Courier New" w:cs="Courier New"/>
-                <w:color w:val="F2F2F2"/>
-                <w:sz w:val="18"/>
-                <w:szCs w:val="18"/>
-                <w:lang w:val="en-US"/>
-              </w:rPr>
-              <w:t xml:space="preserve">, </w:t>
-            </w:r>
-            <w:proofErr w:type="spellStart"/>
-            <w:r>
-              <w:rPr>
-                <w:rFonts w:ascii="Courier New" w:eastAsia="Courier New" w:hAnsi="Courier New" w:cs="Courier New"/>
-                <w:color w:val="F2F2F2"/>
-                <w:sz w:val="18"/>
-                <w:szCs w:val="18"/>
-                <w:lang w:val="en-US"/>
-              </w:rPr>
-              <w:t>os</w:t>
-            </w:r>
-            <w:proofErr w:type="spellEnd"/>
+              <w:t>import json, os</w:t>
+            </w:r>
           </w:p>
           <w:p>
             <w:pPr>
@@ -1439,44 +942,8 @@
                 <w:szCs w:val="18"/>
                 <w:lang w:val="en-US"/>
               </w:rPr>
-              <w:t xml:space="preserve">from </w:t>
-            </w:r>
-            <w:proofErr w:type="spellStart"/>
-            <w:proofErr w:type="gramStart"/>
-            <w:r>
-              <w:rPr>
-                <w:rFonts w:ascii="Courier New" w:eastAsia="Courier New" w:hAnsi="Courier New" w:cs="Courier New"/>
-                <w:color w:val="F2F2F2"/>
-                <w:sz w:val="18"/>
-                <w:szCs w:val="18"/>
-                <w:lang w:val="en-US"/>
-              </w:rPr>
-              <w:t>nltk.sentiment</w:t>
-            </w:r>
-            <w:proofErr w:type="spellEnd"/>
-            <w:proofErr w:type="gramEnd"/>
-            <w:r>
-              <w:rPr>
-                <w:rFonts w:ascii="Courier New" w:eastAsia="Courier New" w:hAnsi="Courier New" w:cs="Courier New"/>
-                <w:color w:val="F2F2F2"/>
-                <w:sz w:val="18"/>
-                <w:szCs w:val="18"/>
-                <w:lang w:val="en-US"/>
-              </w:rPr>
-              <w:t xml:space="preserve"> import </w:t>
-            </w:r>
-            <w:proofErr w:type="spellStart"/>
-            <w:r>
-              <w:rPr>
-                <w:rFonts w:ascii="Courier New" w:eastAsia="Courier New" w:hAnsi="Courier New" w:cs="Courier New"/>
-                <w:color w:val="F2F2F2"/>
-                <w:sz w:val="18"/>
-                <w:szCs w:val="18"/>
-                <w:lang w:val="en-US"/>
-              </w:rPr>
-              <w:t>SentimentIntensityAnalyzer</w:t>
-            </w:r>
-            <w:proofErr w:type="spellEnd"/>
+              <w:t>from nltk.sentiment import SentimentIntensityAnalyzer</w:t>
+            </w:r>
           </w:p>
           <w:p>
             <w:pPr>
@@ -1509,29 +976,7 @@
                 <w:szCs w:val="18"/>
                 <w:lang w:val="en-US"/>
               </w:rPr>
-              <w:t>BASE = "data/</w:t>
-            </w:r>
-            <w:proofErr w:type="spellStart"/>
-            <w:r>
-              <w:rPr>
-                <w:rFonts w:ascii="Courier New" w:eastAsia="Courier New" w:hAnsi="Courier New" w:cs="Courier New"/>
-                <w:color w:val="F2F2F2"/>
-                <w:sz w:val="18"/>
-                <w:szCs w:val="18"/>
-                <w:lang w:val="en-US"/>
-              </w:rPr>
-              <w:t>stocknet</w:t>
-            </w:r>
-            <w:proofErr w:type="spellEnd"/>
-            <w:r>
-              <w:rPr>
-                <w:rFonts w:ascii="Courier New" w:eastAsia="Courier New" w:hAnsi="Courier New" w:cs="Courier New"/>
-                <w:color w:val="F2F2F2"/>
-                <w:sz w:val="18"/>
-                <w:szCs w:val="18"/>
-                <w:lang w:val="en-US"/>
-              </w:rPr>
-              <w:t>-dataset-master"</w:t>
+              <w:t>BASE = "data/stocknet-dataset-master"</w:t>
             </w:r>
           </w:p>
           <w:p>
@@ -1597,147 +1042,35 @@
             </w:r>
           </w:p>
           <w:p>
-            <w:proofErr w:type="spellStart"/>
-            <w:proofErr w:type="gramStart"/>
-            <w:r>
-              <w:rPr>
-                <w:rFonts w:ascii="Courier New" w:eastAsia="Courier New" w:hAnsi="Courier New" w:cs="Courier New"/>
-                <w:color w:val="F2F2F2"/>
-                <w:sz w:val="18"/>
-                <w:szCs w:val="18"/>
-              </w:rPr>
-              <w:t>price</w:t>
-            </w:r>
-            <w:proofErr w:type="spellEnd"/>
-            <w:proofErr w:type="gramEnd"/>
-            <w:r>
-              <w:rPr>
-                <w:rFonts w:ascii="Courier New" w:eastAsia="Courier New" w:hAnsi="Courier New" w:cs="Courier New"/>
-                <w:color w:val="F2F2F2"/>
-                <w:sz w:val="18"/>
-                <w:szCs w:val="18"/>
-              </w:rPr>
-              <w:t xml:space="preserve"> = </w:t>
-            </w:r>
-            <w:proofErr w:type="spellStart"/>
-            <w:proofErr w:type="gramStart"/>
-            <w:r>
-              <w:rPr>
-                <w:rFonts w:ascii="Courier New" w:eastAsia="Courier New" w:hAnsi="Courier New" w:cs="Courier New"/>
-                <w:color w:val="F2F2F2"/>
-                <w:sz w:val="18"/>
-                <w:szCs w:val="18"/>
-              </w:rPr>
-              <w:t>pd.read</w:t>
-            </w:r>
-            <w:proofErr w:type="gramEnd"/>
-            <w:r>
-              <w:rPr>
-                <w:rFonts w:ascii="Courier New" w:eastAsia="Courier New" w:hAnsi="Courier New" w:cs="Courier New"/>
-                <w:color w:val="F2F2F2"/>
-                <w:sz w:val="18"/>
-                <w:szCs w:val="18"/>
-              </w:rPr>
-              <w:t>_</w:t>
-            </w:r>
-            <w:proofErr w:type="gramStart"/>
-            <w:r>
-              <w:rPr>
-                <w:rFonts w:ascii="Courier New" w:eastAsia="Courier New" w:hAnsi="Courier New" w:cs="Courier New"/>
-                <w:color w:val="F2F2F2"/>
-                <w:sz w:val="18"/>
-                <w:szCs w:val="18"/>
-              </w:rPr>
-              <w:t>csv</w:t>
-            </w:r>
-            <w:proofErr w:type="spellEnd"/>
-            <w:r>
-              <w:rPr>
-                <w:rFonts w:ascii="Courier New" w:eastAsia="Courier New" w:hAnsi="Courier New" w:cs="Courier New"/>
-                <w:color w:val="F2F2F2"/>
-                <w:sz w:val="18"/>
-                <w:szCs w:val="18"/>
-              </w:rPr>
-              <w:t>(</w:t>
-            </w:r>
-            <w:proofErr w:type="gramEnd"/>
-            <w:r>
-              <w:rPr>
-                <w:rFonts w:ascii="Courier New" w:eastAsia="Courier New" w:hAnsi="Courier New" w:cs="Courier New"/>
-                <w:color w:val="F2F2F2"/>
-                <w:sz w:val="18"/>
-                <w:szCs w:val="18"/>
-              </w:rPr>
-              <w:t xml:space="preserve">PRICE_PATH, </w:t>
-            </w:r>
-            <w:proofErr w:type="spellStart"/>
-            <w:r>
-              <w:rPr>
-                <w:rFonts w:ascii="Courier New" w:eastAsia="Courier New" w:hAnsi="Courier New" w:cs="Courier New"/>
-                <w:color w:val="F2F2F2"/>
-                <w:sz w:val="18"/>
-                <w:szCs w:val="18"/>
-              </w:rPr>
-              <w:t>parse_dates</w:t>
-            </w:r>
-            <w:proofErr w:type="spellEnd"/>
-            <w:r>
-              <w:rPr>
-                <w:rFonts w:ascii="Courier New" w:eastAsia="Courier New" w:hAnsi="Courier New" w:cs="Courier New"/>
-                <w:color w:val="F2F2F2"/>
-                <w:sz w:val="18"/>
-                <w:szCs w:val="18"/>
-              </w:rPr>
-              <w:t>=["Date"]</w:t>
-            </w:r>
-            <w:proofErr w:type="gramStart"/>
-            <w:r>
-              <w:rPr>
-                <w:rFonts w:ascii="Courier New" w:eastAsia="Courier New" w:hAnsi="Courier New" w:cs="Courier New"/>
-                <w:color w:val="F2F2F2"/>
-                <w:sz w:val="18"/>
-                <w:szCs w:val="18"/>
-              </w:rPr>
-              <w:t>).</w:t>
-            </w:r>
-            <w:proofErr w:type="spellStart"/>
-            <w:r>
-              <w:rPr>
-                <w:rFonts w:ascii="Courier New" w:eastAsia="Courier New" w:hAnsi="Courier New" w:cs="Courier New"/>
-                <w:color w:val="F2F2F2"/>
-                <w:sz w:val="18"/>
-                <w:szCs w:val="18"/>
-              </w:rPr>
-              <w:t>sort</w:t>
-            </w:r>
-            <w:proofErr w:type="gramEnd"/>
-            <w:r>
-              <w:rPr>
-                <w:rFonts w:ascii="Courier New" w:eastAsia="Courier New" w:hAnsi="Courier New" w:cs="Courier New"/>
-                <w:color w:val="F2F2F2"/>
-                <w:sz w:val="18"/>
-                <w:szCs w:val="18"/>
-              </w:rPr>
-              <w:t>_values</w:t>
-            </w:r>
-            <w:proofErr w:type="spellEnd"/>
-            <w:r>
-              <w:rPr>
-                <w:rFonts w:ascii="Courier New" w:eastAsia="Courier New" w:hAnsi="Courier New" w:cs="Courier New"/>
-                <w:color w:val="F2F2F2"/>
-                <w:sz w:val="18"/>
-                <w:szCs w:val="18"/>
-              </w:rPr>
-              <w:t>("Date")</w:t>
-            </w:r>
-          </w:p>
-          <w:p>
-            <w:r>
-              <w:rPr>
-                <w:rFonts w:ascii="Courier New" w:eastAsia="Courier New" w:hAnsi="Courier New" w:cs="Courier New"/>
-                <w:color w:val="F2F2F2"/>
-                <w:sz w:val="18"/>
-                <w:szCs w:val="18"/>
+            <w:pPr>
+              <w:rPr>
+                <w:lang w:val="en-US"/>
+              </w:rPr>
+            </w:pPr>
+            <w:r>
+              <w:rPr>
+                <w:rFonts w:ascii="Courier New" w:eastAsia="Courier New" w:hAnsi="Courier New" w:cs="Courier New"/>
+                <w:color w:val="F2F2F2"/>
+                <w:sz w:val="18"/>
+                <w:szCs w:val="18"/>
+                <w:lang w:val="en-US"/>
+              </w:rPr>
+              <w:t>price = pd.read_csv(PRICE_PATH, parse_dates=["Date"]).sort_values("Date")</w:t>
+            </w:r>
+          </w:p>
+          <w:p>
+            <w:pPr>
+              <w:rPr>
+                <w:lang w:val="en-US"/>
+              </w:rPr>
+            </w:pPr>
+            <w:r>
+              <w:rPr>
+                <w:rFonts w:ascii="Courier New" w:eastAsia="Courier New" w:hAnsi="Courier New" w:cs="Courier New"/>
+                <w:color w:val="F2F2F2"/>
+                <w:sz w:val="18"/>
+                <w:szCs w:val="18"/>
+                <w:lang w:val="en-US"/>
               </w:rPr>
               <w:t xml:space="preserve"> </w:t>
             </w:r>
@@ -1759,61 +1092,15 @@
                 <w:lang w:val="en-US"/>
               </w:rPr>
             </w:pPr>
-            <w:proofErr w:type="spellStart"/>
-            <w:r>
-              <w:rPr>
-                <w:rFonts w:ascii="Courier New" w:eastAsia="Courier New" w:hAnsi="Courier New" w:cs="Courier New"/>
-                <w:color w:val="F2F2F2"/>
-                <w:sz w:val="18"/>
-                <w:szCs w:val="18"/>
-                <w:lang w:val="en-US"/>
-              </w:rPr>
-              <w:t>sia</w:t>
-            </w:r>
-            <w:proofErr w:type="spellEnd"/>
-            <w:r>
-              <w:rPr>
-                <w:rFonts w:ascii="Courier New" w:eastAsia="Courier New" w:hAnsi="Courier New" w:cs="Courier New"/>
-                <w:color w:val="F2F2F2"/>
-                <w:sz w:val="18"/>
-                <w:szCs w:val="18"/>
-                <w:lang w:val="en-US"/>
-              </w:rPr>
-              <w:t xml:space="preserve"> = </w:t>
-            </w:r>
-            <w:proofErr w:type="spellStart"/>
-            <w:proofErr w:type="gramStart"/>
-            <w:r>
-              <w:rPr>
-                <w:rFonts w:ascii="Courier New" w:eastAsia="Courier New" w:hAnsi="Courier New" w:cs="Courier New"/>
-                <w:color w:val="F2F2F2"/>
-                <w:sz w:val="18"/>
-                <w:szCs w:val="18"/>
-                <w:lang w:val="en-US"/>
-              </w:rPr>
-              <w:t>SentimentIntensityAnalyzer</w:t>
-            </w:r>
-            <w:proofErr w:type="spellEnd"/>
-            <w:r>
-              <w:rPr>
-                <w:rFonts w:ascii="Courier New" w:eastAsia="Courier New" w:hAnsi="Courier New" w:cs="Courier New"/>
-                <w:color w:val="F2F2F2"/>
-                <w:sz w:val="18"/>
-                <w:szCs w:val="18"/>
-                <w:lang w:val="en-US"/>
-              </w:rPr>
-              <w:t>(</w:t>
-            </w:r>
-            <w:proofErr w:type="gramEnd"/>
-            <w:r>
-              <w:rPr>
-                <w:rFonts w:ascii="Courier New" w:eastAsia="Courier New" w:hAnsi="Courier New" w:cs="Courier New"/>
-                <w:color w:val="F2F2F2"/>
-                <w:sz w:val="18"/>
-                <w:szCs w:val="18"/>
-                <w:lang w:val="en-US"/>
-              </w:rPr>
-              <w:t>)</w:t>
+            <w:r>
+              <w:rPr>
+                <w:rFonts w:ascii="Courier New" w:eastAsia="Courier New" w:hAnsi="Courier New" w:cs="Courier New"/>
+                <w:color w:val="F2F2F2"/>
+                <w:sz w:val="18"/>
+                <w:szCs w:val="18"/>
+                <w:lang w:val="en-US"/>
+              </w:rPr>
+              <w:t>sia = SentimentIntensityAnalyzer()</w:t>
             </w:r>
           </w:p>
           <w:p>
@@ -1847,53 +1134,7 @@
                 <w:szCs w:val="18"/>
                 <w:lang w:val="en-US"/>
               </w:rPr>
-              <w:t xml:space="preserve">for </w:t>
-            </w:r>
-            <w:proofErr w:type="spellStart"/>
-            <w:r>
-              <w:rPr>
-                <w:rFonts w:ascii="Courier New" w:eastAsia="Courier New" w:hAnsi="Courier New" w:cs="Courier New"/>
-                <w:color w:val="F2F2F2"/>
-                <w:sz w:val="18"/>
-                <w:szCs w:val="18"/>
-                <w:lang w:val="en-US"/>
-              </w:rPr>
-              <w:t>fname</w:t>
-            </w:r>
-            <w:proofErr w:type="spellEnd"/>
-            <w:r>
-              <w:rPr>
-                <w:rFonts w:ascii="Courier New" w:eastAsia="Courier New" w:hAnsi="Courier New" w:cs="Courier New"/>
-                <w:color w:val="F2F2F2"/>
-                <w:sz w:val="18"/>
-                <w:szCs w:val="18"/>
-                <w:lang w:val="en-US"/>
-              </w:rPr>
-              <w:t xml:space="preserve"> in sorted(</w:t>
-            </w:r>
-            <w:proofErr w:type="spellStart"/>
-            <w:proofErr w:type="gramStart"/>
-            <w:r>
-              <w:rPr>
-                <w:rFonts w:ascii="Courier New" w:eastAsia="Courier New" w:hAnsi="Courier New" w:cs="Courier New"/>
-                <w:color w:val="F2F2F2"/>
-                <w:sz w:val="18"/>
-                <w:szCs w:val="18"/>
-                <w:lang w:val="en-US"/>
-              </w:rPr>
-              <w:t>os.listdir</w:t>
-            </w:r>
-            <w:proofErr w:type="spellEnd"/>
-            <w:proofErr w:type="gramEnd"/>
-            <w:r>
-              <w:rPr>
-                <w:rFonts w:ascii="Courier New" w:eastAsia="Courier New" w:hAnsi="Courier New" w:cs="Courier New"/>
-                <w:color w:val="F2F2F2"/>
-                <w:sz w:val="18"/>
-                <w:szCs w:val="18"/>
-                <w:lang w:val="en-US"/>
-              </w:rPr>
-              <w:t>(TWEET_DIR)):</w:t>
+              <w:t>for fname in sorted(os.listdir(TWEET_DIR)):</w:t>
             </w:r>
           </w:p>
           <w:p>
@@ -1928,95 +1169,7 @@
                 <w:lang w:val="en-US"/>
               </w:rPr>
               <w:lastRenderedPageBreak/>
-              <w:t xml:space="preserve">    with </w:t>
-            </w:r>
-            <w:proofErr w:type="gramStart"/>
-            <w:r>
-              <w:rPr>
-                <w:rFonts w:ascii="Courier New" w:eastAsia="Courier New" w:hAnsi="Courier New" w:cs="Courier New"/>
-                <w:color w:val="F2F2F2"/>
-                <w:sz w:val="18"/>
-                <w:szCs w:val="18"/>
-                <w:lang w:val="en-US"/>
-              </w:rPr>
-              <w:t>open(</w:t>
-            </w:r>
-            <w:proofErr w:type="spellStart"/>
-            <w:r>
-              <w:rPr>
-                <w:rFonts w:ascii="Courier New" w:eastAsia="Courier New" w:hAnsi="Courier New" w:cs="Courier New"/>
-                <w:color w:val="F2F2F2"/>
-                <w:sz w:val="18"/>
-                <w:szCs w:val="18"/>
-                <w:lang w:val="en-US"/>
-              </w:rPr>
-              <w:t>os.path</w:t>
-            </w:r>
-            <w:proofErr w:type="gramEnd"/>
-            <w:r>
-              <w:rPr>
-                <w:rFonts w:ascii="Courier New" w:eastAsia="Courier New" w:hAnsi="Courier New" w:cs="Courier New"/>
-                <w:color w:val="F2F2F2"/>
-                <w:sz w:val="18"/>
-                <w:szCs w:val="18"/>
-                <w:lang w:val="en-US"/>
-              </w:rPr>
-              <w:t>.</w:t>
-            </w:r>
-            <w:proofErr w:type="gramStart"/>
-            <w:r>
-              <w:rPr>
-                <w:rFonts w:ascii="Courier New" w:eastAsia="Courier New" w:hAnsi="Courier New" w:cs="Courier New"/>
-                <w:color w:val="F2F2F2"/>
-                <w:sz w:val="18"/>
-                <w:szCs w:val="18"/>
-                <w:lang w:val="en-US"/>
-              </w:rPr>
-              <w:t>join</w:t>
-            </w:r>
-            <w:proofErr w:type="spellEnd"/>
-            <w:r>
-              <w:rPr>
-                <w:rFonts w:ascii="Courier New" w:eastAsia="Courier New" w:hAnsi="Courier New" w:cs="Courier New"/>
-                <w:color w:val="F2F2F2"/>
-                <w:sz w:val="18"/>
-                <w:szCs w:val="18"/>
-                <w:lang w:val="en-US"/>
-              </w:rPr>
-              <w:t>(</w:t>
-            </w:r>
-            <w:proofErr w:type="gramEnd"/>
-            <w:r>
-              <w:rPr>
-                <w:rFonts w:ascii="Courier New" w:eastAsia="Courier New" w:hAnsi="Courier New" w:cs="Courier New"/>
-                <w:color w:val="F2F2F2"/>
-                <w:sz w:val="18"/>
-                <w:szCs w:val="18"/>
-                <w:lang w:val="en-US"/>
-              </w:rPr>
-              <w:t xml:space="preserve">TWEET_DIR, </w:t>
-            </w:r>
-            <w:proofErr w:type="spellStart"/>
-            <w:r>
-              <w:rPr>
-                <w:rFonts w:ascii="Courier New" w:eastAsia="Courier New" w:hAnsi="Courier New" w:cs="Courier New"/>
-                <w:color w:val="F2F2F2"/>
-                <w:sz w:val="18"/>
-                <w:szCs w:val="18"/>
-                <w:lang w:val="en-US"/>
-              </w:rPr>
-              <w:t>fname</w:t>
-            </w:r>
-            <w:proofErr w:type="spellEnd"/>
-            <w:r>
-              <w:rPr>
-                <w:rFonts w:ascii="Courier New" w:eastAsia="Courier New" w:hAnsi="Courier New" w:cs="Courier New"/>
-                <w:color w:val="F2F2F2"/>
-                <w:sz w:val="18"/>
-                <w:szCs w:val="18"/>
-                <w:lang w:val="en-US"/>
-              </w:rPr>
-              <w:t>), encoding="utf-8") as f:</w:t>
+              <w:t xml:space="preserve">    with open(os.path.join(TWEET_DIR, fname), encoding="utf-8") as f:</w:t>
             </w:r>
           </w:p>
           <w:p>
@@ -2050,31 +1203,7 @@
                 <w:szCs w:val="18"/>
                 <w:lang w:val="en-US"/>
               </w:rPr>
-              <w:t xml:space="preserve">            if not </w:t>
-            </w:r>
-            <w:proofErr w:type="spellStart"/>
-            <w:proofErr w:type="gramStart"/>
-            <w:r>
-              <w:rPr>
-                <w:rFonts w:ascii="Courier New" w:eastAsia="Courier New" w:hAnsi="Courier New" w:cs="Courier New"/>
-                <w:color w:val="F2F2F2"/>
-                <w:sz w:val="18"/>
-                <w:szCs w:val="18"/>
-                <w:lang w:val="en-US"/>
-              </w:rPr>
-              <w:t>line.strip</w:t>
-            </w:r>
-            <w:proofErr w:type="spellEnd"/>
-            <w:proofErr w:type="gramEnd"/>
-            <w:r>
-              <w:rPr>
-                <w:rFonts w:ascii="Courier New" w:eastAsia="Courier New" w:hAnsi="Courier New" w:cs="Courier New"/>
-                <w:color w:val="F2F2F2"/>
-                <w:sz w:val="18"/>
-                <w:szCs w:val="18"/>
-                <w:lang w:val="en-US"/>
-              </w:rPr>
-              <w:t>():</w:t>
+              <w:t xml:space="preserve">            if not line.strip():</w:t>
             </w:r>
           </w:p>
           <w:p>
@@ -2108,145 +1237,41 @@
                 <w:szCs w:val="18"/>
                 <w:lang w:val="en-US"/>
               </w:rPr>
-              <w:t xml:space="preserve">            tweet = </w:t>
-            </w:r>
-            <w:proofErr w:type="spellStart"/>
-            <w:proofErr w:type="gramStart"/>
-            <w:r>
-              <w:rPr>
-                <w:rFonts w:ascii="Courier New" w:eastAsia="Courier New" w:hAnsi="Courier New" w:cs="Courier New"/>
-                <w:color w:val="F2F2F2"/>
-                <w:sz w:val="18"/>
-                <w:szCs w:val="18"/>
-                <w:lang w:val="en-US"/>
-              </w:rPr>
-              <w:t>json.loads</w:t>
-            </w:r>
-            <w:proofErr w:type="spellEnd"/>
-            <w:proofErr w:type="gramEnd"/>
-            <w:r>
-              <w:rPr>
-                <w:rFonts w:ascii="Courier New" w:eastAsia="Courier New" w:hAnsi="Courier New" w:cs="Courier New"/>
-                <w:color w:val="F2F2F2"/>
-                <w:sz w:val="18"/>
-                <w:szCs w:val="18"/>
-                <w:lang w:val="en-US"/>
-              </w:rPr>
-              <w:t>(line)</w:t>
-            </w:r>
-          </w:p>
-          <w:p>
-            <w:pPr>
-              <w:rPr>
-                <w:lang w:val="en-US"/>
-              </w:rPr>
-            </w:pPr>
-            <w:r>
-              <w:rPr>
-                <w:rFonts w:ascii="Courier New" w:eastAsia="Courier New" w:hAnsi="Courier New" w:cs="Courier New"/>
-                <w:color w:val="F2F2F2"/>
-                <w:sz w:val="18"/>
-                <w:szCs w:val="18"/>
-                <w:lang w:val="en-US"/>
-              </w:rPr>
-              <w:t xml:space="preserve">            text = " </w:t>
-            </w:r>
-            <w:proofErr w:type="gramStart"/>
-            <w:r>
-              <w:rPr>
-                <w:rFonts w:ascii="Courier New" w:eastAsia="Courier New" w:hAnsi="Courier New" w:cs="Courier New"/>
-                <w:color w:val="F2F2F2"/>
-                <w:sz w:val="18"/>
-                <w:szCs w:val="18"/>
-                <w:lang w:val="en-US"/>
-              </w:rPr>
-              <w:t>".join</w:t>
-            </w:r>
-            <w:proofErr w:type="gramEnd"/>
-            <w:r>
-              <w:rPr>
-                <w:rFonts w:ascii="Courier New" w:eastAsia="Courier New" w:hAnsi="Courier New" w:cs="Courier New"/>
-                <w:color w:val="F2F2F2"/>
-                <w:sz w:val="18"/>
-                <w:szCs w:val="18"/>
-                <w:lang w:val="en-US"/>
-              </w:rPr>
-              <w:t>(tweet["text"])</w:t>
-            </w:r>
-          </w:p>
-          <w:p>
-            <w:pPr>
-              <w:rPr>
-                <w:lang w:val="en-US"/>
-              </w:rPr>
-            </w:pPr>
-            <w:r>
-              <w:rPr>
-                <w:rFonts w:ascii="Courier New" w:eastAsia="Courier New" w:hAnsi="Courier New" w:cs="Courier New"/>
-                <w:color w:val="F2F2F2"/>
-                <w:sz w:val="18"/>
-                <w:szCs w:val="18"/>
-                <w:lang w:val="en-US"/>
-              </w:rPr>
-              <w:t xml:space="preserve">            </w:t>
-            </w:r>
-            <w:proofErr w:type="spellStart"/>
-            <w:proofErr w:type="gramStart"/>
-            <w:r>
-              <w:rPr>
-                <w:rFonts w:ascii="Courier New" w:eastAsia="Courier New" w:hAnsi="Courier New" w:cs="Courier New"/>
-                <w:color w:val="F2F2F2"/>
-                <w:sz w:val="18"/>
-                <w:szCs w:val="18"/>
-                <w:lang w:val="en-US"/>
-              </w:rPr>
-              <w:t>scores.append</w:t>
-            </w:r>
-            <w:proofErr w:type="spellEnd"/>
-            <w:proofErr w:type="gramEnd"/>
-            <w:r>
-              <w:rPr>
-                <w:rFonts w:ascii="Courier New" w:eastAsia="Courier New" w:hAnsi="Courier New" w:cs="Courier New"/>
-                <w:color w:val="F2F2F2"/>
-                <w:sz w:val="18"/>
-                <w:szCs w:val="18"/>
-                <w:lang w:val="en-US"/>
-              </w:rPr>
-              <w:t>(</w:t>
-            </w:r>
-            <w:proofErr w:type="spellStart"/>
-            <w:proofErr w:type="gramStart"/>
-            <w:r>
-              <w:rPr>
-                <w:rFonts w:ascii="Courier New" w:eastAsia="Courier New" w:hAnsi="Courier New" w:cs="Courier New"/>
-                <w:color w:val="F2F2F2"/>
-                <w:sz w:val="18"/>
-                <w:szCs w:val="18"/>
-                <w:lang w:val="en-US"/>
-              </w:rPr>
-              <w:t>sia.polarity</w:t>
-            </w:r>
-            <w:proofErr w:type="gramEnd"/>
-            <w:r>
-              <w:rPr>
-                <w:rFonts w:ascii="Courier New" w:eastAsia="Courier New" w:hAnsi="Courier New" w:cs="Courier New"/>
-                <w:color w:val="F2F2F2"/>
-                <w:sz w:val="18"/>
-                <w:szCs w:val="18"/>
-                <w:lang w:val="en-US"/>
-              </w:rPr>
-              <w:t>_scores</w:t>
-            </w:r>
-            <w:proofErr w:type="spellEnd"/>
-            <w:r>
-              <w:rPr>
-                <w:rFonts w:ascii="Courier New" w:eastAsia="Courier New" w:hAnsi="Courier New" w:cs="Courier New"/>
-                <w:color w:val="F2F2F2"/>
-                <w:sz w:val="18"/>
-                <w:szCs w:val="18"/>
-                <w:lang w:val="en-US"/>
-              </w:rPr>
-              <w:t>(text)["compound"])</w:t>
+              <w:t xml:space="preserve">            tweet = json.loads(line)</w:t>
+            </w:r>
+          </w:p>
+          <w:p>
+            <w:pPr>
+              <w:rPr>
+                <w:lang w:val="en-US"/>
+              </w:rPr>
+            </w:pPr>
+            <w:r>
+              <w:rPr>
+                <w:rFonts w:ascii="Courier New" w:eastAsia="Courier New" w:hAnsi="Courier New" w:cs="Courier New"/>
+                <w:color w:val="F2F2F2"/>
+                <w:sz w:val="18"/>
+                <w:szCs w:val="18"/>
+                <w:lang w:val="en-US"/>
+              </w:rPr>
+              <w:t xml:space="preserve">            text = " ".join(tweet["text"])</w:t>
+            </w:r>
+          </w:p>
+          <w:p>
+            <w:pPr>
+              <w:rPr>
+                <w:lang w:val="en-US"/>
+              </w:rPr>
+            </w:pPr>
+            <w:r>
+              <w:rPr>
+                <w:rFonts w:ascii="Courier New" w:eastAsia="Courier New" w:hAnsi="Courier New" w:cs="Courier New"/>
+                <w:color w:val="F2F2F2"/>
+                <w:sz w:val="18"/>
+                <w:szCs w:val="18"/>
+                <w:lang w:val="en-US"/>
+              </w:rPr>
+              <w:t xml:space="preserve">            scores.append(sia.polarity_scores(text)["compound"])</w:t>
             </w:r>
           </w:p>
           <w:p>
@@ -2280,238 +1305,58 @@
                 <w:szCs w:val="18"/>
                 <w:lang w:val="en-US"/>
               </w:rPr>
-              <w:t xml:space="preserve">        </w:t>
-            </w:r>
-            <w:proofErr w:type="spellStart"/>
-            <w:proofErr w:type="gramStart"/>
-            <w:r>
-              <w:rPr>
-                <w:rFonts w:ascii="Courier New" w:eastAsia="Courier New" w:hAnsi="Courier New" w:cs="Courier New"/>
-                <w:color w:val="F2F2F2"/>
-                <w:sz w:val="18"/>
-                <w:szCs w:val="18"/>
-                <w:lang w:val="en-US"/>
-              </w:rPr>
-              <w:t>rows.append</w:t>
-            </w:r>
-            <w:proofErr w:type="spellEnd"/>
-            <w:proofErr w:type="gramEnd"/>
-            <w:r>
-              <w:rPr>
-                <w:rFonts w:ascii="Courier New" w:eastAsia="Courier New" w:hAnsi="Courier New" w:cs="Courier New"/>
-                <w:color w:val="F2F2F2"/>
-                <w:sz w:val="18"/>
-                <w:szCs w:val="18"/>
-                <w:lang w:val="en-US"/>
-              </w:rPr>
-              <w:t>({</w:t>
-            </w:r>
-          </w:p>
-          <w:p>
-            <w:pPr>
-              <w:rPr>
-                <w:lang w:val="en-US"/>
-              </w:rPr>
-            </w:pPr>
-            <w:r>
-              <w:rPr>
-                <w:rFonts w:ascii="Courier New" w:eastAsia="Courier New" w:hAnsi="Courier New" w:cs="Courier New"/>
-                <w:color w:val="F2F2F2"/>
-                <w:sz w:val="18"/>
-                <w:szCs w:val="18"/>
-                <w:lang w:val="en-US"/>
-              </w:rPr>
-              <w:t xml:space="preserve">            "Date": </w:t>
-            </w:r>
-            <w:proofErr w:type="spellStart"/>
-            <w:r>
-              <w:rPr>
-                <w:rFonts w:ascii="Courier New" w:eastAsia="Courier New" w:hAnsi="Courier New" w:cs="Courier New"/>
-                <w:color w:val="F2F2F2"/>
-                <w:sz w:val="18"/>
-                <w:szCs w:val="18"/>
-                <w:lang w:val="en-US"/>
-              </w:rPr>
-              <w:t>pd.to_datetime</w:t>
-            </w:r>
-            <w:proofErr w:type="spellEnd"/>
-            <w:r>
-              <w:rPr>
-                <w:rFonts w:ascii="Courier New" w:eastAsia="Courier New" w:hAnsi="Courier New" w:cs="Courier New"/>
-                <w:color w:val="F2F2F2"/>
-                <w:sz w:val="18"/>
-                <w:szCs w:val="18"/>
-                <w:lang w:val="en-US"/>
-              </w:rPr>
-              <w:t>(</w:t>
-            </w:r>
-            <w:proofErr w:type="spellStart"/>
-            <w:r>
-              <w:rPr>
-                <w:rFonts w:ascii="Courier New" w:eastAsia="Courier New" w:hAnsi="Courier New" w:cs="Courier New"/>
-                <w:color w:val="F2F2F2"/>
-                <w:sz w:val="18"/>
-                <w:szCs w:val="18"/>
-                <w:lang w:val="en-US"/>
-              </w:rPr>
-              <w:t>fname</w:t>
-            </w:r>
-            <w:proofErr w:type="spellEnd"/>
-            <w:r>
-              <w:rPr>
-                <w:rFonts w:ascii="Courier New" w:eastAsia="Courier New" w:hAnsi="Courier New" w:cs="Courier New"/>
-                <w:color w:val="F2F2F2"/>
-                <w:sz w:val="18"/>
-                <w:szCs w:val="18"/>
-                <w:lang w:val="en-US"/>
-              </w:rPr>
-              <w:t>),</w:t>
-            </w:r>
-          </w:p>
-          <w:p>
-            <w:pPr>
-              <w:rPr>
-                <w:lang w:val="en-US"/>
-              </w:rPr>
-            </w:pPr>
-            <w:r>
-              <w:rPr>
-                <w:rFonts w:ascii="Courier New" w:eastAsia="Courier New" w:hAnsi="Courier New" w:cs="Courier New"/>
-                <w:color w:val="F2F2F2"/>
-                <w:sz w:val="18"/>
-                <w:szCs w:val="18"/>
-                <w:lang w:val="en-US"/>
-              </w:rPr>
-              <w:t xml:space="preserve">            "</w:t>
-            </w:r>
-            <w:proofErr w:type="spellStart"/>
-            <w:proofErr w:type="gramStart"/>
-            <w:r>
-              <w:rPr>
-                <w:rFonts w:ascii="Courier New" w:eastAsia="Courier New" w:hAnsi="Courier New" w:cs="Courier New"/>
-                <w:color w:val="F2F2F2"/>
-                <w:sz w:val="18"/>
-                <w:szCs w:val="18"/>
-                <w:lang w:val="en-US"/>
-              </w:rPr>
-              <w:t>sentiment</w:t>
-            </w:r>
-            <w:proofErr w:type="gramEnd"/>
-            <w:r>
-              <w:rPr>
-                <w:rFonts w:ascii="Courier New" w:eastAsia="Courier New" w:hAnsi="Courier New" w:cs="Courier New"/>
-                <w:color w:val="F2F2F2"/>
-                <w:sz w:val="18"/>
-                <w:szCs w:val="18"/>
-                <w:lang w:val="en-US"/>
-              </w:rPr>
-              <w:t>_mean</w:t>
-            </w:r>
-            <w:proofErr w:type="spellEnd"/>
-            <w:r>
-              <w:rPr>
-                <w:rFonts w:ascii="Courier New" w:eastAsia="Courier New" w:hAnsi="Courier New" w:cs="Courier New"/>
-                <w:color w:val="F2F2F2"/>
-                <w:sz w:val="18"/>
-                <w:szCs w:val="18"/>
-                <w:lang w:val="en-US"/>
-              </w:rPr>
-              <w:t xml:space="preserve">": sum(scores) / </w:t>
-            </w:r>
-            <w:proofErr w:type="spellStart"/>
-            <w:r>
-              <w:rPr>
-                <w:rFonts w:ascii="Courier New" w:eastAsia="Courier New" w:hAnsi="Courier New" w:cs="Courier New"/>
-                <w:color w:val="F2F2F2"/>
-                <w:sz w:val="18"/>
-                <w:szCs w:val="18"/>
-                <w:lang w:val="en-US"/>
-              </w:rPr>
-              <w:t>len</w:t>
-            </w:r>
-            <w:proofErr w:type="spellEnd"/>
-            <w:r>
-              <w:rPr>
-                <w:rFonts w:ascii="Courier New" w:eastAsia="Courier New" w:hAnsi="Courier New" w:cs="Courier New"/>
-                <w:color w:val="F2F2F2"/>
-                <w:sz w:val="18"/>
-                <w:szCs w:val="18"/>
-                <w:lang w:val="en-US"/>
-              </w:rPr>
-              <w:t>(scores),</w:t>
-            </w:r>
-          </w:p>
-          <w:p>
-            <w:pPr>
-              <w:rPr>
-                <w:lang w:val="en-US"/>
-              </w:rPr>
-            </w:pPr>
-            <w:r>
-              <w:rPr>
-                <w:rFonts w:ascii="Courier New" w:eastAsia="Courier New" w:hAnsi="Courier New" w:cs="Courier New"/>
-                <w:color w:val="F2F2F2"/>
-                <w:sz w:val="18"/>
-                <w:szCs w:val="18"/>
-                <w:lang w:val="en-US"/>
-              </w:rPr>
-              <w:t xml:space="preserve">            "</w:t>
-            </w:r>
-            <w:proofErr w:type="spellStart"/>
-            <w:proofErr w:type="gramStart"/>
-            <w:r>
-              <w:rPr>
-                <w:rFonts w:ascii="Courier New" w:eastAsia="Courier New" w:hAnsi="Courier New" w:cs="Courier New"/>
-                <w:color w:val="F2F2F2"/>
-                <w:sz w:val="18"/>
-                <w:szCs w:val="18"/>
-                <w:lang w:val="en-US"/>
-              </w:rPr>
-              <w:t>tweet</w:t>
-            </w:r>
-            <w:proofErr w:type="gramEnd"/>
-            <w:r>
-              <w:rPr>
-                <w:rFonts w:ascii="Courier New" w:eastAsia="Courier New" w:hAnsi="Courier New" w:cs="Courier New"/>
-                <w:color w:val="F2F2F2"/>
-                <w:sz w:val="18"/>
-                <w:szCs w:val="18"/>
-                <w:lang w:val="en-US"/>
-              </w:rPr>
-              <w:t>_volume</w:t>
-            </w:r>
-            <w:proofErr w:type="spellEnd"/>
-            <w:r>
-              <w:rPr>
-                <w:rFonts w:ascii="Courier New" w:eastAsia="Courier New" w:hAnsi="Courier New" w:cs="Courier New"/>
-                <w:color w:val="F2F2F2"/>
-                <w:sz w:val="18"/>
-                <w:szCs w:val="18"/>
-                <w:lang w:val="en-US"/>
-              </w:rPr>
-              <w:t xml:space="preserve">": </w:t>
-            </w:r>
-            <w:proofErr w:type="spellStart"/>
-            <w:r>
-              <w:rPr>
-                <w:rFonts w:ascii="Courier New" w:eastAsia="Courier New" w:hAnsi="Courier New" w:cs="Courier New"/>
-                <w:color w:val="F2F2F2"/>
-                <w:sz w:val="18"/>
-                <w:szCs w:val="18"/>
-                <w:lang w:val="en-US"/>
-              </w:rPr>
-              <w:t>len</w:t>
-            </w:r>
-            <w:proofErr w:type="spellEnd"/>
-            <w:r>
-              <w:rPr>
-                <w:rFonts w:ascii="Courier New" w:eastAsia="Courier New" w:hAnsi="Courier New" w:cs="Courier New"/>
-                <w:color w:val="F2F2F2"/>
-                <w:sz w:val="18"/>
-                <w:szCs w:val="18"/>
-                <w:lang w:val="en-US"/>
-              </w:rPr>
-              <w:t>(scores),</w:t>
+              <w:t xml:space="preserve">        rows.append({</w:t>
+            </w:r>
+          </w:p>
+          <w:p>
+            <w:pPr>
+              <w:rPr>
+                <w:lang w:val="en-US"/>
+              </w:rPr>
+            </w:pPr>
+            <w:r>
+              <w:rPr>
+                <w:rFonts w:ascii="Courier New" w:eastAsia="Courier New" w:hAnsi="Courier New" w:cs="Courier New"/>
+                <w:color w:val="F2F2F2"/>
+                <w:sz w:val="18"/>
+                <w:szCs w:val="18"/>
+                <w:lang w:val="en-US"/>
+              </w:rPr>
+              <w:t xml:space="preserve">            "Date": pd.to_datetime(fname),</w:t>
+            </w:r>
+          </w:p>
+          <w:p>
+            <w:pPr>
+              <w:rPr>
+                <w:lang w:val="en-US"/>
+              </w:rPr>
+            </w:pPr>
+            <w:r>
+              <w:rPr>
+                <w:rFonts w:ascii="Courier New" w:eastAsia="Courier New" w:hAnsi="Courier New" w:cs="Courier New"/>
+                <w:color w:val="F2F2F2"/>
+                <w:sz w:val="18"/>
+                <w:szCs w:val="18"/>
+                <w:lang w:val="en-US"/>
+              </w:rPr>
+              <w:t xml:space="preserve">            "sentiment_mean": sum(scores) / len(scores),</w:t>
+            </w:r>
+          </w:p>
+          <w:p>
+            <w:pPr>
+              <w:rPr>
+                <w:lang w:val="en-US"/>
+              </w:rPr>
+            </w:pPr>
+            <w:r>
+              <w:rPr>
+                <w:rFonts w:ascii="Courier New" w:eastAsia="Courier New" w:hAnsi="Courier New" w:cs="Courier New"/>
+                <w:color w:val="F2F2F2"/>
+                <w:sz w:val="18"/>
+                <w:szCs w:val="18"/>
+                <w:lang w:val="en-US"/>
+              </w:rPr>
+              <w:t xml:space="preserve">            "tweet_volume": len(scores),</w:t>
             </w:r>
           </w:p>
           <w:p>
@@ -2545,75 +1390,7 @@
                 <w:szCs w:val="18"/>
                 <w:lang w:val="en-US"/>
               </w:rPr>
-              <w:t xml:space="preserve">sentiment = </w:t>
-            </w:r>
-            <w:proofErr w:type="spellStart"/>
-            <w:proofErr w:type="gramStart"/>
-            <w:r>
-              <w:rPr>
-                <w:rFonts w:ascii="Courier New" w:eastAsia="Courier New" w:hAnsi="Courier New" w:cs="Courier New"/>
-                <w:color w:val="F2F2F2"/>
-                <w:sz w:val="18"/>
-                <w:szCs w:val="18"/>
-                <w:lang w:val="en-US"/>
-              </w:rPr>
-              <w:t>pd.DataFrame</w:t>
-            </w:r>
-            <w:proofErr w:type="spellEnd"/>
-            <w:proofErr w:type="gramEnd"/>
-            <w:r>
-              <w:rPr>
-                <w:rFonts w:ascii="Courier New" w:eastAsia="Courier New" w:hAnsi="Courier New" w:cs="Courier New"/>
-                <w:color w:val="F2F2F2"/>
-                <w:sz w:val="18"/>
-                <w:szCs w:val="18"/>
-                <w:lang w:val="en-US"/>
-              </w:rPr>
-              <w:t>(rows</w:t>
-            </w:r>
-            <w:proofErr w:type="gramStart"/>
-            <w:r>
-              <w:rPr>
-                <w:rFonts w:ascii="Courier New" w:eastAsia="Courier New" w:hAnsi="Courier New" w:cs="Courier New"/>
-                <w:color w:val="F2F2F2"/>
-                <w:sz w:val="18"/>
-                <w:szCs w:val="18"/>
-                <w:lang w:val="en-US"/>
-              </w:rPr>
-              <w:t>).</w:t>
-            </w:r>
-            <w:proofErr w:type="spellStart"/>
-            <w:r>
-              <w:rPr>
-                <w:rFonts w:ascii="Courier New" w:eastAsia="Courier New" w:hAnsi="Courier New" w:cs="Courier New"/>
-                <w:color w:val="F2F2F2"/>
-                <w:sz w:val="18"/>
-                <w:szCs w:val="18"/>
-                <w:lang w:val="en-US"/>
-              </w:rPr>
-              <w:t>sort</w:t>
-            </w:r>
-            <w:proofErr w:type="gramEnd"/>
-            <w:r>
-              <w:rPr>
-                <w:rFonts w:ascii="Courier New" w:eastAsia="Courier New" w:hAnsi="Courier New" w:cs="Courier New"/>
-                <w:color w:val="F2F2F2"/>
-                <w:sz w:val="18"/>
-                <w:szCs w:val="18"/>
-                <w:lang w:val="en-US"/>
-              </w:rPr>
-              <w:t>_values</w:t>
-            </w:r>
-            <w:proofErr w:type="spellEnd"/>
-            <w:r>
-              <w:rPr>
-                <w:rFonts w:ascii="Courier New" w:eastAsia="Courier New" w:hAnsi="Courier New" w:cs="Courier New"/>
-                <w:color w:val="F2F2F2"/>
-                <w:sz w:val="18"/>
-                <w:szCs w:val="18"/>
-                <w:lang w:val="en-US"/>
-              </w:rPr>
-              <w:t>("Date")</w:t>
+              <w:t>sentiment = pd.DataFrame(rows).sort_values("Date")</w:t>
             </w:r>
           </w:p>
           <w:p>
@@ -2656,522 +1433,66 @@
                 <w:lang w:val="en-US"/>
               </w:rPr>
             </w:pPr>
-            <w:proofErr w:type="spellStart"/>
-            <w:r>
-              <w:rPr>
-                <w:rFonts w:ascii="Courier New" w:eastAsia="Courier New" w:hAnsi="Courier New" w:cs="Courier New"/>
-                <w:color w:val="F2F2F2"/>
-                <w:sz w:val="18"/>
-                <w:szCs w:val="18"/>
-                <w:lang w:val="en-US"/>
-              </w:rPr>
-              <w:t>df</w:t>
-            </w:r>
-            <w:proofErr w:type="spellEnd"/>
-            <w:r>
-              <w:rPr>
-                <w:rFonts w:ascii="Courier New" w:eastAsia="Courier New" w:hAnsi="Courier New" w:cs="Courier New"/>
-                <w:color w:val="F2F2F2"/>
-                <w:sz w:val="18"/>
-                <w:szCs w:val="18"/>
-                <w:lang w:val="en-US"/>
-              </w:rPr>
-              <w:t xml:space="preserve"> = </w:t>
-            </w:r>
-            <w:proofErr w:type="spellStart"/>
-            <w:proofErr w:type="gramStart"/>
-            <w:r>
-              <w:rPr>
-                <w:rFonts w:ascii="Courier New" w:eastAsia="Courier New" w:hAnsi="Courier New" w:cs="Courier New"/>
-                <w:color w:val="F2F2F2"/>
-                <w:sz w:val="18"/>
-                <w:szCs w:val="18"/>
-                <w:lang w:val="en-US"/>
-              </w:rPr>
-              <w:t>price.merge</w:t>
-            </w:r>
-            <w:proofErr w:type="spellEnd"/>
-            <w:proofErr w:type="gramEnd"/>
-            <w:r>
-              <w:rPr>
-                <w:rFonts w:ascii="Courier New" w:eastAsia="Courier New" w:hAnsi="Courier New" w:cs="Courier New"/>
-                <w:color w:val="F2F2F2"/>
-                <w:sz w:val="18"/>
-                <w:szCs w:val="18"/>
-                <w:lang w:val="en-US"/>
-              </w:rPr>
-              <w:t>(sentiment, on="Date", how="left")</w:t>
-            </w:r>
-          </w:p>
-          <w:p>
-            <w:pPr>
-              <w:rPr>
-                <w:lang w:val="en-US"/>
-              </w:rPr>
-            </w:pPr>
-            <w:proofErr w:type="spellStart"/>
-            <w:r>
-              <w:rPr>
-                <w:rFonts w:ascii="Courier New" w:eastAsia="Courier New" w:hAnsi="Courier New" w:cs="Courier New"/>
-                <w:color w:val="F2F2F2"/>
-                <w:sz w:val="18"/>
-                <w:szCs w:val="18"/>
-                <w:lang w:val="en-US"/>
-              </w:rPr>
-              <w:t>df</w:t>
-            </w:r>
-            <w:proofErr w:type="spellEnd"/>
-            <w:r>
-              <w:rPr>
-                <w:rFonts w:ascii="Courier New" w:eastAsia="Courier New" w:hAnsi="Courier New" w:cs="Courier New"/>
-                <w:color w:val="F2F2F2"/>
-                <w:sz w:val="18"/>
-                <w:szCs w:val="18"/>
-                <w:lang w:val="en-US"/>
-              </w:rPr>
-              <w:t>["</w:t>
-            </w:r>
-            <w:proofErr w:type="spellStart"/>
-            <w:r>
-              <w:rPr>
-                <w:rFonts w:ascii="Courier New" w:eastAsia="Courier New" w:hAnsi="Courier New" w:cs="Courier New"/>
-                <w:color w:val="F2F2F2"/>
-                <w:sz w:val="18"/>
-                <w:szCs w:val="18"/>
-                <w:lang w:val="en-US"/>
-              </w:rPr>
-              <w:t>sentiment_mean</w:t>
-            </w:r>
-            <w:proofErr w:type="spellEnd"/>
-            <w:r>
-              <w:rPr>
-                <w:rFonts w:ascii="Courier New" w:eastAsia="Courier New" w:hAnsi="Courier New" w:cs="Courier New"/>
-                <w:color w:val="F2F2F2"/>
-                <w:sz w:val="18"/>
-                <w:szCs w:val="18"/>
-                <w:lang w:val="en-US"/>
-              </w:rPr>
-              <w:t xml:space="preserve">"] = </w:t>
-            </w:r>
-            <w:proofErr w:type="spellStart"/>
-            <w:r>
-              <w:rPr>
-                <w:rFonts w:ascii="Courier New" w:eastAsia="Courier New" w:hAnsi="Courier New" w:cs="Courier New"/>
-                <w:color w:val="F2F2F2"/>
-                <w:sz w:val="18"/>
-                <w:szCs w:val="18"/>
-                <w:lang w:val="en-US"/>
-              </w:rPr>
-              <w:t>df</w:t>
-            </w:r>
-            <w:proofErr w:type="spellEnd"/>
-            <w:r>
-              <w:rPr>
-                <w:rFonts w:ascii="Courier New" w:eastAsia="Courier New" w:hAnsi="Courier New" w:cs="Courier New"/>
-                <w:color w:val="F2F2F2"/>
-                <w:sz w:val="18"/>
-                <w:szCs w:val="18"/>
-                <w:lang w:val="en-US"/>
-              </w:rPr>
-              <w:t>["</w:t>
-            </w:r>
-            <w:proofErr w:type="spellStart"/>
-            <w:r>
-              <w:rPr>
-                <w:rFonts w:ascii="Courier New" w:eastAsia="Courier New" w:hAnsi="Courier New" w:cs="Courier New"/>
-                <w:color w:val="F2F2F2"/>
-                <w:sz w:val="18"/>
-                <w:szCs w:val="18"/>
-                <w:lang w:val="en-US"/>
-              </w:rPr>
-              <w:t>sentiment_mean</w:t>
-            </w:r>
-            <w:proofErr w:type="spellEnd"/>
-            <w:r>
-              <w:rPr>
-                <w:rFonts w:ascii="Courier New" w:eastAsia="Courier New" w:hAnsi="Courier New" w:cs="Courier New"/>
-                <w:color w:val="F2F2F2"/>
-                <w:sz w:val="18"/>
-                <w:szCs w:val="18"/>
-                <w:lang w:val="en-US"/>
-              </w:rPr>
-              <w:t>"</w:t>
-            </w:r>
-            <w:proofErr w:type="gramStart"/>
-            <w:r>
-              <w:rPr>
-                <w:rFonts w:ascii="Courier New" w:eastAsia="Courier New" w:hAnsi="Courier New" w:cs="Courier New"/>
-                <w:color w:val="F2F2F2"/>
-                <w:sz w:val="18"/>
-                <w:szCs w:val="18"/>
-                <w:lang w:val="en-US"/>
-              </w:rPr>
-              <w:t>].</w:t>
-            </w:r>
-            <w:proofErr w:type="spellStart"/>
-            <w:r>
-              <w:rPr>
-                <w:rFonts w:ascii="Courier New" w:eastAsia="Courier New" w:hAnsi="Courier New" w:cs="Courier New"/>
-                <w:color w:val="F2F2F2"/>
-                <w:sz w:val="18"/>
-                <w:szCs w:val="18"/>
-                <w:lang w:val="en-US"/>
-              </w:rPr>
-              <w:t>fillna</w:t>
-            </w:r>
-            <w:proofErr w:type="spellEnd"/>
-            <w:proofErr w:type="gramEnd"/>
-            <w:r>
-              <w:rPr>
-                <w:rFonts w:ascii="Courier New" w:eastAsia="Courier New" w:hAnsi="Courier New" w:cs="Courier New"/>
-                <w:color w:val="F2F2F2"/>
-                <w:sz w:val="18"/>
-                <w:szCs w:val="18"/>
-                <w:lang w:val="en-US"/>
-              </w:rPr>
-              <w:t>(0.0)</w:t>
-            </w:r>
-          </w:p>
-          <w:p>
-            <w:pPr>
-              <w:rPr>
-                <w:lang w:val="en-US"/>
-              </w:rPr>
-            </w:pPr>
-            <w:proofErr w:type="spellStart"/>
-            <w:r>
-              <w:rPr>
-                <w:rFonts w:ascii="Courier New" w:eastAsia="Courier New" w:hAnsi="Courier New" w:cs="Courier New"/>
-                <w:color w:val="F2F2F2"/>
-                <w:sz w:val="18"/>
-                <w:szCs w:val="18"/>
-                <w:lang w:val="en-US"/>
-              </w:rPr>
-              <w:t>df</w:t>
-            </w:r>
-            <w:proofErr w:type="spellEnd"/>
-            <w:r>
-              <w:rPr>
-                <w:rFonts w:ascii="Courier New" w:eastAsia="Courier New" w:hAnsi="Courier New" w:cs="Courier New"/>
-                <w:color w:val="F2F2F2"/>
-                <w:sz w:val="18"/>
-                <w:szCs w:val="18"/>
-                <w:lang w:val="en-US"/>
-              </w:rPr>
-              <w:t>["</w:t>
-            </w:r>
-            <w:proofErr w:type="spellStart"/>
-            <w:r>
-              <w:rPr>
-                <w:rFonts w:ascii="Courier New" w:eastAsia="Courier New" w:hAnsi="Courier New" w:cs="Courier New"/>
-                <w:color w:val="F2F2F2"/>
-                <w:sz w:val="18"/>
-                <w:szCs w:val="18"/>
-                <w:lang w:val="en-US"/>
-              </w:rPr>
-              <w:t>tweet_volume</w:t>
-            </w:r>
-            <w:proofErr w:type="spellEnd"/>
-            <w:r>
-              <w:rPr>
-                <w:rFonts w:ascii="Courier New" w:eastAsia="Courier New" w:hAnsi="Courier New" w:cs="Courier New"/>
-                <w:color w:val="F2F2F2"/>
-                <w:sz w:val="18"/>
-                <w:szCs w:val="18"/>
-                <w:lang w:val="en-US"/>
-              </w:rPr>
-              <w:t xml:space="preserve">"] = </w:t>
-            </w:r>
-            <w:proofErr w:type="spellStart"/>
-            <w:r>
-              <w:rPr>
-                <w:rFonts w:ascii="Courier New" w:eastAsia="Courier New" w:hAnsi="Courier New" w:cs="Courier New"/>
-                <w:color w:val="F2F2F2"/>
-                <w:sz w:val="18"/>
-                <w:szCs w:val="18"/>
-                <w:lang w:val="en-US"/>
-              </w:rPr>
-              <w:t>df</w:t>
-            </w:r>
-            <w:proofErr w:type="spellEnd"/>
-            <w:r>
-              <w:rPr>
-                <w:rFonts w:ascii="Courier New" w:eastAsia="Courier New" w:hAnsi="Courier New" w:cs="Courier New"/>
-                <w:color w:val="F2F2F2"/>
-                <w:sz w:val="18"/>
-                <w:szCs w:val="18"/>
-                <w:lang w:val="en-US"/>
-              </w:rPr>
-              <w:t>["</w:t>
-            </w:r>
-            <w:proofErr w:type="spellStart"/>
-            <w:r>
-              <w:rPr>
-                <w:rFonts w:ascii="Courier New" w:eastAsia="Courier New" w:hAnsi="Courier New" w:cs="Courier New"/>
-                <w:color w:val="F2F2F2"/>
-                <w:sz w:val="18"/>
-                <w:szCs w:val="18"/>
-                <w:lang w:val="en-US"/>
-              </w:rPr>
-              <w:t>tweet_volume</w:t>
-            </w:r>
-            <w:proofErr w:type="spellEnd"/>
-            <w:r>
-              <w:rPr>
-                <w:rFonts w:ascii="Courier New" w:eastAsia="Courier New" w:hAnsi="Courier New" w:cs="Courier New"/>
-                <w:color w:val="F2F2F2"/>
-                <w:sz w:val="18"/>
-                <w:szCs w:val="18"/>
-                <w:lang w:val="en-US"/>
-              </w:rPr>
-              <w:t>"</w:t>
-            </w:r>
-            <w:proofErr w:type="gramStart"/>
-            <w:r>
-              <w:rPr>
-                <w:rFonts w:ascii="Courier New" w:eastAsia="Courier New" w:hAnsi="Courier New" w:cs="Courier New"/>
-                <w:color w:val="F2F2F2"/>
-                <w:sz w:val="18"/>
-                <w:szCs w:val="18"/>
-                <w:lang w:val="en-US"/>
-              </w:rPr>
-              <w:t>].</w:t>
-            </w:r>
-            <w:proofErr w:type="spellStart"/>
-            <w:r>
-              <w:rPr>
-                <w:rFonts w:ascii="Courier New" w:eastAsia="Courier New" w:hAnsi="Courier New" w:cs="Courier New"/>
-                <w:color w:val="F2F2F2"/>
-                <w:sz w:val="18"/>
-                <w:szCs w:val="18"/>
-                <w:lang w:val="en-US"/>
-              </w:rPr>
-              <w:t>fillna</w:t>
-            </w:r>
-            <w:proofErr w:type="spellEnd"/>
-            <w:proofErr w:type="gramEnd"/>
-            <w:r>
-              <w:rPr>
-                <w:rFonts w:ascii="Courier New" w:eastAsia="Courier New" w:hAnsi="Courier New" w:cs="Courier New"/>
-                <w:color w:val="F2F2F2"/>
-                <w:sz w:val="18"/>
-                <w:szCs w:val="18"/>
-                <w:lang w:val="en-US"/>
-              </w:rPr>
-              <w:t>(0</w:t>
-            </w:r>
-            <w:proofErr w:type="gramStart"/>
-            <w:r>
-              <w:rPr>
-                <w:rFonts w:ascii="Courier New" w:eastAsia="Courier New" w:hAnsi="Courier New" w:cs="Courier New"/>
-                <w:color w:val="F2F2F2"/>
-                <w:sz w:val="18"/>
-                <w:szCs w:val="18"/>
-                <w:lang w:val="en-US"/>
-              </w:rPr>
-              <w:t>).</w:t>
-            </w:r>
-            <w:proofErr w:type="spellStart"/>
-            <w:r>
-              <w:rPr>
-                <w:rFonts w:ascii="Courier New" w:eastAsia="Courier New" w:hAnsi="Courier New" w:cs="Courier New"/>
-                <w:color w:val="F2F2F2"/>
-                <w:sz w:val="18"/>
-                <w:szCs w:val="18"/>
-                <w:lang w:val="en-US"/>
-              </w:rPr>
-              <w:t>astype</w:t>
-            </w:r>
-            <w:proofErr w:type="spellEnd"/>
-            <w:proofErr w:type="gramEnd"/>
-            <w:r>
-              <w:rPr>
-                <w:rFonts w:ascii="Courier New" w:eastAsia="Courier New" w:hAnsi="Courier New" w:cs="Courier New"/>
-                <w:color w:val="F2F2F2"/>
-                <w:sz w:val="18"/>
-                <w:szCs w:val="18"/>
-                <w:lang w:val="en-US"/>
-              </w:rPr>
-              <w:t>(int)</w:t>
-            </w:r>
-          </w:p>
-          <w:p>
-            <w:pPr>
-              <w:rPr>
-                <w:lang w:val="en-US"/>
-              </w:rPr>
-            </w:pPr>
-            <w:proofErr w:type="spellStart"/>
-            <w:r>
-              <w:rPr>
-                <w:rFonts w:ascii="Courier New" w:eastAsia="Courier New" w:hAnsi="Courier New" w:cs="Courier New"/>
-                <w:color w:val="F2F2F2"/>
-                <w:sz w:val="18"/>
-                <w:szCs w:val="18"/>
-                <w:lang w:val="en-US"/>
-              </w:rPr>
-              <w:t>df</w:t>
-            </w:r>
-            <w:proofErr w:type="spellEnd"/>
-            <w:r>
-              <w:rPr>
-                <w:rFonts w:ascii="Courier New" w:eastAsia="Courier New" w:hAnsi="Courier New" w:cs="Courier New"/>
-                <w:color w:val="F2F2F2"/>
-                <w:sz w:val="18"/>
-                <w:szCs w:val="18"/>
-                <w:lang w:val="en-US"/>
-              </w:rPr>
-              <w:t xml:space="preserve"> = </w:t>
-            </w:r>
-            <w:proofErr w:type="spellStart"/>
-            <w:proofErr w:type="gramStart"/>
-            <w:r>
-              <w:rPr>
-                <w:rFonts w:ascii="Courier New" w:eastAsia="Courier New" w:hAnsi="Courier New" w:cs="Courier New"/>
-                <w:color w:val="F2F2F2"/>
-                <w:sz w:val="18"/>
-                <w:szCs w:val="18"/>
-                <w:lang w:val="en-US"/>
-              </w:rPr>
-              <w:t>df</w:t>
-            </w:r>
-            <w:proofErr w:type="spellEnd"/>
-            <w:r>
-              <w:rPr>
-                <w:rFonts w:ascii="Courier New" w:eastAsia="Courier New" w:hAnsi="Courier New" w:cs="Courier New"/>
-                <w:color w:val="F2F2F2"/>
-                <w:sz w:val="18"/>
-                <w:szCs w:val="18"/>
-                <w:lang w:val="en-US"/>
-              </w:rPr>
-              <w:t>[</w:t>
-            </w:r>
-            <w:proofErr w:type="gramEnd"/>
-            <w:r>
-              <w:rPr>
-                <w:rFonts w:ascii="Courier New" w:eastAsia="Courier New" w:hAnsi="Courier New" w:cs="Courier New"/>
-                <w:color w:val="F2F2F2"/>
-                <w:sz w:val="18"/>
-                <w:szCs w:val="18"/>
-                <w:lang w:val="en-US"/>
-              </w:rPr>
-              <w:t>(</w:t>
-            </w:r>
-            <w:proofErr w:type="spellStart"/>
-            <w:proofErr w:type="gramStart"/>
-            <w:r>
-              <w:rPr>
-                <w:rFonts w:ascii="Courier New" w:eastAsia="Courier New" w:hAnsi="Courier New" w:cs="Courier New"/>
-                <w:color w:val="F2F2F2"/>
-                <w:sz w:val="18"/>
-                <w:szCs w:val="18"/>
-                <w:lang w:val="en-US"/>
-              </w:rPr>
-              <w:t>df.Date</w:t>
-            </w:r>
-            <w:proofErr w:type="spellEnd"/>
-            <w:proofErr w:type="gramEnd"/>
-            <w:r>
-              <w:rPr>
-                <w:rFonts w:ascii="Courier New" w:eastAsia="Courier New" w:hAnsi="Courier New" w:cs="Courier New"/>
-                <w:color w:val="F2F2F2"/>
-                <w:sz w:val="18"/>
-                <w:szCs w:val="18"/>
-                <w:lang w:val="en-US"/>
-              </w:rPr>
-              <w:t xml:space="preserve"> &gt;= </w:t>
-            </w:r>
-            <w:proofErr w:type="spellStart"/>
-            <w:proofErr w:type="gramStart"/>
-            <w:r>
-              <w:rPr>
-                <w:rFonts w:ascii="Courier New" w:eastAsia="Courier New" w:hAnsi="Courier New" w:cs="Courier New"/>
-                <w:color w:val="F2F2F2"/>
-                <w:sz w:val="18"/>
-                <w:szCs w:val="18"/>
-                <w:lang w:val="en-US"/>
-              </w:rPr>
-              <w:t>sentiment.Date.min</w:t>
-            </w:r>
-            <w:proofErr w:type="spellEnd"/>
-            <w:r>
-              <w:rPr>
-                <w:rFonts w:ascii="Courier New" w:eastAsia="Courier New" w:hAnsi="Courier New" w:cs="Courier New"/>
-                <w:color w:val="F2F2F2"/>
-                <w:sz w:val="18"/>
-                <w:szCs w:val="18"/>
-                <w:lang w:val="en-US"/>
-              </w:rPr>
-              <w:t>(</w:t>
-            </w:r>
-            <w:proofErr w:type="gramEnd"/>
-            <w:r>
-              <w:rPr>
-                <w:rFonts w:ascii="Courier New" w:eastAsia="Courier New" w:hAnsi="Courier New" w:cs="Courier New"/>
-                <w:color w:val="F2F2F2"/>
-                <w:sz w:val="18"/>
-                <w:szCs w:val="18"/>
-                <w:lang w:val="en-US"/>
-              </w:rPr>
-              <w:t>)) &amp; (</w:t>
-            </w:r>
-            <w:proofErr w:type="spellStart"/>
-            <w:proofErr w:type="gramStart"/>
-            <w:r>
-              <w:rPr>
-                <w:rFonts w:ascii="Courier New" w:eastAsia="Courier New" w:hAnsi="Courier New" w:cs="Courier New"/>
-                <w:color w:val="F2F2F2"/>
-                <w:sz w:val="18"/>
-                <w:szCs w:val="18"/>
-                <w:lang w:val="en-US"/>
-              </w:rPr>
-              <w:t>df.Date</w:t>
-            </w:r>
-            <w:proofErr w:type="spellEnd"/>
-            <w:proofErr w:type="gramEnd"/>
-            <w:r>
-              <w:rPr>
-                <w:rFonts w:ascii="Courier New" w:eastAsia="Courier New" w:hAnsi="Courier New" w:cs="Courier New"/>
-                <w:color w:val="F2F2F2"/>
-                <w:sz w:val="18"/>
-                <w:szCs w:val="18"/>
-                <w:lang w:val="en-US"/>
-              </w:rPr>
-              <w:t xml:space="preserve"> &lt;= </w:t>
-            </w:r>
-            <w:proofErr w:type="spellStart"/>
-            <w:proofErr w:type="gramStart"/>
-            <w:r>
-              <w:rPr>
-                <w:rFonts w:ascii="Courier New" w:eastAsia="Courier New" w:hAnsi="Courier New" w:cs="Courier New"/>
-                <w:color w:val="F2F2F2"/>
-                <w:sz w:val="18"/>
-                <w:szCs w:val="18"/>
-                <w:lang w:val="en-US"/>
-              </w:rPr>
-              <w:t>sentiment.Date.max</w:t>
-            </w:r>
-            <w:proofErr w:type="spellEnd"/>
-            <w:r>
-              <w:rPr>
-                <w:rFonts w:ascii="Courier New" w:eastAsia="Courier New" w:hAnsi="Courier New" w:cs="Courier New"/>
-                <w:color w:val="F2F2F2"/>
-                <w:sz w:val="18"/>
-                <w:szCs w:val="18"/>
-                <w:lang w:val="en-US"/>
-              </w:rPr>
-              <w:t>(</w:t>
-            </w:r>
-            <w:proofErr w:type="gramEnd"/>
-            <w:r>
-              <w:rPr>
-                <w:rFonts w:ascii="Courier New" w:eastAsia="Courier New" w:hAnsi="Courier New" w:cs="Courier New"/>
-                <w:color w:val="F2F2F2"/>
-                <w:sz w:val="18"/>
-                <w:szCs w:val="18"/>
-                <w:lang w:val="en-US"/>
-              </w:rPr>
-              <w:t>))]</w:t>
+            <w:r>
+              <w:rPr>
+                <w:rFonts w:ascii="Courier New" w:eastAsia="Courier New" w:hAnsi="Courier New" w:cs="Courier New"/>
+                <w:color w:val="F2F2F2"/>
+                <w:sz w:val="18"/>
+                <w:szCs w:val="18"/>
+                <w:lang w:val="en-US"/>
+              </w:rPr>
+              <w:t>df = price.merge(sentiment, on="Date", how="left")</w:t>
+            </w:r>
+          </w:p>
+          <w:p>
+            <w:pPr>
+              <w:rPr>
+                <w:lang w:val="en-US"/>
+              </w:rPr>
+            </w:pPr>
+            <w:r>
+              <w:rPr>
+                <w:rFonts w:ascii="Courier New" w:eastAsia="Courier New" w:hAnsi="Courier New" w:cs="Courier New"/>
+                <w:color w:val="F2F2F2"/>
+                <w:sz w:val="18"/>
+                <w:szCs w:val="18"/>
+                <w:lang w:val="en-US"/>
+              </w:rPr>
+              <w:t>df["sentiment_mean"] = df["sentiment_mean"].fillna(0.0)</w:t>
+            </w:r>
+          </w:p>
+          <w:p>
+            <w:pPr>
+              <w:rPr>
+                <w:lang w:val="en-US"/>
+              </w:rPr>
+            </w:pPr>
+            <w:r>
+              <w:rPr>
+                <w:rFonts w:ascii="Courier New" w:eastAsia="Courier New" w:hAnsi="Courier New" w:cs="Courier New"/>
+                <w:color w:val="F2F2F2"/>
+                <w:sz w:val="18"/>
+                <w:szCs w:val="18"/>
+                <w:lang w:val="en-US"/>
+              </w:rPr>
+              <w:t>df["tweet_volume"] = df["tweet_volume"].fillna(0).astype(int)</w:t>
+            </w:r>
+          </w:p>
+          <w:p>
+            <w:pPr>
+              <w:rPr>
+                <w:lang w:val="en-US"/>
+              </w:rPr>
+            </w:pPr>
+            <w:r>
+              <w:rPr>
+                <w:rFonts w:ascii="Courier New" w:eastAsia="Courier New" w:hAnsi="Courier New" w:cs="Courier New"/>
+                <w:color w:val="F2F2F2"/>
+                <w:sz w:val="18"/>
+                <w:szCs w:val="18"/>
+                <w:lang w:val="en-US"/>
+              </w:rPr>
+              <w:t>df = df[(df.Date &gt;= sentiment.Date.min()) &amp; (df.Date &lt;= sentiment.Date.max())]</w:t>
             </w:r>
           </w:p>
           <w:p>
@@ -3197,231 +1518,49 @@
                 <w:lang w:val="en-US"/>
               </w:rPr>
             </w:pPr>
-            <w:proofErr w:type="spellStart"/>
-            <w:proofErr w:type="gramStart"/>
-            <w:r>
-              <w:rPr>
-                <w:rFonts w:ascii="Courier New" w:eastAsia="Courier New" w:hAnsi="Courier New" w:cs="Courier New"/>
-                <w:color w:val="F2F2F2"/>
-                <w:sz w:val="18"/>
-                <w:szCs w:val="18"/>
-                <w:lang w:val="en-US"/>
-              </w:rPr>
-              <w:t>os.makedirs</w:t>
-            </w:r>
-            <w:proofErr w:type="spellEnd"/>
-            <w:proofErr w:type="gramEnd"/>
-            <w:r>
-              <w:rPr>
-                <w:rFonts w:ascii="Courier New" w:eastAsia="Courier New" w:hAnsi="Courier New" w:cs="Courier New"/>
-                <w:color w:val="F2F2F2"/>
-                <w:sz w:val="18"/>
-                <w:szCs w:val="18"/>
-                <w:lang w:val="en-US"/>
-              </w:rPr>
-              <w:t xml:space="preserve">("output", </w:t>
-            </w:r>
-            <w:proofErr w:type="spellStart"/>
-            <w:r>
-              <w:rPr>
-                <w:rFonts w:ascii="Courier New" w:eastAsia="Courier New" w:hAnsi="Courier New" w:cs="Courier New"/>
-                <w:color w:val="F2F2F2"/>
-                <w:sz w:val="18"/>
-                <w:szCs w:val="18"/>
-                <w:lang w:val="en-US"/>
-              </w:rPr>
-              <w:t>exist_ok</w:t>
-            </w:r>
-            <w:proofErr w:type="spellEnd"/>
-            <w:r>
-              <w:rPr>
-                <w:rFonts w:ascii="Courier New" w:eastAsia="Courier New" w:hAnsi="Courier New" w:cs="Courier New"/>
-                <w:color w:val="F2F2F2"/>
-                <w:sz w:val="18"/>
-                <w:szCs w:val="18"/>
-                <w:lang w:val="en-US"/>
-              </w:rPr>
-              <w:t>=True)</w:t>
-            </w:r>
-          </w:p>
-          <w:p>
-            <w:pPr>
-              <w:rPr>
-                <w:lang w:val="en-US"/>
-              </w:rPr>
-            </w:pPr>
-            <w:proofErr w:type="spellStart"/>
-            <w:r>
-              <w:rPr>
-                <w:rFonts w:ascii="Courier New" w:eastAsia="Courier New" w:hAnsi="Courier New" w:cs="Courier New"/>
-                <w:color w:val="F2F2F2"/>
-                <w:sz w:val="18"/>
-                <w:szCs w:val="18"/>
-                <w:lang w:val="en-US"/>
-              </w:rPr>
-              <w:t>df.to_</w:t>
-            </w:r>
-            <w:proofErr w:type="gramStart"/>
-            <w:r>
-              <w:rPr>
-                <w:rFonts w:ascii="Courier New" w:eastAsia="Courier New" w:hAnsi="Courier New" w:cs="Courier New"/>
-                <w:color w:val="F2F2F2"/>
-                <w:sz w:val="18"/>
-                <w:szCs w:val="18"/>
-                <w:lang w:val="en-US"/>
-              </w:rPr>
-              <w:t>csv</w:t>
-            </w:r>
-            <w:proofErr w:type="spellEnd"/>
-            <w:r>
-              <w:rPr>
-                <w:rFonts w:ascii="Courier New" w:eastAsia="Courier New" w:hAnsi="Courier New" w:cs="Courier New"/>
-                <w:color w:val="F2F2F2"/>
-                <w:sz w:val="18"/>
-                <w:szCs w:val="18"/>
-                <w:lang w:val="en-US"/>
-              </w:rPr>
-              <w:t>(</w:t>
-            </w:r>
-            <w:proofErr w:type="gramEnd"/>
-            <w:r>
-              <w:rPr>
-                <w:rFonts w:ascii="Courier New" w:eastAsia="Courier New" w:hAnsi="Courier New" w:cs="Courier New"/>
-                <w:color w:val="F2F2F2"/>
-                <w:sz w:val="18"/>
-                <w:szCs w:val="18"/>
-                <w:lang w:val="en-US"/>
-              </w:rPr>
-              <w:t>"output/dataset_final.csv", index=False)</w:t>
-            </w:r>
-          </w:p>
-          <w:p>
-            <w:pPr>
-              <w:rPr>
-                <w:lang w:val="en-US"/>
-              </w:rPr>
-            </w:pPr>
-            <w:proofErr w:type="gramStart"/>
-            <w:r>
-              <w:rPr>
-                <w:rFonts w:ascii="Courier New" w:eastAsia="Courier New" w:hAnsi="Courier New" w:cs="Courier New"/>
-                <w:color w:val="F2F2F2"/>
-                <w:sz w:val="18"/>
-                <w:szCs w:val="18"/>
-                <w:lang w:val="en-US"/>
-              </w:rPr>
-              <w:t>print(</w:t>
-            </w:r>
-            <w:proofErr w:type="spellStart"/>
-            <w:proofErr w:type="gramEnd"/>
-            <w:r>
-              <w:rPr>
-                <w:rFonts w:ascii="Courier New" w:eastAsia="Courier New" w:hAnsi="Courier New" w:cs="Courier New"/>
-                <w:color w:val="F2F2F2"/>
-                <w:sz w:val="18"/>
-                <w:szCs w:val="18"/>
-                <w:lang w:val="en-US"/>
-              </w:rPr>
-              <w:t>f"Dataset</w:t>
-            </w:r>
-            <w:proofErr w:type="spellEnd"/>
-            <w:r>
-              <w:rPr>
-                <w:rFonts w:ascii="Courier New" w:eastAsia="Courier New" w:hAnsi="Courier New" w:cs="Courier New"/>
-                <w:color w:val="F2F2F2"/>
-                <w:sz w:val="18"/>
-                <w:szCs w:val="18"/>
-                <w:lang w:val="en-US"/>
-              </w:rPr>
-              <w:t xml:space="preserve"> </w:t>
-            </w:r>
-            <w:proofErr w:type="gramStart"/>
-            <w:r>
-              <w:rPr>
-                <w:rFonts w:ascii="Courier New" w:eastAsia="Courier New" w:hAnsi="Courier New" w:cs="Courier New"/>
-                <w:color w:val="F2F2F2"/>
-                <w:sz w:val="18"/>
-                <w:szCs w:val="18"/>
-                <w:lang w:val="en-US"/>
-              </w:rPr>
-              <w:t>final :</w:t>
-            </w:r>
-            <w:proofErr w:type="gramEnd"/>
-            <w:r>
-              <w:rPr>
-                <w:rFonts w:ascii="Courier New" w:eastAsia="Courier New" w:hAnsi="Courier New" w:cs="Courier New"/>
-                <w:color w:val="F2F2F2"/>
-                <w:sz w:val="18"/>
-                <w:szCs w:val="18"/>
-                <w:lang w:val="en-US"/>
-              </w:rPr>
-              <w:t xml:space="preserve"> {</w:t>
-            </w:r>
-            <w:proofErr w:type="spellStart"/>
-            <w:r>
-              <w:rPr>
-                <w:rFonts w:ascii="Courier New" w:eastAsia="Courier New" w:hAnsi="Courier New" w:cs="Courier New"/>
-                <w:color w:val="F2F2F2"/>
-                <w:sz w:val="18"/>
-                <w:szCs w:val="18"/>
-                <w:lang w:val="en-US"/>
-              </w:rPr>
-              <w:t>len</w:t>
-            </w:r>
-            <w:proofErr w:type="spellEnd"/>
-            <w:r>
-              <w:rPr>
-                <w:rFonts w:ascii="Courier New" w:eastAsia="Courier New" w:hAnsi="Courier New" w:cs="Courier New"/>
-                <w:color w:val="F2F2F2"/>
-                <w:sz w:val="18"/>
-                <w:szCs w:val="18"/>
-                <w:lang w:val="en-US"/>
-              </w:rPr>
-              <w:t>(</w:t>
-            </w:r>
-            <w:proofErr w:type="spellStart"/>
-            <w:r>
-              <w:rPr>
-                <w:rFonts w:ascii="Courier New" w:eastAsia="Courier New" w:hAnsi="Courier New" w:cs="Courier New"/>
-                <w:color w:val="F2F2F2"/>
-                <w:sz w:val="18"/>
-                <w:szCs w:val="18"/>
-                <w:lang w:val="en-US"/>
-              </w:rPr>
-              <w:t>df</w:t>
-            </w:r>
-            <w:proofErr w:type="spellEnd"/>
-            <w:r>
-              <w:rPr>
-                <w:rFonts w:ascii="Courier New" w:eastAsia="Courier New" w:hAnsi="Courier New" w:cs="Courier New"/>
-                <w:color w:val="F2F2F2"/>
-                <w:sz w:val="18"/>
-                <w:szCs w:val="18"/>
-                <w:lang w:val="en-US"/>
-              </w:rPr>
-              <w:t xml:space="preserve">)} </w:t>
-            </w:r>
-            <w:proofErr w:type="spellStart"/>
-            <w:r>
-              <w:rPr>
-                <w:rFonts w:ascii="Courier New" w:eastAsia="Courier New" w:hAnsi="Courier New" w:cs="Courier New"/>
-                <w:color w:val="F2F2F2"/>
-                <w:sz w:val="18"/>
-                <w:szCs w:val="18"/>
-                <w:lang w:val="en-US"/>
-              </w:rPr>
-              <w:t>lignes</w:t>
-            </w:r>
-            <w:proofErr w:type="spellEnd"/>
-            <w:r>
-              <w:rPr>
-                <w:rFonts w:ascii="Courier New" w:eastAsia="Courier New" w:hAnsi="Courier New" w:cs="Courier New"/>
-                <w:color w:val="F2F2F2"/>
-                <w:sz w:val="18"/>
-                <w:szCs w:val="18"/>
-                <w:lang w:val="en-US"/>
-              </w:rPr>
-              <w:t>")</w:t>
+            <w:r>
+              <w:rPr>
+                <w:rFonts w:ascii="Courier New" w:eastAsia="Courier New" w:hAnsi="Courier New" w:cs="Courier New"/>
+                <w:color w:val="F2F2F2"/>
+                <w:sz w:val="18"/>
+                <w:szCs w:val="18"/>
+                <w:lang w:val="en-US"/>
+              </w:rPr>
+              <w:t>os.makedirs("output", exist_ok=True)</w:t>
+            </w:r>
+          </w:p>
+          <w:p>
+            <w:pPr>
+              <w:rPr>
+                <w:lang w:val="en-US"/>
+              </w:rPr>
+            </w:pPr>
+            <w:r>
+              <w:rPr>
+                <w:rFonts w:ascii="Courier New" w:eastAsia="Courier New" w:hAnsi="Courier New" w:cs="Courier New"/>
+                <w:color w:val="F2F2F2"/>
+                <w:sz w:val="18"/>
+                <w:szCs w:val="18"/>
+                <w:lang w:val="en-US"/>
+              </w:rPr>
+              <w:t>df.to_csv("output/dataset_final.csv", index=False)</w:t>
+            </w:r>
+          </w:p>
+          <w:p>
+            <w:pPr>
+              <w:rPr>
+                <w:lang w:val="en-US"/>
+              </w:rPr>
+            </w:pPr>
+            <w:r>
+              <w:rPr>
+                <w:rFonts w:ascii="Courier New" w:eastAsia="Courier New" w:hAnsi="Courier New" w:cs="Courier New"/>
+                <w:color w:val="F2F2F2"/>
+                <w:sz w:val="18"/>
+                <w:szCs w:val="18"/>
+                <w:lang w:val="en-US"/>
+              </w:rPr>
+              <w:t>print(f"Dataset final : {len(df)} lignes")</w:t>
             </w:r>
           </w:p>
         </w:tc>
@@ -3464,12 +1603,6 @@
         <w:gridCol w:w="9016"/>
       </w:tblGrid>
       <w:tr>
-        <w:tblPrEx>
-          <w:tblCellMar>
-            <w:top w:w="0" w:type="dxa"/>
-            <w:bottom w:w="0" w:type="dxa"/>
-          </w:tblCellMar>
-        </w:tblPrEx>
         <w:tc>
           <w:tcPr>
             <w:tcW w:w="5000" w:type="pct"/>
@@ -3487,27 +1620,15 @@
                 <w:lang w:val="en-US"/>
               </w:rPr>
             </w:pPr>
-            <w:proofErr w:type="spellStart"/>
-            <w:r>
-              <w:rPr>
-                <w:rFonts w:ascii="Courier New" w:eastAsia="Courier New" w:hAnsi="Courier New" w:cs="Courier New"/>
-                <w:color w:val="F2F2F2"/>
-                <w:sz w:val="18"/>
-                <w:szCs w:val="18"/>
-                <w:lang w:val="en-US"/>
-              </w:rPr>
-              <w:t>mkdir</w:t>
-            </w:r>
-            <w:proofErr w:type="spellEnd"/>
-            <w:r>
-              <w:rPr>
-                <w:rFonts w:ascii="Courier New" w:eastAsia="Courier New" w:hAnsi="Courier New" w:cs="Courier New"/>
-                <w:color w:val="F2F2F2"/>
-                <w:sz w:val="18"/>
-                <w:szCs w:val="18"/>
-                <w:lang w:val="en-US"/>
-              </w:rPr>
-              <w:t xml:space="preserve"> -p output</w:t>
+            <w:r>
+              <w:rPr>
+                <w:rFonts w:ascii="Courier New" w:eastAsia="Courier New" w:hAnsi="Courier New" w:cs="Courier New"/>
+                <w:color w:val="F2F2F2"/>
+                <w:sz w:val="18"/>
+                <w:szCs w:val="18"/>
+                <w:lang w:val="en-US"/>
+              </w:rPr>
+              <w:t>mkdir -p output</w:t>
             </w:r>
           </w:p>
           <w:p>
@@ -3530,12 +1651,6 @@
         </w:tc>
       </w:tr>
       <w:tr>
-        <w:tblPrEx>
-          <w:tblCellMar>
-            <w:top w:w="0" w:type="dxa"/>
-            <w:bottom w:w="0" w:type="dxa"/>
-          </w:tblCellMar>
-        </w:tblPrEx>
         <w:tc>
           <w:tcPr>
             <w:tcW w:w="5000" w:type="pct"/>
@@ -3566,39 +1681,7 @@
                 <w:sz w:val="21"/>
                 <w:szCs w:val="21"/>
               </w:rPr>
-              <w:t xml:space="preserve">Un fichier output/dataset_final.csv d'environ 504 lignes (jours où le sentiment est disponible, ~2014-2016), avec les colonnes prix + </w:t>
-            </w:r>
-            <w:proofErr w:type="spellStart"/>
-            <w:r>
-              <w:rPr>
-                <w:sz w:val="21"/>
-                <w:szCs w:val="21"/>
-              </w:rPr>
-              <w:t>sentiment_mean</w:t>
-            </w:r>
-            <w:proofErr w:type="spellEnd"/>
-            <w:r>
-              <w:rPr>
-                <w:sz w:val="21"/>
-                <w:szCs w:val="21"/>
-              </w:rPr>
-              <w:t xml:space="preserve"> + </w:t>
-            </w:r>
-            <w:proofErr w:type="spellStart"/>
-            <w:r>
-              <w:rPr>
-                <w:sz w:val="21"/>
-                <w:szCs w:val="21"/>
-              </w:rPr>
-              <w:t>tweet_volume</w:t>
-            </w:r>
-            <w:proofErr w:type="spellEnd"/>
-            <w:r>
-              <w:rPr>
-                <w:sz w:val="21"/>
-                <w:szCs w:val="21"/>
-              </w:rPr>
-              <w:t>.</w:t>
+              <w:t>Un fichier output/dataset_final.csv d'environ 504 lignes (jours où le sentiment est disponible, ~2014-2016), avec les colonnes prix + sentiment_mean + tweet_volume.</w:t>
             </w:r>
           </w:p>
         </w:tc>
@@ -3638,15 +1721,7 @@
         <w:spacing w:after="150"/>
       </w:pPr>
       <w:r>
-        <w:t xml:space="preserve">Pour que la comparaison soit valide, les deux modèles doivent être identiques en tout point, sauf sur les </w:t>
-      </w:r>
-      <w:proofErr w:type="spellStart"/>
-      <w:r>
-        <w:t>features</w:t>
-      </w:r>
-      <w:proofErr w:type="spellEnd"/>
-      <w:r>
-        <w:t xml:space="preserve"> d'entrée :</w:t>
+        <w:t>Pour que la comparaison soit valide, les deux modèles doivent être identiques en tout point, sauf sur les features d'entrée :</w:t>
       </w:r>
     </w:p>
     <w:tbl>
@@ -3672,12 +1747,6 @@
         <w:gridCol w:w="3371"/>
       </w:tblGrid>
       <w:tr>
-        <w:tblPrEx>
-          <w:tblCellMar>
-            <w:top w:w="0" w:type="dxa"/>
-            <w:bottom w:w="0" w:type="dxa"/>
-          </w:tblCellMar>
-        </w:tblPrEx>
         <w:trPr>
           <w:tblHeader/>
         </w:trPr>
@@ -3725,9 +1794,22 @@
                 <w:sz w:val="20"/>
                 <w:szCs w:val="20"/>
               </w:rPr>
-              <w:t>Modèle A (</w:t>
-            </w:r>
-            <w:proofErr w:type="spellStart"/>
+              <w:t>Modèle A (baseline)</w:t>
+            </w:r>
+          </w:p>
+        </w:tc>
+        <w:tc>
+          <w:tcPr>
+            <w:tcW w:w="0" w:type="auto"/>
+            <w:shd w:val="clear" w:color="auto" w:fill="21295C"/>
+            <w:tcMar>
+              <w:top w:w="100" w:type="dxa"/>
+              <w:left w:w="150" w:type="dxa"/>
+              <w:bottom w:w="100" w:type="dxa"/>
+              <w:right w:w="150" w:type="dxa"/>
+            </w:tcMar>
+          </w:tcPr>
+          <w:p>
             <w:r>
               <w:rPr>
                 <w:b/>
@@ -3736,25 +1818,16 @@
                 <w:sz w:val="20"/>
                 <w:szCs w:val="20"/>
               </w:rPr>
-              <w:t>baseline</w:t>
-            </w:r>
-            <w:proofErr w:type="spellEnd"/>
-            <w:r>
-              <w:rPr>
-                <w:b/>
-                <w:bCs/>
-                <w:color w:val="FFFFFF"/>
-                <w:sz w:val="20"/>
-                <w:szCs w:val="20"/>
-              </w:rPr>
-              <w:t>)</w:t>
-            </w:r>
-          </w:p>
-        </w:tc>
+              <w:t>Modèle B (sentiment)</w:t>
+            </w:r>
+          </w:p>
+        </w:tc>
+      </w:tr>
+      <w:tr>
         <w:tc>
           <w:tcPr>
             <w:tcW w:w="0" w:type="auto"/>
-            <w:shd w:val="clear" w:color="auto" w:fill="21295C"/>
+            <w:shd w:val="clear" w:color="auto" w:fill="FFFFFF"/>
             <w:tcMar>
               <w:top w:w="100" w:type="dxa"/>
               <w:left w:w="150" w:type="dxa"/>
@@ -3765,24 +1838,13 @@
           <w:p>
             <w:r>
               <w:rPr>
-                <w:b/>
-                <w:bCs/>
-                <w:color w:val="FFFFFF"/>
                 <w:sz w:val="20"/>
                 <w:szCs w:val="20"/>
               </w:rPr>
-              <w:t>Modèle B (sentiment)</w:t>
-            </w:r>
-          </w:p>
-        </w:tc>
-      </w:tr>
-      <w:tr>
-        <w:tblPrEx>
-          <w:tblCellMar>
-            <w:top w:w="0" w:type="dxa"/>
-            <w:bottom w:w="0" w:type="dxa"/>
-          </w:tblCellMar>
-        </w:tblPrEx>
+              <w:t>Features</w:t>
+            </w:r>
+          </w:p>
+        </w:tc>
         <w:tc>
           <w:tcPr>
             <w:tcW w:w="0" w:type="auto"/>
@@ -3795,15 +1857,13 @@
             </w:tcMar>
           </w:tcPr>
           <w:p>
-            <w:proofErr w:type="spellStart"/>
             <w:r>
               <w:rPr>
                 <w:sz w:val="20"/>
                 <w:szCs w:val="20"/>
               </w:rPr>
-              <w:t>Features</w:t>
-            </w:r>
-            <w:proofErr w:type="spellEnd"/>
+              <w:t>Close, Volume</w:t>
+            </w:r>
           </w:p>
         </w:tc>
         <w:tc>
@@ -3818,19 +1878,27 @@
             </w:tcMar>
           </w:tcPr>
           <w:p>
+            <w:pPr>
+              <w:rPr>
+                <w:lang w:val="en-US"/>
+              </w:rPr>
+            </w:pPr>
             <w:r>
               <w:rPr>
                 <w:sz w:val="20"/>
                 <w:szCs w:val="20"/>
-              </w:rPr>
-              <w:t>Close, Volume</w:t>
-            </w:r>
-          </w:p>
-        </w:tc>
+                <w:lang w:val="en-US"/>
+              </w:rPr>
+              <w:t>Close, Volume, sentiment_mean, tweet_volume</w:t>
+            </w:r>
+          </w:p>
+        </w:tc>
+      </w:tr>
+      <w:tr>
         <w:tc>
           <w:tcPr>
             <w:tcW w:w="0" w:type="auto"/>
-            <w:shd w:val="clear" w:color="auto" w:fill="FFFFFF"/>
+            <w:shd w:val="clear" w:color="auto" w:fill="F4F7FA"/>
             <w:tcMar>
               <w:top w:w="100" w:type="dxa"/>
               <w:left w:w="150" w:type="dxa"/>
@@ -3839,57 +1907,15 @@
             </w:tcMar>
           </w:tcPr>
           <w:p>
-            <w:pPr>
-              <w:rPr>
-                <w:lang w:val="en-US"/>
-              </w:rPr>
-            </w:pPr>
             <w:r>
               <w:rPr>
                 <w:sz w:val="20"/>
                 <w:szCs w:val="20"/>
-                <w:lang w:val="en-US"/>
-              </w:rPr>
-              <w:t xml:space="preserve">Close, Volume, </w:t>
-            </w:r>
-            <w:proofErr w:type="spellStart"/>
-            <w:r>
-              <w:rPr>
-                <w:sz w:val="20"/>
-                <w:szCs w:val="20"/>
-                <w:lang w:val="en-US"/>
-              </w:rPr>
-              <w:t>sentiment_mean</w:t>
-            </w:r>
-            <w:proofErr w:type="spellEnd"/>
-            <w:r>
-              <w:rPr>
-                <w:sz w:val="20"/>
-                <w:szCs w:val="20"/>
-                <w:lang w:val="en-US"/>
-              </w:rPr>
-              <w:t xml:space="preserve">, </w:t>
-            </w:r>
-            <w:proofErr w:type="spellStart"/>
-            <w:r>
-              <w:rPr>
-                <w:sz w:val="20"/>
-                <w:szCs w:val="20"/>
-                <w:lang w:val="en-US"/>
-              </w:rPr>
-              <w:t>tweet_volume</w:t>
-            </w:r>
-            <w:proofErr w:type="spellEnd"/>
-          </w:p>
-        </w:tc>
-      </w:tr>
-      <w:tr>
-        <w:tblPrEx>
-          <w:tblCellMar>
-            <w:top w:w="0" w:type="dxa"/>
-            <w:bottom w:w="0" w:type="dxa"/>
-          </w:tblCellMar>
-        </w:tblPrEx>
+              </w:rPr>
+              <w:t>Fenêtre temporelle</w:t>
+            </w:r>
+          </w:p>
+        </w:tc>
         <w:tc>
           <w:tcPr>
             <w:tcW w:w="0" w:type="auto"/>
@@ -3907,7 +1933,7 @@
                 <w:sz w:val="20"/>
                 <w:szCs w:val="20"/>
               </w:rPr>
-              <w:t>Fenêtre temporelle</w:t>
+              <w:t>10 jours</w:t>
             </w:r>
           </w:p>
         </w:tc>
@@ -3932,10 +1958,12 @@
             </w:r>
           </w:p>
         </w:tc>
+      </w:tr>
+      <w:tr>
         <w:tc>
           <w:tcPr>
             <w:tcW w:w="0" w:type="auto"/>
-            <w:shd w:val="clear" w:color="auto" w:fill="F4F7FA"/>
+            <w:shd w:val="clear" w:color="auto" w:fill="FFFFFF"/>
             <w:tcMar>
               <w:top w:w="100" w:type="dxa"/>
               <w:left w:w="150" w:type="dxa"/>
@@ -3949,18 +1977,10 @@
                 <w:sz w:val="20"/>
                 <w:szCs w:val="20"/>
               </w:rPr>
-              <w:t>10 jours</w:t>
-            </w:r>
-          </w:p>
-        </w:tc>
-      </w:tr>
-      <w:tr>
-        <w:tblPrEx>
-          <w:tblCellMar>
-            <w:top w:w="0" w:type="dxa"/>
-            <w:bottom w:w="0" w:type="dxa"/>
-          </w:tblCellMar>
-        </w:tblPrEx>
+              <w:t>Architecture</w:t>
+            </w:r>
+          </w:p>
+        </w:tc>
         <w:tc>
           <w:tcPr>
             <w:tcW w:w="0" w:type="auto"/>
@@ -3978,7 +1998,7 @@
                 <w:sz w:val="20"/>
                 <w:szCs w:val="20"/>
               </w:rPr>
-              <w:t>Architecture</w:t>
+              <w:t>LSTM(64)→LSTM(32)→Dense(16)→Dense(1)</w:t>
             </w:r>
           </w:p>
         </w:tc>
@@ -3994,44 +2014,21 @@
             </w:tcMar>
           </w:tcPr>
           <w:p>
-            <w:proofErr w:type="gramStart"/>
             <w:r>
               <w:rPr>
                 <w:sz w:val="20"/>
                 <w:szCs w:val="20"/>
               </w:rPr>
-              <w:t>LSTM(64)→LSTM(32)→</w:t>
-            </w:r>
-            <w:proofErr w:type="gramEnd"/>
-            <w:r>
-              <w:rPr>
-                <w:sz w:val="20"/>
-                <w:szCs w:val="20"/>
-              </w:rPr>
-              <w:t>Dense(</w:t>
-            </w:r>
-            <w:proofErr w:type="gramStart"/>
-            <w:r>
-              <w:rPr>
-                <w:sz w:val="20"/>
-                <w:szCs w:val="20"/>
-              </w:rPr>
-              <w:t>16)→Dense(</w:t>
-            </w:r>
-            <w:proofErr w:type="gramEnd"/>
-            <w:r>
-              <w:rPr>
-                <w:sz w:val="20"/>
-                <w:szCs w:val="20"/>
-              </w:rPr>
-              <w:t>1)</w:t>
-            </w:r>
-          </w:p>
-        </w:tc>
+              <w:t>identique</w:t>
+            </w:r>
+          </w:p>
+        </w:tc>
+      </w:tr>
+      <w:tr>
         <w:tc>
           <w:tcPr>
             <w:tcW w:w="0" w:type="auto"/>
-            <w:shd w:val="clear" w:color="auto" w:fill="FFFFFF"/>
+            <w:shd w:val="clear" w:color="auto" w:fill="F4F7FA"/>
             <w:tcMar>
               <w:top w:w="100" w:type="dxa"/>
               <w:left w:w="150" w:type="dxa"/>
@@ -4040,25 +2037,15 @@
             </w:tcMar>
           </w:tcPr>
           <w:p>
-            <w:proofErr w:type="gramStart"/>
             <w:r>
               <w:rPr>
                 <w:sz w:val="20"/>
                 <w:szCs w:val="20"/>
               </w:rPr>
-              <w:t>identique</w:t>
-            </w:r>
-            <w:proofErr w:type="gramEnd"/>
-          </w:p>
-        </w:tc>
-      </w:tr>
-      <w:tr>
-        <w:tblPrEx>
-          <w:tblCellMar>
-            <w:top w:w="0" w:type="dxa"/>
-            <w:bottom w:w="0" w:type="dxa"/>
-          </w:tblCellMar>
-        </w:tblPrEx>
+              <w:t>Split train/val/test</w:t>
+            </w:r>
+          </w:p>
+        </w:tc>
         <w:tc>
           <w:tcPr>
             <w:tcW w:w="0" w:type="auto"/>
@@ -4076,7 +2063,7 @@
                 <w:sz w:val="20"/>
                 <w:szCs w:val="20"/>
               </w:rPr>
-              <w:t>Split train/val/test</w:t>
+              <w:t>70% / 15% / 15%</w:t>
             </w:r>
           </w:p>
         </w:tc>
@@ -4097,14 +2084,16 @@
                 <w:sz w:val="20"/>
                 <w:szCs w:val="20"/>
               </w:rPr>
-              <w:t>70% / 15% / 15%</w:t>
-            </w:r>
-          </w:p>
-        </w:tc>
+              <w:t>identique</w:t>
+            </w:r>
+          </w:p>
+        </w:tc>
+      </w:tr>
+      <w:tr>
         <w:tc>
           <w:tcPr>
             <w:tcW w:w="0" w:type="auto"/>
-            <w:shd w:val="clear" w:color="auto" w:fill="F4F7FA"/>
+            <w:shd w:val="clear" w:color="auto" w:fill="FFFFFF"/>
             <w:tcMar>
               <w:top w:w="100" w:type="dxa"/>
               <w:left w:w="150" w:type="dxa"/>
@@ -4113,25 +2102,15 @@
             </w:tcMar>
           </w:tcPr>
           <w:p>
-            <w:proofErr w:type="gramStart"/>
             <w:r>
               <w:rPr>
                 <w:sz w:val="20"/>
                 <w:szCs w:val="20"/>
               </w:rPr>
-              <w:t>identique</w:t>
-            </w:r>
-            <w:proofErr w:type="gramEnd"/>
-          </w:p>
-        </w:tc>
-      </w:tr>
-      <w:tr>
-        <w:tblPrEx>
-          <w:tblCellMar>
-            <w:top w:w="0" w:type="dxa"/>
-            <w:bottom w:w="0" w:type="dxa"/>
-          </w:tblCellMar>
-        </w:tblPrEx>
+              <w:t>Seed</w:t>
+            </w:r>
+          </w:p>
+        </w:tc>
         <w:tc>
           <w:tcPr>
             <w:tcW w:w="0" w:type="auto"/>
@@ -4149,7 +2128,7 @@
                 <w:sz w:val="20"/>
                 <w:szCs w:val="20"/>
               </w:rPr>
-              <w:t>Seed</w:t>
+              <w:t>42</w:t>
             </w:r>
           </w:p>
         </w:tc>
@@ -4174,35 +2153,8 @@
             </w:r>
           </w:p>
         </w:tc>
-        <w:tc>
-          <w:tcPr>
-            <w:tcW w:w="0" w:type="auto"/>
-            <w:shd w:val="clear" w:color="auto" w:fill="FFFFFF"/>
-            <w:tcMar>
-              <w:top w:w="100" w:type="dxa"/>
-              <w:left w:w="150" w:type="dxa"/>
-              <w:bottom w:w="100" w:type="dxa"/>
-              <w:right w:w="150" w:type="dxa"/>
-            </w:tcMar>
-          </w:tcPr>
-          <w:p>
-            <w:r>
-              <w:rPr>
-                <w:sz w:val="20"/>
-                <w:szCs w:val="20"/>
-              </w:rPr>
-              <w:t>42</w:t>
-            </w:r>
-          </w:p>
-        </w:tc>
       </w:tr>
       <w:tr>
-        <w:tblPrEx>
-          <w:tblCellMar>
-            <w:top w:w="0" w:type="dxa"/>
-            <w:bottom w:w="0" w:type="dxa"/>
-          </w:tblCellMar>
-        </w:tblPrEx>
         <w:tc>
           <w:tcPr>
             <w:tcW w:w="0" w:type="auto"/>
@@ -4294,12 +2246,6 @@
         <w:gridCol w:w="9016"/>
       </w:tblGrid>
       <w:tr>
-        <w:tblPrEx>
-          <w:tblCellMar>
-            <w:top w:w="0" w:type="dxa"/>
-            <w:bottom w:w="0" w:type="dxa"/>
-          </w:tblCellMar>
-        </w:tblPrEx>
         <w:tc>
           <w:tcPr>
             <w:tcW w:w="5000" w:type="pct"/>
@@ -4330,55 +2276,7 @@
                 <w:sz w:val="21"/>
                 <w:szCs w:val="21"/>
               </w:rPr>
-              <w:t xml:space="preserve">Le </w:t>
-            </w:r>
-            <w:proofErr w:type="spellStart"/>
-            <w:r>
-              <w:rPr>
-                <w:sz w:val="21"/>
-                <w:szCs w:val="21"/>
-              </w:rPr>
-              <w:t>scaler</w:t>
-            </w:r>
-            <w:proofErr w:type="spellEnd"/>
-            <w:r>
-              <w:rPr>
-                <w:sz w:val="21"/>
-                <w:szCs w:val="21"/>
-              </w:rPr>
-              <w:t xml:space="preserve"> (</w:t>
-            </w:r>
-            <w:proofErr w:type="spellStart"/>
-            <w:r>
-              <w:rPr>
-                <w:sz w:val="21"/>
-                <w:szCs w:val="21"/>
-              </w:rPr>
-              <w:t>MinMaxScaler</w:t>
-            </w:r>
-            <w:proofErr w:type="spellEnd"/>
-            <w:r>
-              <w:rPr>
-                <w:sz w:val="21"/>
-                <w:szCs w:val="21"/>
-              </w:rPr>
-              <w:t xml:space="preserve">) doit être ajusté (fit) UNIQUEMENT sur les données d'entraînement, jamais sur l'ensemble du dataset — sinon il y a fuite de données (data </w:t>
-            </w:r>
-            <w:proofErr w:type="spellStart"/>
-            <w:r>
-              <w:rPr>
-                <w:sz w:val="21"/>
-                <w:szCs w:val="21"/>
-              </w:rPr>
-              <w:t>leakage</w:t>
-            </w:r>
-            <w:proofErr w:type="spellEnd"/>
-            <w:r>
-              <w:rPr>
-                <w:sz w:val="21"/>
-                <w:szCs w:val="21"/>
-              </w:rPr>
-              <w:t>) entre le train et le test.</w:t>
+              <w:t>Le scaler (MinMaxScaler) doit être ajusté (fit) UNIQUEMENT sur les données d'entraînement, jamais sur l'ensemble du dataset — sinon il y a fuite de données (data leakage) entre le train et le test.</w:t>
             </w:r>
           </w:p>
         </w:tc>
@@ -4429,23 +2327,7 @@
         <w:spacing w:after="80"/>
       </w:pPr>
       <w:r>
-        <w:t xml:space="preserve">Définir la fonction </w:t>
-      </w:r>
-      <w:proofErr w:type="spellStart"/>
-      <w:r>
-        <w:t>make_</w:t>
-      </w:r>
-      <w:proofErr w:type="gramStart"/>
-      <w:r>
-        <w:t>sequences</w:t>
-      </w:r>
-      <w:proofErr w:type="spellEnd"/>
-      <w:r>
-        <w:t>(</w:t>
-      </w:r>
-      <w:proofErr w:type="gramEnd"/>
-      <w:r>
-        <w:t>) qui transforme la série en fenêtres glissantes de 10 jours</w:t>
+        <w:t>Définir la fonction make_sequences() qui transforme la série en fenêtres glissantes de 10 jours</w:t>
       </w:r>
     </w:p>
     <w:p>
@@ -4471,15 +2353,7 @@
         <w:spacing w:after="80"/>
       </w:pPr>
       <w:r>
-        <w:t xml:space="preserve">Normaliser avec </w:t>
-      </w:r>
-      <w:proofErr w:type="spellStart"/>
-      <w:r>
-        <w:t>MinMaxScaler</w:t>
-      </w:r>
-      <w:proofErr w:type="spellEnd"/>
-      <w:r>
-        <w:t xml:space="preserve"> (fit sur train uniquement)</w:t>
+        <w:t>Normaliser avec MinMaxScaler (fit sur train uniquement)</w:t>
       </w:r>
     </w:p>
     <w:p>
@@ -4492,76 +2366,7 @@
         <w:spacing w:after="80"/>
       </w:pPr>
       <w:r>
-        <w:t xml:space="preserve">Construire le modèle : </w:t>
-      </w:r>
-      <w:proofErr w:type="spellStart"/>
-      <w:proofErr w:type="gramStart"/>
-      <w:r>
-        <w:t>Sequential</w:t>
-      </w:r>
-      <w:proofErr w:type="spellEnd"/>
-      <w:r>
-        <w:t>(</w:t>
-      </w:r>
-      <w:proofErr w:type="gramEnd"/>
-      <w:r>
-        <w:t>[</w:t>
-      </w:r>
-      <w:proofErr w:type="gramStart"/>
-      <w:r>
-        <w:t>LSTM(</w:t>
-      </w:r>
-      <w:proofErr w:type="gramEnd"/>
-      <w:r>
-        <w:t xml:space="preserve">64, </w:t>
-      </w:r>
-      <w:proofErr w:type="spellStart"/>
-      <w:r>
-        <w:t>return_sequences</w:t>
-      </w:r>
-      <w:proofErr w:type="spellEnd"/>
-      <w:r>
-        <w:t xml:space="preserve">=True), </w:t>
-      </w:r>
-      <w:proofErr w:type="gramStart"/>
-      <w:r>
-        <w:t>Dropout(</w:t>
-      </w:r>
-      <w:proofErr w:type="gramEnd"/>
-      <w:r>
-        <w:t xml:space="preserve">0.2), </w:t>
-      </w:r>
-      <w:proofErr w:type="gramStart"/>
-      <w:r>
-        <w:t>LSTM(</w:t>
-      </w:r>
-      <w:proofErr w:type="gramEnd"/>
-      <w:r>
-        <w:t xml:space="preserve">32), </w:t>
-      </w:r>
-      <w:proofErr w:type="gramStart"/>
-      <w:r>
-        <w:t>Dropout(</w:t>
-      </w:r>
-      <w:proofErr w:type="gramEnd"/>
-      <w:r>
-        <w:t xml:space="preserve">0.2), </w:t>
-      </w:r>
-      <w:proofErr w:type="gramStart"/>
-      <w:r>
-        <w:t>Dense(</w:t>
-      </w:r>
-      <w:proofErr w:type="gramEnd"/>
-      <w:r>
-        <w:t xml:space="preserve">16, activation='relu'), </w:t>
-      </w:r>
-      <w:proofErr w:type="gramStart"/>
-      <w:r>
-        <w:t>Dense(</w:t>
-      </w:r>
-      <w:proofErr w:type="gramEnd"/>
-      <w:r>
-        <w:t>1)])</w:t>
+        <w:t>Construire le modèle : Sequential([LSTM(64, return_sequences=True), Dropout(0.2), LSTM(32), Dropout(0.2), Dense(16, activation='relu'), Dense(1)])</w:t>
       </w:r>
     </w:p>
     <w:p>
@@ -4580,35 +2385,7 @@
         <w:rPr>
           <w:lang w:val="en-US"/>
         </w:rPr>
-        <w:t>Compiler avec optimizer='</w:t>
-      </w:r>
-      <w:proofErr w:type="spellStart"/>
-      <w:r>
-        <w:rPr>
-          <w:lang w:val="en-US"/>
-        </w:rPr>
-        <w:t>adam</w:t>
-      </w:r>
-      <w:proofErr w:type="spellEnd"/>
-      <w:r>
-        <w:rPr>
-          <w:lang w:val="en-US"/>
-        </w:rPr>
-        <w:t>', loss='</w:t>
-      </w:r>
-      <w:proofErr w:type="spellStart"/>
-      <w:r>
-        <w:rPr>
-          <w:lang w:val="en-US"/>
-        </w:rPr>
-        <w:t>mse</w:t>
-      </w:r>
-      <w:proofErr w:type="spellEnd"/>
-      <w:r>
-        <w:rPr>
-          <w:lang w:val="en-US"/>
-        </w:rPr>
-        <w:t>'</w:t>
+        <w:t>Compiler avec optimizer='adam', loss='mse'</w:t>
       </w:r>
     </w:p>
     <w:p>
@@ -4623,69 +2400,11 @@
           <w:lang w:val="en-US"/>
         </w:rPr>
       </w:pPr>
-      <w:proofErr w:type="spellStart"/>
       <w:r>
         <w:rPr>
           <w:lang w:val="en-US"/>
         </w:rPr>
-        <w:t>Entraîner</w:t>
-      </w:r>
-      <w:proofErr w:type="spellEnd"/>
-      <w:r>
-        <w:rPr>
-          <w:lang w:val="en-US"/>
-        </w:rPr>
-        <w:t xml:space="preserve"> avec </w:t>
-      </w:r>
-      <w:proofErr w:type="spellStart"/>
-      <w:proofErr w:type="gramStart"/>
-      <w:r>
-        <w:rPr>
-          <w:lang w:val="en-US"/>
-        </w:rPr>
-        <w:t>EarlyStopping</w:t>
-      </w:r>
-      <w:proofErr w:type="spellEnd"/>
-      <w:r>
-        <w:rPr>
-          <w:lang w:val="en-US"/>
-        </w:rPr>
-        <w:t>(</w:t>
-      </w:r>
-      <w:proofErr w:type="gramEnd"/>
-      <w:r>
-        <w:rPr>
-          <w:lang w:val="en-US"/>
-        </w:rPr>
-        <w:t>monitor='</w:t>
-      </w:r>
-      <w:proofErr w:type="spellStart"/>
-      <w:r>
-        <w:rPr>
-          <w:lang w:val="en-US"/>
-        </w:rPr>
-        <w:t>val_loss</w:t>
-      </w:r>
-      <w:proofErr w:type="spellEnd"/>
-      <w:r>
-        <w:rPr>
-          <w:lang w:val="en-US"/>
-        </w:rPr>
-        <w:t xml:space="preserve">', patience=10, </w:t>
-      </w:r>
-      <w:proofErr w:type="spellStart"/>
-      <w:r>
-        <w:rPr>
-          <w:lang w:val="en-US"/>
-        </w:rPr>
-        <w:t>restore_best_weights</w:t>
-      </w:r>
-      <w:proofErr w:type="spellEnd"/>
-      <w:r>
-        <w:rPr>
-          <w:lang w:val="en-US"/>
-        </w:rPr>
-        <w:t>=True)</w:t>
+        <w:t>Entraîner avec EarlyStopping(monitor='val_loss', patience=10, restore_best_weights=True)</w:t>
       </w:r>
     </w:p>
     <w:p>
@@ -4698,15 +2417,7 @@
         <w:spacing w:after="80"/>
       </w:pPr>
       <w:r>
-        <w:t xml:space="preserve">Prédire sur le jeu de test, </w:t>
-      </w:r>
-      <w:proofErr w:type="spellStart"/>
-      <w:r>
-        <w:t>dé-normaliser</w:t>
-      </w:r>
-      <w:proofErr w:type="spellEnd"/>
-      <w:r>
-        <w:t>, calculer RMSE / MAE / R² / MAPE</w:t>
+        <w:t>Prédire sur le jeu de test, dé-normaliser, calculer RMSE / MAE / R² / MAPE</w:t>
       </w:r>
     </w:p>
     <w:p>
@@ -4719,21 +2430,8 @@
         <w:spacing w:after="80"/>
       </w:pPr>
       <w:r>
-        <w:t xml:space="preserve">Répéter à l'identique pour les deux jeux de </w:t>
-      </w:r>
-      <w:proofErr w:type="spellStart"/>
-      <w:r>
-        <w:t>features</w:t>
-      </w:r>
-      <w:proofErr w:type="spellEnd"/>
-      <w:r>
-        <w:t xml:space="preserve"> (A puis B) et sauvegarder les résultats dans output/</w:t>
-      </w:r>
-      <w:proofErr w:type="spellStart"/>
-      <w:r>
-        <w:t>results.json</w:t>
-      </w:r>
-      <w:proofErr w:type="spellEnd"/>
+        <w:t>Répéter à l'identique pour les deux jeux de features (A puis B) et sauvegarder les résultats dans output/results.json</w:t>
+      </w:r>
     </w:p>
     <w:p>
       <w:pPr>
@@ -4761,12 +2459,6 @@
         <w:gridCol w:w="9016"/>
       </w:tblGrid>
       <w:tr>
-        <w:tblPrEx>
-          <w:tblCellMar>
-            <w:top w:w="0" w:type="dxa"/>
-            <w:bottom w:w="0" w:type="dxa"/>
-          </w:tblCellMar>
-        </w:tblPrEx>
         <w:tc>
           <w:tcPr>
             <w:tcW w:w="5000" w:type="pct"/>
@@ -4798,64 +2490,7 @@
                 <w:sz w:val="21"/>
                 <w:szCs w:val="21"/>
               </w:rPr>
-              <w:t xml:space="preserve">Écrivez une fonction </w:t>
-            </w:r>
-            <w:proofErr w:type="spellStart"/>
-            <w:r>
-              <w:rPr>
-                <w:sz w:val="21"/>
-                <w:szCs w:val="21"/>
-              </w:rPr>
-              <w:t>run_</w:t>
-            </w:r>
-            <w:proofErr w:type="gramStart"/>
-            <w:r>
-              <w:rPr>
-                <w:sz w:val="21"/>
-                <w:szCs w:val="21"/>
-              </w:rPr>
-              <w:t>experiment</w:t>
-            </w:r>
-            <w:proofErr w:type="spellEnd"/>
-            <w:r>
-              <w:rPr>
-                <w:sz w:val="21"/>
-                <w:szCs w:val="21"/>
-              </w:rPr>
-              <w:t>(</w:t>
-            </w:r>
-            <w:proofErr w:type="spellStart"/>
-            <w:proofErr w:type="gramEnd"/>
-            <w:r>
-              <w:rPr>
-                <w:sz w:val="21"/>
-                <w:szCs w:val="21"/>
-              </w:rPr>
-              <w:t>feature_cols</w:t>
-            </w:r>
-            <w:proofErr w:type="spellEnd"/>
-            <w:r>
-              <w:rPr>
-                <w:sz w:val="21"/>
-                <w:szCs w:val="21"/>
-              </w:rPr>
-              <w:t xml:space="preserve">, </w:t>
-            </w:r>
-            <w:proofErr w:type="spellStart"/>
-            <w:r>
-              <w:rPr>
-                <w:sz w:val="21"/>
-                <w:szCs w:val="21"/>
-              </w:rPr>
-              <w:t>name</w:t>
-            </w:r>
-            <w:proofErr w:type="spellEnd"/>
-            <w:r>
-              <w:rPr>
-                <w:sz w:val="21"/>
-                <w:szCs w:val="21"/>
-              </w:rPr>
-              <w:t>) unique, appelée deux fois avec des colonnes différentes. Cela garantit que le protocole est strictement identique entre les deux modèles.</w:t>
+              <w:t>Écrivez une fonction run_experiment(feature_cols, name) unique, appelée deux fois avec des colonnes différentes. Cela garantit que le protocole est strictement identique entre les deux modèles.</w:t>
             </w:r>
           </w:p>
         </w:tc>
@@ -4887,12 +2522,6 @@
         <w:gridCol w:w="9016"/>
       </w:tblGrid>
       <w:tr>
-        <w:tblPrEx>
-          <w:tblCellMar>
-            <w:top w:w="0" w:type="dxa"/>
-            <w:bottom w:w="0" w:type="dxa"/>
-          </w:tblCellMar>
-        </w:tblPrEx>
         <w:tc>
           <w:tcPr>
             <w:tcW w:w="5000" w:type="pct"/>
@@ -4905,25 +2534,14 @@
             </w:tcMar>
           </w:tcPr>
           <w:p>
-            <w:proofErr w:type="gramStart"/>
-            <w:r>
-              <w:rPr>
-                <w:rFonts w:ascii="Courier New" w:eastAsia="Courier New" w:hAnsi="Courier New" w:cs="Courier New"/>
-                <w:color w:val="F2F2F2"/>
-                <w:sz w:val="18"/>
-                <w:szCs w:val="18"/>
-              </w:rPr>
-              <w:t>python</w:t>
-            </w:r>
-            <w:proofErr w:type="gramEnd"/>
-            <w:r>
-              <w:rPr>
-                <w:rFonts w:ascii="Courier New" w:eastAsia="Courier New" w:hAnsi="Courier New" w:cs="Courier New"/>
-                <w:color w:val="F2F2F2"/>
-                <w:sz w:val="18"/>
-                <w:szCs w:val="18"/>
-              </w:rPr>
-              <w:t>3 02_train_lstm.py</w:t>
+            <w:r>
+              <w:rPr>
+                <w:rFonts w:ascii="Courier New" w:eastAsia="Courier New" w:hAnsi="Courier New" w:cs="Courier New"/>
+                <w:color w:val="F2F2F2"/>
+                <w:sz w:val="18"/>
+                <w:szCs w:val="18"/>
+              </w:rPr>
+              <w:t>python3 02_train_lstm.py</w:t>
             </w:r>
           </w:p>
         </w:tc>
@@ -4948,15 +2566,7 @@
         <w:spacing w:after="150"/>
       </w:pPr>
       <w:r>
-        <w:t xml:space="preserve">Avec le </w:t>
-      </w:r>
-      <w:proofErr w:type="spellStart"/>
-      <w:r>
-        <w:t>seed</w:t>
-      </w:r>
-      <w:proofErr w:type="spellEnd"/>
-      <w:r>
-        <w:t xml:space="preserve"> 42 et la configuration ci-dessus, vous devriez obtenir des résultats proches de :</w:t>
+        <w:t>Avec le seed 42 et la configuration ci-dessus, vous devriez obtenir des résultats proches de :</w:t>
       </w:r>
     </w:p>
     <w:tbl>
@@ -4983,12 +2593,6 @@
         <w:gridCol w:w="1618"/>
       </w:tblGrid>
       <w:tr>
-        <w:tblPrEx>
-          <w:tblCellMar>
-            <w:top w:w="0" w:type="dxa"/>
-            <w:bottom w:w="0" w:type="dxa"/>
-          </w:tblCellMar>
-        </w:tblPrEx>
         <w:trPr>
           <w:tblHeader/>
         </w:trPr>
@@ -5090,12 +2694,6 @@
         </w:tc>
       </w:tr>
       <w:tr>
-        <w:tblPrEx>
-          <w:tblCellMar>
-            <w:top w:w="0" w:type="dxa"/>
-            <w:bottom w:w="0" w:type="dxa"/>
-          </w:tblCellMar>
-        </w:tblPrEx>
         <w:tc>
           <w:tcPr>
             <w:tcW w:w="0" w:type="auto"/>
@@ -5182,12 +2780,6 @@
         </w:tc>
       </w:tr>
       <w:tr>
-        <w:tblPrEx>
-          <w:tblCellMar>
-            <w:top w:w="0" w:type="dxa"/>
-            <w:bottom w:w="0" w:type="dxa"/>
-          </w:tblCellMar>
-        </w:tblPrEx>
         <w:tc>
           <w:tcPr>
             <w:tcW w:w="0" w:type="auto"/>
@@ -5274,12 +2866,6 @@
         </w:tc>
       </w:tr>
       <w:tr>
-        <w:tblPrEx>
-          <w:tblCellMar>
-            <w:top w:w="0" w:type="dxa"/>
-            <w:bottom w:w="0" w:type="dxa"/>
-          </w:tblCellMar>
-        </w:tblPrEx>
         <w:tc>
           <w:tcPr>
             <w:tcW w:w="0" w:type="auto"/>
@@ -5366,12 +2952,6 @@
         </w:tc>
       </w:tr>
       <w:tr>
-        <w:tblPrEx>
-          <w:tblCellMar>
-            <w:top w:w="0" w:type="dxa"/>
-            <w:bottom w:w="0" w:type="dxa"/>
-          </w:tblCellMar>
-        </w:tblPrEx>
         <w:tc>
           <w:tcPr>
             <w:tcW w:w="0" w:type="auto"/>
@@ -5473,25 +3053,7 @@
           <w:iCs/>
           <w:color w:val="444444"/>
         </w:rPr>
-        <w:t xml:space="preserve">Interprétation : sur toutes les métriques, le modèle enrichi par le sentiment des tweets fait mieux que la </w:t>
-      </w:r>
-      <w:proofErr w:type="spellStart"/>
-      <w:r>
-        <w:rPr>
-          <w:i/>
-          <w:iCs/>
-          <w:color w:val="444444"/>
-        </w:rPr>
-        <w:t>baseline</w:t>
-      </w:r>
-      <w:proofErr w:type="spellEnd"/>
-      <w:r>
-        <w:rPr>
-          <w:i/>
-          <w:iCs/>
-          <w:color w:val="444444"/>
-        </w:rPr>
-        <w:t>. L'amélioration est modeste mais cohérente — c'est le comportement attendu : le sentiment est un signal complémentaire, pas une information dominante.</w:t>
+        <w:t>Interprétation : sur toutes les métriques, le modèle enrichi par le sentiment des tweets fait mieux que la baseline. L'amélioration est modeste mais cohérente — c'est le comportement attendu : le sentiment est un signal complémentaire, pas une information dominante.</w:t>
       </w:r>
     </w:p>
     <w:p>
@@ -5520,12 +3082,6 @@
         <w:gridCol w:w="9016"/>
       </w:tblGrid>
       <w:tr>
-        <w:tblPrEx>
-          <w:tblCellMar>
-            <w:top w:w="0" w:type="dxa"/>
-            <w:bottom w:w="0" w:type="dxa"/>
-          </w:tblCellMar>
-        </w:tblPrEx>
         <w:tc>
           <w:tcPr>
             <w:tcW w:w="5000" w:type="pct"/>
@@ -5556,23 +3112,7 @@
                 <w:sz w:val="21"/>
                 <w:szCs w:val="21"/>
               </w:rPr>
-              <w:t xml:space="preserve">Selon la version de </w:t>
-            </w:r>
-            <w:proofErr w:type="spellStart"/>
-            <w:r>
-              <w:rPr>
-                <w:sz w:val="21"/>
-                <w:szCs w:val="21"/>
-              </w:rPr>
-              <w:t>TensorFlow</w:t>
-            </w:r>
-            <w:proofErr w:type="spellEnd"/>
-            <w:r>
-              <w:rPr>
-                <w:sz w:val="21"/>
-                <w:szCs w:val="21"/>
-              </w:rPr>
-              <w:t>, le matériel (CPU/GPU) et l'ordre des opérations flottantes, de petits écarts numériques sont normaux. L'important est le sens de la comparaison (B meilleur que A sur les 4 métriques), pas la valeur exacte.</w:t>
+              <w:t>Selon la version de TensorFlow, le matériel (CPU/GPU) et l'ordre des opérations flottantes, de petits écarts numériques sont normaux. L'important est le sens de la comparaison (B meilleur que A sur les 4 métriques), pas la valeur exacte.</w:t>
             </w:r>
           </w:p>
         </w:tc>
@@ -5597,23 +3137,7 @@
         <w:spacing w:after="150"/>
       </w:pPr>
       <w:r>
-        <w:t xml:space="preserve">Produisez au minimum les graphiques suivants avec </w:t>
-      </w:r>
-      <w:proofErr w:type="spellStart"/>
-      <w:r>
-        <w:t>matplotlib</w:t>
-      </w:r>
-      <w:proofErr w:type="spellEnd"/>
-      <w:r>
-        <w:t>, à partir de output/</w:t>
-      </w:r>
-      <w:proofErr w:type="spellStart"/>
-      <w:r>
-        <w:t>results.json</w:t>
-      </w:r>
-      <w:proofErr w:type="spellEnd"/>
-      <w:r>
-        <w:t xml:space="preserve"> :</w:t>
+        <w:t>Produisez au minimum les graphiques suivants avec matplotlib, à partir de output/results.json :</w:t>
       </w:r>
     </w:p>
     <w:p>
@@ -5681,12 +3205,6 @@
         <w:gridCol w:w="9016"/>
       </w:tblGrid>
       <w:tr>
-        <w:tblPrEx>
-          <w:tblCellMar>
-            <w:top w:w="0" w:type="dxa"/>
-            <w:bottom w:w="0" w:type="dxa"/>
-          </w:tblCellMar>
-        </w:tblPrEx>
         <w:tc>
           <w:tcPr>
             <w:tcW w:w="5000" w:type="pct"/>
@@ -5699,25 +3217,14 @@
             </w:tcMar>
           </w:tcPr>
           <w:p>
-            <w:proofErr w:type="gramStart"/>
-            <w:r>
-              <w:rPr>
-                <w:rFonts w:ascii="Courier New" w:eastAsia="Courier New" w:hAnsi="Courier New" w:cs="Courier New"/>
-                <w:color w:val="F2F2F2"/>
-                <w:sz w:val="18"/>
-                <w:szCs w:val="18"/>
-              </w:rPr>
-              <w:t>python</w:t>
-            </w:r>
-            <w:proofErr w:type="gramEnd"/>
-            <w:r>
-              <w:rPr>
-                <w:rFonts w:ascii="Courier New" w:eastAsia="Courier New" w:hAnsi="Courier New" w:cs="Courier New"/>
-                <w:color w:val="F2F2F2"/>
-                <w:sz w:val="18"/>
-                <w:szCs w:val="18"/>
-              </w:rPr>
-              <w:t>3 03_plots.py</w:t>
+            <w:r>
+              <w:rPr>
+                <w:rFonts w:ascii="Courier New" w:eastAsia="Courier New" w:hAnsi="Courier New" w:cs="Courier New"/>
+                <w:color w:val="F2F2F2"/>
+                <w:sz w:val="18"/>
+                <w:szCs w:val="18"/>
+              </w:rPr>
+              <w:t>python3 03_plots.py</w:t>
             </w:r>
           </w:p>
         </w:tc>
@@ -5748,15 +3255,7 @@
         <w:spacing w:after="80"/>
       </w:pPr>
       <w:r>
-        <w:t xml:space="preserve">Exercice 1 — Remplacez VADER par un modèle de sentiment plus avancé (ex. </w:t>
-      </w:r>
-      <w:proofErr w:type="spellStart"/>
-      <w:r>
-        <w:t>FinBERT</w:t>
-      </w:r>
-      <w:proofErr w:type="spellEnd"/>
-      <w:r>
-        <w:t>) et comparez les résultats.</w:t>
+        <w:t>Exercice 1 — Remplacez VADER par un modèle de sentiment plus avancé (ex. FinBERT) et comparez les résultats.</w:t>
       </w:r>
     </w:p>
     <w:p>
@@ -5795,15 +3294,7 @@
         <w:spacing w:after="80"/>
       </w:pPr>
       <w:r>
-        <w:t xml:space="preserve">Exercice 4 — Le dataset </w:t>
-      </w:r>
-      <w:proofErr w:type="spellStart"/>
-      <w:r>
-        <w:t>StockNet</w:t>
-      </w:r>
-      <w:proofErr w:type="spellEnd"/>
-      <w:r>
-        <w:t xml:space="preserve"> couvre 88 actions : reproduisez l'expérience sur une autre action et comparez le gain apporté par le sentiment.</w:t>
+        <w:t>Exercice 4 — Le dataset StockNet couvre 88 actions : reproduisez l'expérience sur une autre action et comparez le gain apporté par le sentiment.</w:t>
       </w:r>
     </w:p>
     <w:p>

--- a/TP_LSTM_prediction_boursiere.docx
+++ b/TP_LSTM_prediction_boursiere.docx
@@ -12,7 +12,7 @@
           <w:noProof/>
         </w:rPr>
         <w:drawing>
-          <wp:anchor distT="0" distB="0" distL="114300" distR="114300" simplePos="0" relativeHeight="251658240" behindDoc="0" locked="0" layoutInCell="1" allowOverlap="1" wp14:anchorId="794C3C55" wp14:editId="02CA028F">
+          <wp:anchor distT="0" distB="0" distL="114300" distR="114300" simplePos="0" relativeHeight="251658240" behindDoc="0" locked="0" layoutInCell="1" allowOverlap="1" wp14:anchorId="794C3C55" wp14:editId="48B75428">
             <wp:simplePos x="0" y="0"/>
             <wp:positionH relativeFrom="column">
               <wp:posOffset>2127250</wp:posOffset>
@@ -143,6 +143,14 @@
         </w:rPr>
         <w:t xml:space="preserve"> </w:t>
       </w:r>
+      <w:r>
+        <w:rPr>
+          <w:color w:val="5B6B79"/>
+          <w:sz w:val="21"/>
+          <w:szCs w:val="21"/>
+        </w:rPr>
+        <w:t xml:space="preserve"> </w:t>
+      </w:r>
     </w:p>
     <w:p>
       <w:pPr>
@@ -276,9 +284,13 @@
         </w:numPr>
         <w:spacing w:after="80"/>
       </w:pPr>
+      <w:proofErr w:type="spellStart"/>
+      <w:proofErr w:type="gramStart"/>
       <w:r>
         <w:t>pip</w:t>
       </w:r>
+      <w:proofErr w:type="spellEnd"/>
+      <w:proofErr w:type="gramEnd"/>
     </w:p>
     <w:p>
       <w:pPr>
@@ -361,8 +373,42 @@
                 <w:szCs w:val="18"/>
                 <w:lang w:val="en-US"/>
               </w:rPr>
-              <w:t>python3 -m venv venv</w:t>
-            </w:r>
+              <w:t xml:space="preserve">python3 -m </w:t>
+            </w:r>
+            <w:proofErr w:type="spellStart"/>
+            <w:r>
+              <w:rPr>
+                <w:rFonts w:ascii="Courier New" w:eastAsia="Courier New" w:hAnsi="Courier New" w:cs="Courier New"/>
+                <w:color w:val="F2F2F2"/>
+                <w:sz w:val="18"/>
+                <w:szCs w:val="18"/>
+                <w:lang w:val="en-US"/>
+              </w:rPr>
+              <w:t>venv</w:t>
+            </w:r>
+            <w:proofErr w:type="spellEnd"/>
+            <w:r>
+              <w:rPr>
+                <w:rFonts w:ascii="Courier New" w:eastAsia="Courier New" w:hAnsi="Courier New" w:cs="Courier New"/>
+                <w:color w:val="F2F2F2"/>
+                <w:sz w:val="18"/>
+                <w:szCs w:val="18"/>
+                <w:lang w:val="en-US"/>
+              </w:rPr>
+              <w:t xml:space="preserve"> </w:t>
+            </w:r>
+            <w:proofErr w:type="spellStart"/>
+            <w:r>
+              <w:rPr>
+                <w:rFonts w:ascii="Courier New" w:eastAsia="Courier New" w:hAnsi="Courier New" w:cs="Courier New"/>
+                <w:color w:val="F2F2F2"/>
+                <w:sz w:val="18"/>
+                <w:szCs w:val="18"/>
+                <w:lang w:val="en-US"/>
+              </w:rPr>
+              <w:t>venv</w:t>
+            </w:r>
+            <w:proofErr w:type="spellEnd"/>
           </w:p>
           <w:p>
             <w:pPr>
@@ -378,7 +424,73 @@
                 <w:szCs w:val="18"/>
                 <w:lang w:val="en-US"/>
               </w:rPr>
-              <w:t>source venv/bin/activate      # Windows : venv\Scripts\activate</w:t>
+              <w:t xml:space="preserve">source </w:t>
+            </w:r>
+            <w:proofErr w:type="spellStart"/>
+            <w:r>
+              <w:rPr>
+                <w:rFonts w:ascii="Courier New" w:eastAsia="Courier New" w:hAnsi="Courier New" w:cs="Courier New"/>
+                <w:color w:val="F2F2F2"/>
+                <w:sz w:val="18"/>
+                <w:szCs w:val="18"/>
+                <w:lang w:val="en-US"/>
+              </w:rPr>
+              <w:t>venv</w:t>
+            </w:r>
+            <w:proofErr w:type="spellEnd"/>
+            <w:r>
+              <w:rPr>
+                <w:rFonts w:ascii="Courier New" w:eastAsia="Courier New" w:hAnsi="Courier New" w:cs="Courier New"/>
+                <w:color w:val="F2F2F2"/>
+                <w:sz w:val="18"/>
+                <w:szCs w:val="18"/>
+                <w:lang w:val="en-US"/>
+              </w:rPr>
+              <w:t xml:space="preserve">/bin/activate      # </w:t>
+            </w:r>
+            <w:proofErr w:type="gramStart"/>
+            <w:r>
+              <w:rPr>
+                <w:rFonts w:ascii="Courier New" w:eastAsia="Courier New" w:hAnsi="Courier New" w:cs="Courier New"/>
+                <w:color w:val="F2F2F2"/>
+                <w:sz w:val="18"/>
+                <w:szCs w:val="18"/>
+                <w:lang w:val="en-US"/>
+              </w:rPr>
+              <w:t>Windows :</w:t>
+            </w:r>
+            <w:proofErr w:type="gramEnd"/>
+            <w:r>
+              <w:rPr>
+                <w:rFonts w:ascii="Courier New" w:eastAsia="Courier New" w:hAnsi="Courier New" w:cs="Courier New"/>
+                <w:color w:val="F2F2F2"/>
+                <w:sz w:val="18"/>
+                <w:szCs w:val="18"/>
+                <w:lang w:val="en-US"/>
+              </w:rPr>
+              <w:t xml:space="preserve"> </w:t>
+            </w:r>
+            <w:proofErr w:type="spellStart"/>
+            <w:r>
+              <w:rPr>
+                <w:rFonts w:ascii="Courier New" w:eastAsia="Courier New" w:hAnsi="Courier New" w:cs="Courier New"/>
+                <w:color w:val="F2F2F2"/>
+                <w:sz w:val="18"/>
+                <w:szCs w:val="18"/>
+                <w:lang w:val="en-US"/>
+              </w:rPr>
+              <w:t>venv</w:t>
+            </w:r>
+            <w:proofErr w:type="spellEnd"/>
+            <w:r>
+              <w:rPr>
+                <w:rFonts w:ascii="Courier New" w:eastAsia="Courier New" w:hAnsi="Courier New" w:cs="Courier New"/>
+                <w:color w:val="F2F2F2"/>
+                <w:sz w:val="18"/>
+                <w:szCs w:val="18"/>
+                <w:lang w:val="en-US"/>
+              </w:rPr>
+              <w:t>\Scripts\activate</w:t>
             </w:r>
           </w:p>
           <w:p>
@@ -412,7 +524,29 @@
                 <w:szCs w:val="18"/>
                 <w:lang w:val="en-US"/>
               </w:rPr>
-              <w:t>pip install pandas numpy scikit-learn matplotlib</w:t>
+              <w:t xml:space="preserve">pip install pandas </w:t>
+            </w:r>
+            <w:proofErr w:type="spellStart"/>
+            <w:r>
+              <w:rPr>
+                <w:rFonts w:ascii="Courier New" w:eastAsia="Courier New" w:hAnsi="Courier New" w:cs="Courier New"/>
+                <w:color w:val="F2F2F2"/>
+                <w:sz w:val="18"/>
+                <w:szCs w:val="18"/>
+                <w:lang w:val="en-US"/>
+              </w:rPr>
+              <w:t>numpy</w:t>
+            </w:r>
+            <w:proofErr w:type="spellEnd"/>
+            <w:r>
+              <w:rPr>
+                <w:rFonts w:ascii="Courier New" w:eastAsia="Courier New" w:hAnsi="Courier New" w:cs="Courier New"/>
+                <w:color w:val="F2F2F2"/>
+                <w:sz w:val="18"/>
+                <w:szCs w:val="18"/>
+                <w:lang w:val="en-US"/>
+              </w:rPr>
+              <w:t xml:space="preserve"> scikit-learn matplotlib</w:t>
             </w:r>
           </w:p>
           <w:p>
@@ -429,8 +563,20 @@
                 <w:szCs w:val="18"/>
                 <w:lang w:val="en-US"/>
               </w:rPr>
-              <w:t>pip install tensorflow</w:t>
-            </w:r>
+              <w:t xml:space="preserve">pip install </w:t>
+            </w:r>
+            <w:proofErr w:type="spellStart"/>
+            <w:r>
+              <w:rPr>
+                <w:rFonts w:ascii="Courier New" w:eastAsia="Courier New" w:hAnsi="Courier New" w:cs="Courier New"/>
+                <w:color w:val="F2F2F2"/>
+                <w:sz w:val="18"/>
+                <w:szCs w:val="18"/>
+                <w:lang w:val="en-US"/>
+              </w:rPr>
+              <w:t>tensorflow</w:t>
+            </w:r>
+            <w:proofErr w:type="spellEnd"/>
           </w:p>
           <w:p>
             <w:pPr>
@@ -446,8 +592,20 @@
                 <w:szCs w:val="18"/>
                 <w:lang w:val="en-US"/>
               </w:rPr>
-              <w:t>pip install nltk</w:t>
-            </w:r>
+              <w:t xml:space="preserve">pip install </w:t>
+            </w:r>
+            <w:proofErr w:type="spellStart"/>
+            <w:r>
+              <w:rPr>
+                <w:rFonts w:ascii="Courier New" w:eastAsia="Courier New" w:hAnsi="Courier New" w:cs="Courier New"/>
+                <w:color w:val="F2F2F2"/>
+                <w:sz w:val="18"/>
+                <w:szCs w:val="18"/>
+                <w:lang w:val="en-US"/>
+              </w:rPr>
+              <w:t>nltk</w:t>
+            </w:r>
+            <w:proofErr w:type="spellEnd"/>
           </w:p>
         </w:tc>
       </w:tr>
@@ -514,7 +672,75 @@
                 <w:szCs w:val="18"/>
                 <w:lang w:val="en-US"/>
               </w:rPr>
-              <w:t>python3 -c "import nltk; nltk.download('vader_lexicon')"</w:t>
+              <w:t xml:space="preserve">python3 -c "import </w:t>
+            </w:r>
+            <w:proofErr w:type="spellStart"/>
+            <w:r>
+              <w:rPr>
+                <w:rFonts w:ascii="Courier New" w:eastAsia="Courier New" w:hAnsi="Courier New" w:cs="Courier New"/>
+                <w:color w:val="F2F2F2"/>
+                <w:sz w:val="18"/>
+                <w:szCs w:val="18"/>
+                <w:lang w:val="en-US"/>
+              </w:rPr>
+              <w:t>nltk</w:t>
+            </w:r>
+            <w:proofErr w:type="spellEnd"/>
+            <w:r>
+              <w:rPr>
+                <w:rFonts w:ascii="Courier New" w:eastAsia="Courier New" w:hAnsi="Courier New" w:cs="Courier New"/>
+                <w:color w:val="F2F2F2"/>
+                <w:sz w:val="18"/>
+                <w:szCs w:val="18"/>
+                <w:lang w:val="en-US"/>
+              </w:rPr>
+              <w:t xml:space="preserve">; </w:t>
+            </w:r>
+            <w:proofErr w:type="spellStart"/>
+            <w:proofErr w:type="gramStart"/>
+            <w:r>
+              <w:rPr>
+                <w:rFonts w:ascii="Courier New" w:eastAsia="Courier New" w:hAnsi="Courier New" w:cs="Courier New"/>
+                <w:color w:val="F2F2F2"/>
+                <w:sz w:val="18"/>
+                <w:szCs w:val="18"/>
+                <w:lang w:val="en-US"/>
+              </w:rPr>
+              <w:t>nltk.download</w:t>
+            </w:r>
+            <w:proofErr w:type="spellEnd"/>
+            <w:proofErr w:type="gramEnd"/>
+            <w:r>
+              <w:rPr>
+                <w:rFonts w:ascii="Courier New" w:eastAsia="Courier New" w:hAnsi="Courier New" w:cs="Courier New"/>
+                <w:color w:val="F2F2F2"/>
+                <w:sz w:val="18"/>
+                <w:szCs w:val="18"/>
+                <w:lang w:val="en-US"/>
+              </w:rPr>
+              <w:t>('</w:t>
+            </w:r>
+            <w:proofErr w:type="spellStart"/>
+            <w:r>
+              <w:rPr>
+                <w:rFonts w:ascii="Courier New" w:eastAsia="Courier New" w:hAnsi="Courier New" w:cs="Courier New"/>
+                <w:color w:val="F2F2F2"/>
+                <w:sz w:val="18"/>
+                <w:szCs w:val="18"/>
+                <w:lang w:val="en-US"/>
+              </w:rPr>
+              <w:t>vader_lexicon</w:t>
+            </w:r>
+            <w:proofErr w:type="spellEnd"/>
+            <w:r>
+              <w:rPr>
+                <w:rFonts w:ascii="Courier New" w:eastAsia="Courier New" w:hAnsi="Courier New" w:cs="Courier New"/>
+                <w:color w:val="F2F2F2"/>
+                <w:sz w:val="18"/>
+                <w:szCs w:val="18"/>
+                <w:lang w:val="en-US"/>
+              </w:rPr>
+              <w:t>')"</w:t>
             </w:r>
           </w:p>
         </w:tc>
@@ -545,6 +771,7 @@
       <w:r>
         <w:t xml:space="preserve">Nous utilisons le dataset académique </w:t>
       </w:r>
+      <w:proofErr w:type="spellStart"/>
       <w:r>
         <w:rPr>
           <w:b/>
@@ -554,6 +781,7 @@
         </w:rPr>
         <w:t>StockNet</w:t>
       </w:r>
+      <w:proofErr w:type="spellEnd"/>
       <w:r>
         <w:t xml:space="preserve"> (Xu &amp; Cohen, ACL 2018), qui contient l'historique des prix et des tweets prétraités pour 88 actions. Le choix de l'actif est arbitraire : nous prenons Apple (AAPL) comme illustration technique parce que ses données sont complètes sur toute la période, mais l'objectif du TP est la comparaison des deux architectures, pas la performance sur cette entreprise en particulier.</w:t>
       </w:r>
@@ -597,6 +825,7 @@
                 <w:lang w:val="en-US"/>
               </w:rPr>
             </w:pPr>
+            <w:proofErr w:type="spellStart"/>
             <w:r>
               <w:rPr>
                 <w:b/>
@@ -606,6 +835,7 @@
               </w:rPr>
               <w:t>Référence</w:t>
             </w:r>
+            <w:proofErr w:type="spellEnd"/>
           </w:p>
           <w:p>
             <w:pPr>
@@ -613,13 +843,87 @@
                 <w:lang w:val="en-US"/>
               </w:rPr>
             </w:pPr>
+            <w:proofErr w:type="spellStart"/>
             <w:r>
               <w:rPr>
                 <w:sz w:val="21"/>
                 <w:szCs w:val="21"/>
                 <w:lang w:val="en-US"/>
               </w:rPr>
-              <w:t>Yumo Xu and Shay B. Cohen. 2018. Stock Movement Prediction from Tweets and Historical Prices. ACL 2018. Dépôt : github.com/yumoxu/stocknet-dataset</w:t>
+              <w:t>Yumo</w:t>
+            </w:r>
+            <w:proofErr w:type="spellEnd"/>
+            <w:r>
+              <w:rPr>
+                <w:sz w:val="21"/>
+                <w:szCs w:val="21"/>
+                <w:lang w:val="en-US"/>
+              </w:rPr>
+              <w:t xml:space="preserve"> Xu and Shay B. Cohen. 2018. Stock Movement Prediction from Tweets and Historical Prices. ACL 2018. </w:t>
+            </w:r>
+            <w:proofErr w:type="spellStart"/>
+            <w:proofErr w:type="gramStart"/>
+            <w:r>
+              <w:rPr>
+                <w:sz w:val="21"/>
+                <w:szCs w:val="21"/>
+                <w:lang w:val="en-US"/>
+              </w:rPr>
+              <w:t>Dépôt</w:t>
+            </w:r>
+            <w:proofErr w:type="spellEnd"/>
+            <w:r>
+              <w:rPr>
+                <w:sz w:val="21"/>
+                <w:szCs w:val="21"/>
+                <w:lang w:val="en-US"/>
+              </w:rPr>
+              <w:t xml:space="preserve"> :</w:t>
+            </w:r>
+            <w:proofErr w:type="gramEnd"/>
+            <w:r>
+              <w:rPr>
+                <w:sz w:val="21"/>
+                <w:szCs w:val="21"/>
+                <w:lang w:val="en-US"/>
+              </w:rPr>
+              <w:t xml:space="preserve"> github.com/</w:t>
+            </w:r>
+            <w:proofErr w:type="spellStart"/>
+            <w:r>
+              <w:rPr>
+                <w:sz w:val="21"/>
+                <w:szCs w:val="21"/>
+                <w:lang w:val="en-US"/>
+              </w:rPr>
+              <w:t>yumoxu</w:t>
+            </w:r>
+            <w:proofErr w:type="spellEnd"/>
+            <w:r>
+              <w:rPr>
+                <w:sz w:val="21"/>
+                <w:szCs w:val="21"/>
+                <w:lang w:val="en-US"/>
+              </w:rPr>
+              <w:t>/</w:t>
+            </w:r>
+            <w:proofErr w:type="spellStart"/>
+            <w:r>
+              <w:rPr>
+                <w:sz w:val="21"/>
+                <w:szCs w:val="21"/>
+                <w:lang w:val="en-US"/>
+              </w:rPr>
+              <w:t>stocknet</w:t>
+            </w:r>
+            <w:proofErr w:type="spellEnd"/>
+            <w:r>
+              <w:rPr>
+                <w:sz w:val="21"/>
+                <w:szCs w:val="21"/>
+                <w:lang w:val="en-US"/>
+              </w:rPr>
+              <w:t>-dataset</w:t>
             </w:r>
           </w:p>
         </w:tc>
@@ -688,7 +992,29 @@
                 <w:szCs w:val="18"/>
                 <w:lang w:val="en-US"/>
               </w:rPr>
-              <w:t>curl -sL "https://codeload.github.com/yumoxu/stocknet-dataset/tar.gz/refs/heads/master" -o stocknet.tar.gz</w:t>
+              <w:t>curl -</w:t>
+            </w:r>
+            <w:proofErr w:type="spellStart"/>
+            <w:r>
+              <w:rPr>
+                <w:rFonts w:ascii="Courier New" w:eastAsia="Courier New" w:hAnsi="Courier New" w:cs="Courier New"/>
+                <w:color w:val="F2F2F2"/>
+                <w:sz w:val="18"/>
+                <w:szCs w:val="18"/>
+                <w:lang w:val="en-US"/>
+              </w:rPr>
+              <w:t>sL</w:t>
+            </w:r>
+            <w:proofErr w:type="spellEnd"/>
+            <w:r>
+              <w:rPr>
+                <w:rFonts w:ascii="Courier New" w:eastAsia="Courier New" w:hAnsi="Courier New" w:cs="Courier New"/>
+                <w:color w:val="F2F2F2"/>
+                <w:sz w:val="18"/>
+                <w:szCs w:val="18"/>
+                <w:lang w:val="en-US"/>
+              </w:rPr>
+              <w:t xml:space="preserve"> "https://codeload.github.com/yumoxu/stocknet-dataset/tar.gz/refs/heads/master" -o stocknet.tar.gz</w:t>
             </w:r>
           </w:p>
           <w:p>
@@ -714,15 +1040,27 @@
                 <w:lang w:val="en-US"/>
               </w:rPr>
             </w:pPr>
-            <w:r>
-              <w:rPr>
-                <w:rFonts w:ascii="Courier New" w:eastAsia="Courier New" w:hAnsi="Courier New" w:cs="Courier New"/>
-                <w:color w:val="F2F2F2"/>
-                <w:sz w:val="18"/>
-                <w:szCs w:val="18"/>
-                <w:lang w:val="en-US"/>
-              </w:rPr>
-              <w:t>mkdir -p data</w:t>
+            <w:proofErr w:type="spellStart"/>
+            <w:r>
+              <w:rPr>
+                <w:rFonts w:ascii="Courier New" w:eastAsia="Courier New" w:hAnsi="Courier New" w:cs="Courier New"/>
+                <w:color w:val="F2F2F2"/>
+                <w:sz w:val="18"/>
+                <w:szCs w:val="18"/>
+                <w:lang w:val="en-US"/>
+              </w:rPr>
+              <w:t>mkdir</w:t>
+            </w:r>
+            <w:proofErr w:type="spellEnd"/>
+            <w:r>
+              <w:rPr>
+                <w:rFonts w:ascii="Courier New" w:eastAsia="Courier New" w:hAnsi="Courier New" w:cs="Courier New"/>
+                <w:color w:val="F2F2F2"/>
+                <w:sz w:val="18"/>
+                <w:szCs w:val="18"/>
+                <w:lang w:val="en-US"/>
+              </w:rPr>
+              <w:t xml:space="preserve"> -p data</w:t>
             </w:r>
           </w:p>
           <w:p>
@@ -739,7 +1077,29 @@
                 <w:szCs w:val="18"/>
                 <w:lang w:val="en-US"/>
               </w:rPr>
-              <w:t>tar -xzf stocknet.tar.gz -C data --wildcards \</w:t>
+              <w:t>tar -</w:t>
+            </w:r>
+            <w:proofErr w:type="spellStart"/>
+            <w:r>
+              <w:rPr>
+                <w:rFonts w:ascii="Courier New" w:eastAsia="Courier New" w:hAnsi="Courier New" w:cs="Courier New"/>
+                <w:color w:val="F2F2F2"/>
+                <w:sz w:val="18"/>
+                <w:szCs w:val="18"/>
+                <w:lang w:val="en-US"/>
+              </w:rPr>
+              <w:t>xzf</w:t>
+            </w:r>
+            <w:proofErr w:type="spellEnd"/>
+            <w:r>
+              <w:rPr>
+                <w:rFonts w:ascii="Courier New" w:eastAsia="Courier New" w:hAnsi="Courier New" w:cs="Courier New"/>
+                <w:color w:val="F2F2F2"/>
+                <w:sz w:val="18"/>
+                <w:szCs w:val="18"/>
+                <w:lang w:val="en-US"/>
+              </w:rPr>
+              <w:t xml:space="preserve"> stocknet.tar.gz -C data --wildcards \</w:t>
             </w:r>
           </w:p>
           <w:p>
@@ -756,7 +1116,29 @@
                 <w:szCs w:val="18"/>
                 <w:lang w:val="en-US"/>
               </w:rPr>
-              <w:t xml:space="preserve">  "stocknet-dataset-master/price/raw/AAPL.csv" \</w:t>
+              <w:t xml:space="preserve">  "</w:t>
+            </w:r>
+            <w:proofErr w:type="spellStart"/>
+            <w:r>
+              <w:rPr>
+                <w:rFonts w:ascii="Courier New" w:eastAsia="Courier New" w:hAnsi="Courier New" w:cs="Courier New"/>
+                <w:color w:val="F2F2F2"/>
+                <w:sz w:val="18"/>
+                <w:szCs w:val="18"/>
+                <w:lang w:val="en-US"/>
+              </w:rPr>
+              <w:t>stocknet</w:t>
+            </w:r>
+            <w:proofErr w:type="spellEnd"/>
+            <w:r>
+              <w:rPr>
+                <w:rFonts w:ascii="Courier New" w:eastAsia="Courier New" w:hAnsi="Courier New" w:cs="Courier New"/>
+                <w:color w:val="F2F2F2"/>
+                <w:sz w:val="18"/>
+                <w:szCs w:val="18"/>
+                <w:lang w:val="en-US"/>
+              </w:rPr>
+              <w:t>-dataset-master/price/raw/AAPL.csv" \</w:t>
             </w:r>
           </w:p>
           <w:p>
@@ -773,7 +1155,31 @@
                 <w:szCs w:val="18"/>
                 <w:lang w:val="en-US"/>
               </w:rPr>
-              <w:t xml:space="preserve">  "stocknet-dataset-master/tweet/preprocessed/AAPL/*"</w:t>
+              <w:t xml:space="preserve">  "</w:t>
+            </w:r>
+            <w:proofErr w:type="spellStart"/>
+            <w:proofErr w:type="gramStart"/>
+            <w:r>
+              <w:rPr>
+                <w:rFonts w:ascii="Courier New" w:eastAsia="Courier New" w:hAnsi="Courier New" w:cs="Courier New"/>
+                <w:color w:val="F2F2F2"/>
+                <w:sz w:val="18"/>
+                <w:szCs w:val="18"/>
+                <w:lang w:val="en-US"/>
+              </w:rPr>
+              <w:t>stocknet</w:t>
+            </w:r>
+            <w:proofErr w:type="spellEnd"/>
+            <w:proofErr w:type="gramEnd"/>
+            <w:r>
+              <w:rPr>
+                <w:rFonts w:ascii="Courier New" w:eastAsia="Courier New" w:hAnsi="Courier New" w:cs="Courier New"/>
+                <w:color w:val="F2F2F2"/>
+                <w:sz w:val="18"/>
+                <w:szCs w:val="18"/>
+                <w:lang w:val="en-US"/>
+              </w:rPr>
+              <w:t>-dataset-master/tweet/preprocessed/AAPL/*"</w:t>
             </w:r>
           </w:p>
         </w:tc>
@@ -812,7 +1218,21 @@
         <w:rPr>
           <w:lang w:val="en-US"/>
         </w:rPr>
-        <w:t>data/stocknet-dataset-master/price/raw/AAPL.csv → Date, Open, High, Low, Close, Adj Close, Volume</w:t>
+        <w:t>data/</w:t>
+      </w:r>
+      <w:proofErr w:type="spellStart"/>
+      <w:r>
+        <w:rPr>
+          <w:lang w:val="en-US"/>
+        </w:rPr>
+        <w:t>stocknet</w:t>
+      </w:r>
+      <w:proofErr w:type="spellEnd"/>
+      <w:r>
+        <w:rPr>
+          <w:lang w:val="en-US"/>
+        </w:rPr>
+        <w:t>-dataset-master/price/raw/AAPL.csv → Date, Open, High, Low, Close, Adj Close, Volume</w:t>
       </w:r>
     </w:p>
     <w:p>
@@ -824,8 +1244,45 @@
         </w:numPr>
         <w:spacing w:after="80"/>
       </w:pPr>
-      <w:r>
-        <w:t>data/stocknet-dataset-master/tweet/preprocessed/AAPL/AAAA-MM-JJ → un fichier par jour, une ligne JSON par tweet (champ « text » déjà tokenisé)</w:t>
+      <w:proofErr w:type="gramStart"/>
+      <w:r>
+        <w:t>data</w:t>
+      </w:r>
+      <w:proofErr w:type="gramEnd"/>
+      <w:r>
+        <w:t>/</w:t>
+      </w:r>
+      <w:proofErr w:type="spellStart"/>
+      <w:r>
+        <w:t>stocknet</w:t>
+      </w:r>
+      <w:proofErr w:type="spellEnd"/>
+      <w:r>
+        <w:t>-dataset-master/tweet/</w:t>
+      </w:r>
+      <w:proofErr w:type="spellStart"/>
+      <w:r>
+        <w:t>preprocessed</w:t>
+      </w:r>
+      <w:proofErr w:type="spellEnd"/>
+      <w:r>
+        <w:t xml:space="preserve">/AAPL/AAAA-MM-JJ → un fichier par jour, une ligne JSON par tweet (champ « </w:t>
+      </w:r>
+      <w:proofErr w:type="spellStart"/>
+      <w:r>
+        <w:t>text</w:t>
+      </w:r>
+      <w:proofErr w:type="spellEnd"/>
+      <w:r>
+        <w:t xml:space="preserve"> » déjà </w:t>
+      </w:r>
+      <w:proofErr w:type="spellStart"/>
+      <w:r>
+        <w:t>tokenisé</w:t>
+      </w:r>
+      <w:proofErr w:type="spellEnd"/>
+      <w:r>
+        <w:t>)</w:t>
       </w:r>
     </w:p>
     <w:p>
@@ -908,8 +1365,42 @@
                 <w:szCs w:val="18"/>
                 <w:lang w:val="en-US"/>
               </w:rPr>
-              <w:t>import json, os</w:t>
-            </w:r>
+              <w:t xml:space="preserve">import </w:t>
+            </w:r>
+            <w:proofErr w:type="spellStart"/>
+            <w:r>
+              <w:rPr>
+                <w:rFonts w:ascii="Courier New" w:eastAsia="Courier New" w:hAnsi="Courier New" w:cs="Courier New"/>
+                <w:color w:val="F2F2F2"/>
+                <w:sz w:val="18"/>
+                <w:szCs w:val="18"/>
+                <w:lang w:val="en-US"/>
+              </w:rPr>
+              <w:t>json</w:t>
+            </w:r>
+            <w:proofErr w:type="spellEnd"/>
+            <w:r>
+              <w:rPr>
+                <w:rFonts w:ascii="Courier New" w:eastAsia="Courier New" w:hAnsi="Courier New" w:cs="Courier New"/>
+                <w:color w:val="F2F2F2"/>
+                <w:sz w:val="18"/>
+                <w:szCs w:val="18"/>
+                <w:lang w:val="en-US"/>
+              </w:rPr>
+              <w:t xml:space="preserve">, </w:t>
+            </w:r>
+            <w:proofErr w:type="spellStart"/>
+            <w:r>
+              <w:rPr>
+                <w:rFonts w:ascii="Courier New" w:eastAsia="Courier New" w:hAnsi="Courier New" w:cs="Courier New"/>
+                <w:color w:val="F2F2F2"/>
+                <w:sz w:val="18"/>
+                <w:szCs w:val="18"/>
+                <w:lang w:val="en-US"/>
+              </w:rPr>
+              <w:t>os</w:t>
+            </w:r>
+            <w:proofErr w:type="spellEnd"/>
           </w:p>
           <w:p>
             <w:pPr>
@@ -942,8 +1433,44 @@
                 <w:szCs w:val="18"/>
                 <w:lang w:val="en-US"/>
               </w:rPr>
-              <w:t>from nltk.sentiment import SentimentIntensityAnalyzer</w:t>
-            </w:r>
+              <w:t xml:space="preserve">from </w:t>
+            </w:r>
+            <w:proofErr w:type="spellStart"/>
+            <w:proofErr w:type="gramStart"/>
+            <w:r>
+              <w:rPr>
+                <w:rFonts w:ascii="Courier New" w:eastAsia="Courier New" w:hAnsi="Courier New" w:cs="Courier New"/>
+                <w:color w:val="F2F2F2"/>
+                <w:sz w:val="18"/>
+                <w:szCs w:val="18"/>
+                <w:lang w:val="en-US"/>
+              </w:rPr>
+              <w:t>nltk.sentiment</w:t>
+            </w:r>
+            <w:proofErr w:type="spellEnd"/>
+            <w:proofErr w:type="gramEnd"/>
+            <w:r>
+              <w:rPr>
+                <w:rFonts w:ascii="Courier New" w:eastAsia="Courier New" w:hAnsi="Courier New" w:cs="Courier New"/>
+                <w:color w:val="F2F2F2"/>
+                <w:sz w:val="18"/>
+                <w:szCs w:val="18"/>
+                <w:lang w:val="en-US"/>
+              </w:rPr>
+              <w:t xml:space="preserve"> import </w:t>
+            </w:r>
+            <w:proofErr w:type="spellStart"/>
+            <w:r>
+              <w:rPr>
+                <w:rFonts w:ascii="Courier New" w:eastAsia="Courier New" w:hAnsi="Courier New" w:cs="Courier New"/>
+                <w:color w:val="F2F2F2"/>
+                <w:sz w:val="18"/>
+                <w:szCs w:val="18"/>
+                <w:lang w:val="en-US"/>
+              </w:rPr>
+              <w:t>SentimentIntensityAnalyzer</w:t>
+            </w:r>
+            <w:proofErr w:type="spellEnd"/>
           </w:p>
           <w:p>
             <w:pPr>
@@ -976,7 +1503,29 @@
                 <w:szCs w:val="18"/>
                 <w:lang w:val="en-US"/>
               </w:rPr>
-              <w:t>BASE = "data/stocknet-dataset-master"</w:t>
+              <w:t>BASE = "data/</w:t>
+            </w:r>
+            <w:proofErr w:type="spellStart"/>
+            <w:r>
+              <w:rPr>
+                <w:rFonts w:ascii="Courier New" w:eastAsia="Courier New" w:hAnsi="Courier New" w:cs="Courier New"/>
+                <w:color w:val="F2F2F2"/>
+                <w:sz w:val="18"/>
+                <w:szCs w:val="18"/>
+                <w:lang w:val="en-US"/>
+              </w:rPr>
+              <w:t>stocknet</w:t>
+            </w:r>
+            <w:proofErr w:type="spellEnd"/>
+            <w:r>
+              <w:rPr>
+                <w:rFonts w:ascii="Courier New" w:eastAsia="Courier New" w:hAnsi="Courier New" w:cs="Courier New"/>
+                <w:color w:val="F2F2F2"/>
+                <w:sz w:val="18"/>
+                <w:szCs w:val="18"/>
+                <w:lang w:val="en-US"/>
+              </w:rPr>
+              <w:t>-dataset-master"</w:t>
             </w:r>
           </w:p>
           <w:p>
@@ -1042,20 +1591,223 @@
             </w:r>
           </w:p>
           <w:p>
+            <w:proofErr w:type="spellStart"/>
+            <w:proofErr w:type="gramStart"/>
+            <w:r>
+              <w:rPr>
+                <w:rFonts w:ascii="Courier New" w:eastAsia="Courier New" w:hAnsi="Courier New" w:cs="Courier New"/>
+                <w:color w:val="F2F2F2"/>
+                <w:sz w:val="18"/>
+                <w:szCs w:val="18"/>
+              </w:rPr>
+              <w:t>price</w:t>
+            </w:r>
+            <w:proofErr w:type="spellEnd"/>
+            <w:proofErr w:type="gramEnd"/>
+            <w:r>
+              <w:rPr>
+                <w:rFonts w:ascii="Courier New" w:eastAsia="Courier New" w:hAnsi="Courier New" w:cs="Courier New"/>
+                <w:color w:val="F2F2F2"/>
+                <w:sz w:val="18"/>
+                <w:szCs w:val="18"/>
+              </w:rPr>
+              <w:t xml:space="preserve"> = </w:t>
+            </w:r>
+            <w:proofErr w:type="spellStart"/>
+            <w:proofErr w:type="gramStart"/>
+            <w:r>
+              <w:rPr>
+                <w:rFonts w:ascii="Courier New" w:eastAsia="Courier New" w:hAnsi="Courier New" w:cs="Courier New"/>
+                <w:color w:val="F2F2F2"/>
+                <w:sz w:val="18"/>
+                <w:szCs w:val="18"/>
+              </w:rPr>
+              <w:t>pd.read</w:t>
+            </w:r>
+            <w:proofErr w:type="gramEnd"/>
+            <w:r>
+              <w:rPr>
+                <w:rFonts w:ascii="Courier New" w:eastAsia="Courier New" w:hAnsi="Courier New" w:cs="Courier New"/>
+                <w:color w:val="F2F2F2"/>
+                <w:sz w:val="18"/>
+                <w:szCs w:val="18"/>
+              </w:rPr>
+              <w:t>_</w:t>
+            </w:r>
+            <w:proofErr w:type="gramStart"/>
+            <w:r>
+              <w:rPr>
+                <w:rFonts w:ascii="Courier New" w:eastAsia="Courier New" w:hAnsi="Courier New" w:cs="Courier New"/>
+                <w:color w:val="F2F2F2"/>
+                <w:sz w:val="18"/>
+                <w:szCs w:val="18"/>
+              </w:rPr>
+              <w:t>csv</w:t>
+            </w:r>
+            <w:proofErr w:type="spellEnd"/>
+            <w:r>
+              <w:rPr>
+                <w:rFonts w:ascii="Courier New" w:eastAsia="Courier New" w:hAnsi="Courier New" w:cs="Courier New"/>
+                <w:color w:val="F2F2F2"/>
+                <w:sz w:val="18"/>
+                <w:szCs w:val="18"/>
+              </w:rPr>
+              <w:t>(</w:t>
+            </w:r>
+            <w:proofErr w:type="gramEnd"/>
+            <w:r>
+              <w:rPr>
+                <w:rFonts w:ascii="Courier New" w:eastAsia="Courier New" w:hAnsi="Courier New" w:cs="Courier New"/>
+                <w:color w:val="F2F2F2"/>
+                <w:sz w:val="18"/>
+                <w:szCs w:val="18"/>
+              </w:rPr>
+              <w:t xml:space="preserve">PRICE_PATH, </w:t>
+            </w:r>
+            <w:proofErr w:type="spellStart"/>
+            <w:r>
+              <w:rPr>
+                <w:rFonts w:ascii="Courier New" w:eastAsia="Courier New" w:hAnsi="Courier New" w:cs="Courier New"/>
+                <w:color w:val="F2F2F2"/>
+                <w:sz w:val="18"/>
+                <w:szCs w:val="18"/>
+              </w:rPr>
+              <w:t>parse_dates</w:t>
+            </w:r>
+            <w:proofErr w:type="spellEnd"/>
+            <w:r>
+              <w:rPr>
+                <w:rFonts w:ascii="Courier New" w:eastAsia="Courier New" w:hAnsi="Courier New" w:cs="Courier New"/>
+                <w:color w:val="F2F2F2"/>
+                <w:sz w:val="18"/>
+                <w:szCs w:val="18"/>
+              </w:rPr>
+              <w:t>=["Date"]</w:t>
+            </w:r>
+            <w:proofErr w:type="gramStart"/>
+            <w:r>
+              <w:rPr>
+                <w:rFonts w:ascii="Courier New" w:eastAsia="Courier New" w:hAnsi="Courier New" w:cs="Courier New"/>
+                <w:color w:val="F2F2F2"/>
+                <w:sz w:val="18"/>
+                <w:szCs w:val="18"/>
+              </w:rPr>
+              <w:t>).</w:t>
+            </w:r>
+            <w:proofErr w:type="spellStart"/>
+            <w:r>
+              <w:rPr>
+                <w:rFonts w:ascii="Courier New" w:eastAsia="Courier New" w:hAnsi="Courier New" w:cs="Courier New"/>
+                <w:color w:val="F2F2F2"/>
+                <w:sz w:val="18"/>
+                <w:szCs w:val="18"/>
+              </w:rPr>
+              <w:t>sort</w:t>
+            </w:r>
+            <w:proofErr w:type="gramEnd"/>
+            <w:r>
+              <w:rPr>
+                <w:rFonts w:ascii="Courier New" w:eastAsia="Courier New" w:hAnsi="Courier New" w:cs="Courier New"/>
+                <w:color w:val="F2F2F2"/>
+                <w:sz w:val="18"/>
+                <w:szCs w:val="18"/>
+              </w:rPr>
+              <w:t>_values</w:t>
+            </w:r>
+            <w:proofErr w:type="spellEnd"/>
+            <w:r>
+              <w:rPr>
+                <w:rFonts w:ascii="Courier New" w:eastAsia="Courier New" w:hAnsi="Courier New" w:cs="Courier New"/>
+                <w:color w:val="F2F2F2"/>
+                <w:sz w:val="18"/>
+                <w:szCs w:val="18"/>
+              </w:rPr>
+              <w:t>("Date")</w:t>
+            </w:r>
+          </w:p>
+          <w:p>
+            <w:r>
+              <w:rPr>
+                <w:rFonts w:ascii="Courier New" w:eastAsia="Courier New" w:hAnsi="Courier New" w:cs="Courier New"/>
+                <w:color w:val="F2F2F2"/>
+                <w:sz w:val="18"/>
+                <w:szCs w:val="18"/>
+              </w:rPr>
+              <w:t xml:space="preserve"> </w:t>
+            </w:r>
+          </w:p>
+          <w:p>
+            <w:r>
+              <w:rPr>
+                <w:rFonts w:ascii="Courier New" w:eastAsia="Courier New" w:hAnsi="Courier New" w:cs="Courier New"/>
+                <w:color w:val="F2F2F2"/>
+                <w:sz w:val="18"/>
+                <w:szCs w:val="18"/>
+              </w:rPr>
+              <w:t># 2. Sentiment VADER par tweet, agrégé par jour</w:t>
+            </w:r>
+          </w:p>
+          <w:p>
             <w:pPr>
               <w:rPr>
                 <w:lang w:val="en-US"/>
               </w:rPr>
             </w:pPr>
-            <w:r>
-              <w:rPr>
-                <w:rFonts w:ascii="Courier New" w:eastAsia="Courier New" w:hAnsi="Courier New" w:cs="Courier New"/>
-                <w:color w:val="F2F2F2"/>
-                <w:sz w:val="18"/>
-                <w:szCs w:val="18"/>
-                <w:lang w:val="en-US"/>
-              </w:rPr>
-              <w:t>price = pd.read_csv(PRICE_PATH, parse_dates=["Date"]).sort_values("Date")</w:t>
+            <w:proofErr w:type="spellStart"/>
+            <w:r>
+              <w:rPr>
+                <w:rFonts w:ascii="Courier New" w:eastAsia="Courier New" w:hAnsi="Courier New" w:cs="Courier New"/>
+                <w:color w:val="F2F2F2"/>
+                <w:sz w:val="18"/>
+                <w:szCs w:val="18"/>
+                <w:lang w:val="en-US"/>
+              </w:rPr>
+              <w:t>sia</w:t>
+            </w:r>
+            <w:proofErr w:type="spellEnd"/>
+            <w:r>
+              <w:rPr>
+                <w:rFonts w:ascii="Courier New" w:eastAsia="Courier New" w:hAnsi="Courier New" w:cs="Courier New"/>
+                <w:color w:val="F2F2F2"/>
+                <w:sz w:val="18"/>
+                <w:szCs w:val="18"/>
+                <w:lang w:val="en-US"/>
+              </w:rPr>
+              <w:t xml:space="preserve"> = </w:t>
+            </w:r>
+            <w:proofErr w:type="spellStart"/>
+            <w:proofErr w:type="gramStart"/>
+            <w:r>
+              <w:rPr>
+                <w:rFonts w:ascii="Courier New" w:eastAsia="Courier New" w:hAnsi="Courier New" w:cs="Courier New"/>
+                <w:color w:val="F2F2F2"/>
+                <w:sz w:val="18"/>
+                <w:szCs w:val="18"/>
+                <w:lang w:val="en-US"/>
+              </w:rPr>
+              <w:t>SentimentIntensityAnalyzer</w:t>
+            </w:r>
+            <w:proofErr w:type="spellEnd"/>
+            <w:r>
+              <w:rPr>
+                <w:rFonts w:ascii="Courier New" w:eastAsia="Courier New" w:hAnsi="Courier New" w:cs="Courier New"/>
+                <w:color w:val="F2F2F2"/>
+                <w:sz w:val="18"/>
+                <w:szCs w:val="18"/>
+                <w:lang w:val="en-US"/>
+              </w:rPr>
+              <w:t>(</w:t>
+            </w:r>
+            <w:proofErr w:type="gramEnd"/>
+            <w:r>
+              <w:rPr>
+                <w:rFonts w:ascii="Courier New" w:eastAsia="Courier New" w:hAnsi="Courier New" w:cs="Courier New"/>
+                <w:color w:val="F2F2F2"/>
+                <w:sz w:val="18"/>
+                <w:szCs w:val="18"/>
+                <w:lang w:val="en-US"/>
+              </w:rPr>
+              <w:t>)</w:t>
             </w:r>
           </w:p>
           <w:p>
@@ -1072,21 +1824,810 @@
                 <w:szCs w:val="18"/>
                 <w:lang w:val="en-US"/>
               </w:rPr>
+              <w:t>rows = []</w:t>
+            </w:r>
+          </w:p>
+          <w:p>
+            <w:pPr>
+              <w:rPr>
+                <w:lang w:val="en-US"/>
+              </w:rPr>
+            </w:pPr>
+            <w:r>
+              <w:rPr>
+                <w:rFonts w:ascii="Courier New" w:eastAsia="Courier New" w:hAnsi="Courier New" w:cs="Courier New"/>
+                <w:color w:val="F2F2F2"/>
+                <w:sz w:val="18"/>
+                <w:szCs w:val="18"/>
+                <w:lang w:val="en-US"/>
+              </w:rPr>
+              <w:t xml:space="preserve">for </w:t>
+            </w:r>
+            <w:proofErr w:type="spellStart"/>
+            <w:r>
+              <w:rPr>
+                <w:rFonts w:ascii="Courier New" w:eastAsia="Courier New" w:hAnsi="Courier New" w:cs="Courier New"/>
+                <w:color w:val="F2F2F2"/>
+                <w:sz w:val="18"/>
+                <w:szCs w:val="18"/>
+                <w:lang w:val="en-US"/>
+              </w:rPr>
+              <w:t>fname</w:t>
+            </w:r>
+            <w:proofErr w:type="spellEnd"/>
+            <w:r>
+              <w:rPr>
+                <w:rFonts w:ascii="Courier New" w:eastAsia="Courier New" w:hAnsi="Courier New" w:cs="Courier New"/>
+                <w:color w:val="F2F2F2"/>
+                <w:sz w:val="18"/>
+                <w:szCs w:val="18"/>
+                <w:lang w:val="en-US"/>
+              </w:rPr>
+              <w:t xml:space="preserve"> in sorted(</w:t>
+            </w:r>
+            <w:proofErr w:type="spellStart"/>
+            <w:proofErr w:type="gramStart"/>
+            <w:r>
+              <w:rPr>
+                <w:rFonts w:ascii="Courier New" w:eastAsia="Courier New" w:hAnsi="Courier New" w:cs="Courier New"/>
+                <w:color w:val="F2F2F2"/>
+                <w:sz w:val="18"/>
+                <w:szCs w:val="18"/>
+                <w:lang w:val="en-US"/>
+              </w:rPr>
+              <w:t>os.listdir</w:t>
+            </w:r>
+            <w:proofErr w:type="spellEnd"/>
+            <w:proofErr w:type="gramEnd"/>
+            <w:r>
+              <w:rPr>
+                <w:rFonts w:ascii="Courier New" w:eastAsia="Courier New" w:hAnsi="Courier New" w:cs="Courier New"/>
+                <w:color w:val="F2F2F2"/>
+                <w:sz w:val="18"/>
+                <w:szCs w:val="18"/>
+                <w:lang w:val="en-US"/>
+              </w:rPr>
+              <w:t>(TWEET_DIR)):</w:t>
+            </w:r>
+          </w:p>
+          <w:p>
+            <w:pPr>
+              <w:rPr>
+                <w:lang w:val="en-US"/>
+              </w:rPr>
+            </w:pPr>
+            <w:r>
+              <w:rPr>
+                <w:rFonts w:ascii="Courier New" w:eastAsia="Courier New" w:hAnsi="Courier New" w:cs="Courier New"/>
+                <w:color w:val="F2F2F2"/>
+                <w:sz w:val="18"/>
+                <w:szCs w:val="18"/>
+                <w:lang w:val="en-US"/>
+              </w:rPr>
+              <w:t xml:space="preserve">    scores = []</w:t>
+            </w:r>
+          </w:p>
+          <w:p>
+            <w:pPr>
+              <w:rPr>
+                <w:lang w:val="en-US"/>
+              </w:rPr>
+            </w:pPr>
+            <w:r>
+              <w:rPr>
+                <w:rFonts w:ascii="Courier New" w:eastAsia="Courier New" w:hAnsi="Courier New" w:cs="Courier New"/>
+                <w:color w:val="F2F2F2"/>
+                <w:sz w:val="18"/>
+                <w:szCs w:val="18"/>
+                <w:lang w:val="en-US"/>
+              </w:rPr>
+              <w:lastRenderedPageBreak/>
+              <w:t xml:space="preserve">    with </w:t>
+            </w:r>
+            <w:proofErr w:type="gramStart"/>
+            <w:r>
+              <w:rPr>
+                <w:rFonts w:ascii="Courier New" w:eastAsia="Courier New" w:hAnsi="Courier New" w:cs="Courier New"/>
+                <w:color w:val="F2F2F2"/>
+                <w:sz w:val="18"/>
+                <w:szCs w:val="18"/>
+                <w:lang w:val="en-US"/>
+              </w:rPr>
+              <w:t>open(</w:t>
+            </w:r>
+            <w:proofErr w:type="spellStart"/>
+            <w:r>
+              <w:rPr>
+                <w:rFonts w:ascii="Courier New" w:eastAsia="Courier New" w:hAnsi="Courier New" w:cs="Courier New"/>
+                <w:color w:val="F2F2F2"/>
+                <w:sz w:val="18"/>
+                <w:szCs w:val="18"/>
+                <w:lang w:val="en-US"/>
+              </w:rPr>
+              <w:t>os.path</w:t>
+            </w:r>
+            <w:proofErr w:type="gramEnd"/>
+            <w:r>
+              <w:rPr>
+                <w:rFonts w:ascii="Courier New" w:eastAsia="Courier New" w:hAnsi="Courier New" w:cs="Courier New"/>
+                <w:color w:val="F2F2F2"/>
+                <w:sz w:val="18"/>
+                <w:szCs w:val="18"/>
+                <w:lang w:val="en-US"/>
+              </w:rPr>
+              <w:t>.</w:t>
+            </w:r>
+            <w:proofErr w:type="gramStart"/>
+            <w:r>
+              <w:rPr>
+                <w:rFonts w:ascii="Courier New" w:eastAsia="Courier New" w:hAnsi="Courier New" w:cs="Courier New"/>
+                <w:color w:val="F2F2F2"/>
+                <w:sz w:val="18"/>
+                <w:szCs w:val="18"/>
+                <w:lang w:val="en-US"/>
+              </w:rPr>
+              <w:t>join</w:t>
+            </w:r>
+            <w:proofErr w:type="spellEnd"/>
+            <w:r>
+              <w:rPr>
+                <w:rFonts w:ascii="Courier New" w:eastAsia="Courier New" w:hAnsi="Courier New" w:cs="Courier New"/>
+                <w:color w:val="F2F2F2"/>
+                <w:sz w:val="18"/>
+                <w:szCs w:val="18"/>
+                <w:lang w:val="en-US"/>
+              </w:rPr>
+              <w:t>(</w:t>
+            </w:r>
+            <w:proofErr w:type="gramEnd"/>
+            <w:r>
+              <w:rPr>
+                <w:rFonts w:ascii="Courier New" w:eastAsia="Courier New" w:hAnsi="Courier New" w:cs="Courier New"/>
+                <w:color w:val="F2F2F2"/>
+                <w:sz w:val="18"/>
+                <w:szCs w:val="18"/>
+                <w:lang w:val="en-US"/>
+              </w:rPr>
+              <w:t xml:space="preserve">TWEET_DIR, </w:t>
+            </w:r>
+            <w:proofErr w:type="spellStart"/>
+            <w:r>
+              <w:rPr>
+                <w:rFonts w:ascii="Courier New" w:eastAsia="Courier New" w:hAnsi="Courier New" w:cs="Courier New"/>
+                <w:color w:val="F2F2F2"/>
+                <w:sz w:val="18"/>
+                <w:szCs w:val="18"/>
+                <w:lang w:val="en-US"/>
+              </w:rPr>
+              <w:t>fname</w:t>
+            </w:r>
+            <w:proofErr w:type="spellEnd"/>
+            <w:r>
+              <w:rPr>
+                <w:rFonts w:ascii="Courier New" w:eastAsia="Courier New" w:hAnsi="Courier New" w:cs="Courier New"/>
+                <w:color w:val="F2F2F2"/>
+                <w:sz w:val="18"/>
+                <w:szCs w:val="18"/>
+                <w:lang w:val="en-US"/>
+              </w:rPr>
+              <w:t>), encoding="utf-8") as f:</w:t>
+            </w:r>
+          </w:p>
+          <w:p>
+            <w:pPr>
+              <w:rPr>
+                <w:lang w:val="en-US"/>
+              </w:rPr>
+            </w:pPr>
+            <w:r>
+              <w:rPr>
+                <w:rFonts w:ascii="Courier New" w:eastAsia="Courier New" w:hAnsi="Courier New" w:cs="Courier New"/>
+                <w:color w:val="F2F2F2"/>
+                <w:sz w:val="18"/>
+                <w:szCs w:val="18"/>
+                <w:lang w:val="en-US"/>
+              </w:rPr>
+              <w:t xml:space="preserve">        for line in f:</w:t>
+            </w:r>
+          </w:p>
+          <w:p>
+            <w:pPr>
+              <w:rPr>
+                <w:lang w:val="en-US"/>
+              </w:rPr>
+            </w:pPr>
+            <w:r>
+              <w:rPr>
+                <w:rFonts w:ascii="Courier New" w:eastAsia="Courier New" w:hAnsi="Courier New" w:cs="Courier New"/>
+                <w:color w:val="F2F2F2"/>
+                <w:sz w:val="18"/>
+                <w:szCs w:val="18"/>
+                <w:lang w:val="en-US"/>
+              </w:rPr>
+              <w:t xml:space="preserve">            if not </w:t>
+            </w:r>
+            <w:proofErr w:type="spellStart"/>
+            <w:proofErr w:type="gramStart"/>
+            <w:r>
+              <w:rPr>
+                <w:rFonts w:ascii="Courier New" w:eastAsia="Courier New" w:hAnsi="Courier New" w:cs="Courier New"/>
+                <w:color w:val="F2F2F2"/>
+                <w:sz w:val="18"/>
+                <w:szCs w:val="18"/>
+                <w:lang w:val="en-US"/>
+              </w:rPr>
+              <w:t>line.strip</w:t>
+            </w:r>
+            <w:proofErr w:type="spellEnd"/>
+            <w:proofErr w:type="gramEnd"/>
+            <w:r>
+              <w:rPr>
+                <w:rFonts w:ascii="Courier New" w:eastAsia="Courier New" w:hAnsi="Courier New" w:cs="Courier New"/>
+                <w:color w:val="F2F2F2"/>
+                <w:sz w:val="18"/>
+                <w:szCs w:val="18"/>
+                <w:lang w:val="en-US"/>
+              </w:rPr>
+              <w:t>():</w:t>
+            </w:r>
+          </w:p>
+          <w:p>
+            <w:pPr>
+              <w:rPr>
+                <w:lang w:val="en-US"/>
+              </w:rPr>
+            </w:pPr>
+            <w:r>
+              <w:rPr>
+                <w:rFonts w:ascii="Courier New" w:eastAsia="Courier New" w:hAnsi="Courier New" w:cs="Courier New"/>
+                <w:color w:val="F2F2F2"/>
+                <w:sz w:val="18"/>
+                <w:szCs w:val="18"/>
+                <w:lang w:val="en-US"/>
+              </w:rPr>
+              <w:t xml:space="preserve">                continue</w:t>
+            </w:r>
+          </w:p>
+          <w:p>
+            <w:pPr>
+              <w:rPr>
+                <w:lang w:val="en-US"/>
+              </w:rPr>
+            </w:pPr>
+            <w:r>
+              <w:rPr>
+                <w:rFonts w:ascii="Courier New" w:eastAsia="Courier New" w:hAnsi="Courier New" w:cs="Courier New"/>
+                <w:color w:val="F2F2F2"/>
+                <w:sz w:val="18"/>
+                <w:szCs w:val="18"/>
+                <w:lang w:val="en-US"/>
+              </w:rPr>
+              <w:t xml:space="preserve">            tweet = </w:t>
+            </w:r>
+            <w:proofErr w:type="spellStart"/>
+            <w:proofErr w:type="gramStart"/>
+            <w:r>
+              <w:rPr>
+                <w:rFonts w:ascii="Courier New" w:eastAsia="Courier New" w:hAnsi="Courier New" w:cs="Courier New"/>
+                <w:color w:val="F2F2F2"/>
+                <w:sz w:val="18"/>
+                <w:szCs w:val="18"/>
+                <w:lang w:val="en-US"/>
+              </w:rPr>
+              <w:t>json.loads</w:t>
+            </w:r>
+            <w:proofErr w:type="spellEnd"/>
+            <w:proofErr w:type="gramEnd"/>
+            <w:r>
+              <w:rPr>
+                <w:rFonts w:ascii="Courier New" w:eastAsia="Courier New" w:hAnsi="Courier New" w:cs="Courier New"/>
+                <w:color w:val="F2F2F2"/>
+                <w:sz w:val="18"/>
+                <w:szCs w:val="18"/>
+                <w:lang w:val="en-US"/>
+              </w:rPr>
+              <w:t>(line)</w:t>
+            </w:r>
+          </w:p>
+          <w:p>
+            <w:pPr>
+              <w:rPr>
+                <w:lang w:val="en-US"/>
+              </w:rPr>
+            </w:pPr>
+            <w:r>
+              <w:rPr>
+                <w:rFonts w:ascii="Courier New" w:eastAsia="Courier New" w:hAnsi="Courier New" w:cs="Courier New"/>
+                <w:color w:val="F2F2F2"/>
+                <w:sz w:val="18"/>
+                <w:szCs w:val="18"/>
+                <w:lang w:val="en-US"/>
+              </w:rPr>
+              <w:t xml:space="preserve">            text = " </w:t>
+            </w:r>
+            <w:proofErr w:type="gramStart"/>
+            <w:r>
+              <w:rPr>
+                <w:rFonts w:ascii="Courier New" w:eastAsia="Courier New" w:hAnsi="Courier New" w:cs="Courier New"/>
+                <w:color w:val="F2F2F2"/>
+                <w:sz w:val="18"/>
+                <w:szCs w:val="18"/>
+                <w:lang w:val="en-US"/>
+              </w:rPr>
+              <w:t>".join</w:t>
+            </w:r>
+            <w:proofErr w:type="gramEnd"/>
+            <w:r>
+              <w:rPr>
+                <w:rFonts w:ascii="Courier New" w:eastAsia="Courier New" w:hAnsi="Courier New" w:cs="Courier New"/>
+                <w:color w:val="F2F2F2"/>
+                <w:sz w:val="18"/>
+                <w:szCs w:val="18"/>
+                <w:lang w:val="en-US"/>
+              </w:rPr>
+              <w:t>(tweet["text"])</w:t>
+            </w:r>
+          </w:p>
+          <w:p>
+            <w:pPr>
+              <w:rPr>
+                <w:lang w:val="en-US"/>
+              </w:rPr>
+            </w:pPr>
+            <w:r>
+              <w:rPr>
+                <w:rFonts w:ascii="Courier New" w:eastAsia="Courier New" w:hAnsi="Courier New" w:cs="Courier New"/>
+                <w:color w:val="F2F2F2"/>
+                <w:sz w:val="18"/>
+                <w:szCs w:val="18"/>
+                <w:lang w:val="en-US"/>
+              </w:rPr>
+              <w:t xml:space="preserve">            </w:t>
+            </w:r>
+            <w:proofErr w:type="spellStart"/>
+            <w:proofErr w:type="gramStart"/>
+            <w:r>
+              <w:rPr>
+                <w:rFonts w:ascii="Courier New" w:eastAsia="Courier New" w:hAnsi="Courier New" w:cs="Courier New"/>
+                <w:color w:val="F2F2F2"/>
+                <w:sz w:val="18"/>
+                <w:szCs w:val="18"/>
+                <w:lang w:val="en-US"/>
+              </w:rPr>
+              <w:t>scores.append</w:t>
+            </w:r>
+            <w:proofErr w:type="spellEnd"/>
+            <w:proofErr w:type="gramEnd"/>
+            <w:r>
+              <w:rPr>
+                <w:rFonts w:ascii="Courier New" w:eastAsia="Courier New" w:hAnsi="Courier New" w:cs="Courier New"/>
+                <w:color w:val="F2F2F2"/>
+                <w:sz w:val="18"/>
+                <w:szCs w:val="18"/>
+                <w:lang w:val="en-US"/>
+              </w:rPr>
+              <w:t>(</w:t>
+            </w:r>
+            <w:proofErr w:type="spellStart"/>
+            <w:proofErr w:type="gramStart"/>
+            <w:r>
+              <w:rPr>
+                <w:rFonts w:ascii="Courier New" w:eastAsia="Courier New" w:hAnsi="Courier New" w:cs="Courier New"/>
+                <w:color w:val="F2F2F2"/>
+                <w:sz w:val="18"/>
+                <w:szCs w:val="18"/>
+                <w:lang w:val="en-US"/>
+              </w:rPr>
+              <w:t>sia.polarity</w:t>
+            </w:r>
+            <w:proofErr w:type="gramEnd"/>
+            <w:r>
+              <w:rPr>
+                <w:rFonts w:ascii="Courier New" w:eastAsia="Courier New" w:hAnsi="Courier New" w:cs="Courier New"/>
+                <w:color w:val="F2F2F2"/>
+                <w:sz w:val="18"/>
+                <w:szCs w:val="18"/>
+                <w:lang w:val="en-US"/>
+              </w:rPr>
+              <w:t>_scores</w:t>
+            </w:r>
+            <w:proofErr w:type="spellEnd"/>
+            <w:r>
+              <w:rPr>
+                <w:rFonts w:ascii="Courier New" w:eastAsia="Courier New" w:hAnsi="Courier New" w:cs="Courier New"/>
+                <w:color w:val="F2F2F2"/>
+                <w:sz w:val="18"/>
+                <w:szCs w:val="18"/>
+                <w:lang w:val="en-US"/>
+              </w:rPr>
+              <w:t>(text)["compound"])</w:t>
+            </w:r>
+          </w:p>
+          <w:p>
+            <w:pPr>
+              <w:rPr>
+                <w:lang w:val="en-US"/>
+              </w:rPr>
+            </w:pPr>
+            <w:r>
+              <w:rPr>
+                <w:rFonts w:ascii="Courier New" w:eastAsia="Courier New" w:hAnsi="Courier New" w:cs="Courier New"/>
+                <w:color w:val="F2F2F2"/>
+                <w:sz w:val="18"/>
+                <w:szCs w:val="18"/>
+                <w:lang w:val="en-US"/>
+              </w:rPr>
+              <w:t xml:space="preserve">    if scores:</w:t>
+            </w:r>
+          </w:p>
+          <w:p>
+            <w:pPr>
+              <w:rPr>
+                <w:lang w:val="en-US"/>
+              </w:rPr>
+            </w:pPr>
+            <w:r>
+              <w:rPr>
+                <w:rFonts w:ascii="Courier New" w:eastAsia="Courier New" w:hAnsi="Courier New" w:cs="Courier New"/>
+                <w:color w:val="F2F2F2"/>
+                <w:sz w:val="18"/>
+                <w:szCs w:val="18"/>
+                <w:lang w:val="en-US"/>
+              </w:rPr>
+              <w:t xml:space="preserve">        </w:t>
+            </w:r>
+            <w:proofErr w:type="spellStart"/>
+            <w:proofErr w:type="gramStart"/>
+            <w:r>
+              <w:rPr>
+                <w:rFonts w:ascii="Courier New" w:eastAsia="Courier New" w:hAnsi="Courier New" w:cs="Courier New"/>
+                <w:color w:val="F2F2F2"/>
+                <w:sz w:val="18"/>
+                <w:szCs w:val="18"/>
+                <w:lang w:val="en-US"/>
+              </w:rPr>
+              <w:t>rows.append</w:t>
+            </w:r>
+            <w:proofErr w:type="spellEnd"/>
+            <w:proofErr w:type="gramEnd"/>
+            <w:r>
+              <w:rPr>
+                <w:rFonts w:ascii="Courier New" w:eastAsia="Courier New" w:hAnsi="Courier New" w:cs="Courier New"/>
+                <w:color w:val="F2F2F2"/>
+                <w:sz w:val="18"/>
+                <w:szCs w:val="18"/>
+                <w:lang w:val="en-US"/>
+              </w:rPr>
+              <w:t>({</w:t>
+            </w:r>
+          </w:p>
+          <w:p>
+            <w:pPr>
+              <w:rPr>
+                <w:lang w:val="en-US"/>
+              </w:rPr>
+            </w:pPr>
+            <w:r>
+              <w:rPr>
+                <w:rFonts w:ascii="Courier New" w:eastAsia="Courier New" w:hAnsi="Courier New" w:cs="Courier New"/>
+                <w:color w:val="F2F2F2"/>
+                <w:sz w:val="18"/>
+                <w:szCs w:val="18"/>
+                <w:lang w:val="en-US"/>
+              </w:rPr>
+              <w:t xml:space="preserve">            "Date": </w:t>
+            </w:r>
+            <w:proofErr w:type="spellStart"/>
+            <w:r>
+              <w:rPr>
+                <w:rFonts w:ascii="Courier New" w:eastAsia="Courier New" w:hAnsi="Courier New" w:cs="Courier New"/>
+                <w:color w:val="F2F2F2"/>
+                <w:sz w:val="18"/>
+                <w:szCs w:val="18"/>
+                <w:lang w:val="en-US"/>
+              </w:rPr>
+              <w:t>pd.to_datetime</w:t>
+            </w:r>
+            <w:proofErr w:type="spellEnd"/>
+            <w:r>
+              <w:rPr>
+                <w:rFonts w:ascii="Courier New" w:eastAsia="Courier New" w:hAnsi="Courier New" w:cs="Courier New"/>
+                <w:color w:val="F2F2F2"/>
+                <w:sz w:val="18"/>
+                <w:szCs w:val="18"/>
+                <w:lang w:val="en-US"/>
+              </w:rPr>
+              <w:t>(</w:t>
+            </w:r>
+            <w:proofErr w:type="spellStart"/>
+            <w:r>
+              <w:rPr>
+                <w:rFonts w:ascii="Courier New" w:eastAsia="Courier New" w:hAnsi="Courier New" w:cs="Courier New"/>
+                <w:color w:val="F2F2F2"/>
+                <w:sz w:val="18"/>
+                <w:szCs w:val="18"/>
+                <w:lang w:val="en-US"/>
+              </w:rPr>
+              <w:t>fname</w:t>
+            </w:r>
+            <w:proofErr w:type="spellEnd"/>
+            <w:r>
+              <w:rPr>
+                <w:rFonts w:ascii="Courier New" w:eastAsia="Courier New" w:hAnsi="Courier New" w:cs="Courier New"/>
+                <w:color w:val="F2F2F2"/>
+                <w:sz w:val="18"/>
+                <w:szCs w:val="18"/>
+                <w:lang w:val="en-US"/>
+              </w:rPr>
+              <w:t>),</w:t>
+            </w:r>
+          </w:p>
+          <w:p>
+            <w:pPr>
+              <w:rPr>
+                <w:lang w:val="en-US"/>
+              </w:rPr>
+            </w:pPr>
+            <w:r>
+              <w:rPr>
+                <w:rFonts w:ascii="Courier New" w:eastAsia="Courier New" w:hAnsi="Courier New" w:cs="Courier New"/>
+                <w:color w:val="F2F2F2"/>
+                <w:sz w:val="18"/>
+                <w:szCs w:val="18"/>
+                <w:lang w:val="en-US"/>
+              </w:rPr>
+              <w:t xml:space="preserve">            "</w:t>
+            </w:r>
+            <w:proofErr w:type="spellStart"/>
+            <w:proofErr w:type="gramStart"/>
+            <w:r>
+              <w:rPr>
+                <w:rFonts w:ascii="Courier New" w:eastAsia="Courier New" w:hAnsi="Courier New" w:cs="Courier New"/>
+                <w:color w:val="F2F2F2"/>
+                <w:sz w:val="18"/>
+                <w:szCs w:val="18"/>
+                <w:lang w:val="en-US"/>
+              </w:rPr>
+              <w:t>sentiment</w:t>
+            </w:r>
+            <w:proofErr w:type="gramEnd"/>
+            <w:r>
+              <w:rPr>
+                <w:rFonts w:ascii="Courier New" w:eastAsia="Courier New" w:hAnsi="Courier New" w:cs="Courier New"/>
+                <w:color w:val="F2F2F2"/>
+                <w:sz w:val="18"/>
+                <w:szCs w:val="18"/>
+                <w:lang w:val="en-US"/>
+              </w:rPr>
+              <w:t>_mean</w:t>
+            </w:r>
+            <w:proofErr w:type="spellEnd"/>
+            <w:r>
+              <w:rPr>
+                <w:rFonts w:ascii="Courier New" w:eastAsia="Courier New" w:hAnsi="Courier New" w:cs="Courier New"/>
+                <w:color w:val="F2F2F2"/>
+                <w:sz w:val="18"/>
+                <w:szCs w:val="18"/>
+                <w:lang w:val="en-US"/>
+              </w:rPr>
+              <w:t xml:space="preserve">": sum(scores) / </w:t>
+            </w:r>
+            <w:proofErr w:type="spellStart"/>
+            <w:r>
+              <w:rPr>
+                <w:rFonts w:ascii="Courier New" w:eastAsia="Courier New" w:hAnsi="Courier New" w:cs="Courier New"/>
+                <w:color w:val="F2F2F2"/>
+                <w:sz w:val="18"/>
+                <w:szCs w:val="18"/>
+                <w:lang w:val="en-US"/>
+              </w:rPr>
+              <w:t>len</w:t>
+            </w:r>
+            <w:proofErr w:type="spellEnd"/>
+            <w:r>
+              <w:rPr>
+                <w:rFonts w:ascii="Courier New" w:eastAsia="Courier New" w:hAnsi="Courier New" w:cs="Courier New"/>
+                <w:color w:val="F2F2F2"/>
+                <w:sz w:val="18"/>
+                <w:szCs w:val="18"/>
+                <w:lang w:val="en-US"/>
+              </w:rPr>
+              <w:t>(scores),</w:t>
+            </w:r>
+          </w:p>
+          <w:p>
+            <w:pPr>
+              <w:rPr>
+                <w:lang w:val="en-US"/>
+              </w:rPr>
+            </w:pPr>
+            <w:r>
+              <w:rPr>
+                <w:rFonts w:ascii="Courier New" w:eastAsia="Courier New" w:hAnsi="Courier New" w:cs="Courier New"/>
+                <w:color w:val="F2F2F2"/>
+                <w:sz w:val="18"/>
+                <w:szCs w:val="18"/>
+                <w:lang w:val="en-US"/>
+              </w:rPr>
+              <w:t xml:space="preserve">            "</w:t>
+            </w:r>
+            <w:proofErr w:type="spellStart"/>
+            <w:proofErr w:type="gramStart"/>
+            <w:r>
+              <w:rPr>
+                <w:rFonts w:ascii="Courier New" w:eastAsia="Courier New" w:hAnsi="Courier New" w:cs="Courier New"/>
+                <w:color w:val="F2F2F2"/>
+                <w:sz w:val="18"/>
+                <w:szCs w:val="18"/>
+                <w:lang w:val="en-US"/>
+              </w:rPr>
+              <w:t>tweet</w:t>
+            </w:r>
+            <w:proofErr w:type="gramEnd"/>
+            <w:r>
+              <w:rPr>
+                <w:rFonts w:ascii="Courier New" w:eastAsia="Courier New" w:hAnsi="Courier New" w:cs="Courier New"/>
+                <w:color w:val="F2F2F2"/>
+                <w:sz w:val="18"/>
+                <w:szCs w:val="18"/>
+                <w:lang w:val="en-US"/>
+              </w:rPr>
+              <w:t>_volume</w:t>
+            </w:r>
+            <w:proofErr w:type="spellEnd"/>
+            <w:r>
+              <w:rPr>
+                <w:rFonts w:ascii="Courier New" w:eastAsia="Courier New" w:hAnsi="Courier New" w:cs="Courier New"/>
+                <w:color w:val="F2F2F2"/>
+                <w:sz w:val="18"/>
+                <w:szCs w:val="18"/>
+                <w:lang w:val="en-US"/>
+              </w:rPr>
+              <w:t xml:space="preserve">": </w:t>
+            </w:r>
+            <w:proofErr w:type="spellStart"/>
+            <w:r>
+              <w:rPr>
+                <w:rFonts w:ascii="Courier New" w:eastAsia="Courier New" w:hAnsi="Courier New" w:cs="Courier New"/>
+                <w:color w:val="F2F2F2"/>
+                <w:sz w:val="18"/>
+                <w:szCs w:val="18"/>
+                <w:lang w:val="en-US"/>
+              </w:rPr>
+              <w:t>len</w:t>
+            </w:r>
+            <w:proofErr w:type="spellEnd"/>
+            <w:r>
+              <w:rPr>
+                <w:rFonts w:ascii="Courier New" w:eastAsia="Courier New" w:hAnsi="Courier New" w:cs="Courier New"/>
+                <w:color w:val="F2F2F2"/>
+                <w:sz w:val="18"/>
+                <w:szCs w:val="18"/>
+                <w:lang w:val="en-US"/>
+              </w:rPr>
+              <w:t>(scores),</w:t>
+            </w:r>
+          </w:p>
+          <w:p>
+            <w:pPr>
+              <w:rPr>
+                <w:lang w:val="en-US"/>
+              </w:rPr>
+            </w:pPr>
+            <w:r>
+              <w:rPr>
+                <w:rFonts w:ascii="Courier New" w:eastAsia="Courier New" w:hAnsi="Courier New" w:cs="Courier New"/>
+                <w:color w:val="F2F2F2"/>
+                <w:sz w:val="18"/>
+                <w:szCs w:val="18"/>
+                <w:lang w:val="en-US"/>
+              </w:rPr>
+              <w:t xml:space="preserve">        })</w:t>
+            </w:r>
+          </w:p>
+          <w:p>
+            <w:pPr>
+              <w:rPr>
+                <w:lang w:val="en-US"/>
+              </w:rPr>
+            </w:pPr>
+            <w:r>
+              <w:rPr>
+                <w:rFonts w:ascii="Courier New" w:eastAsia="Courier New" w:hAnsi="Courier New" w:cs="Courier New"/>
+                <w:color w:val="F2F2F2"/>
+                <w:sz w:val="18"/>
+                <w:szCs w:val="18"/>
+                <w:lang w:val="en-US"/>
+              </w:rPr>
+              <w:t xml:space="preserve">sentiment = </w:t>
+            </w:r>
+            <w:proofErr w:type="spellStart"/>
+            <w:proofErr w:type="gramStart"/>
+            <w:r>
+              <w:rPr>
+                <w:rFonts w:ascii="Courier New" w:eastAsia="Courier New" w:hAnsi="Courier New" w:cs="Courier New"/>
+                <w:color w:val="F2F2F2"/>
+                <w:sz w:val="18"/>
+                <w:szCs w:val="18"/>
+                <w:lang w:val="en-US"/>
+              </w:rPr>
+              <w:t>pd.DataFrame</w:t>
+            </w:r>
+            <w:proofErr w:type="spellEnd"/>
+            <w:proofErr w:type="gramEnd"/>
+            <w:r>
+              <w:rPr>
+                <w:rFonts w:ascii="Courier New" w:eastAsia="Courier New" w:hAnsi="Courier New" w:cs="Courier New"/>
+                <w:color w:val="F2F2F2"/>
+                <w:sz w:val="18"/>
+                <w:szCs w:val="18"/>
+                <w:lang w:val="en-US"/>
+              </w:rPr>
+              <w:t>(rows</w:t>
+            </w:r>
+            <w:proofErr w:type="gramStart"/>
+            <w:r>
+              <w:rPr>
+                <w:rFonts w:ascii="Courier New" w:eastAsia="Courier New" w:hAnsi="Courier New" w:cs="Courier New"/>
+                <w:color w:val="F2F2F2"/>
+                <w:sz w:val="18"/>
+                <w:szCs w:val="18"/>
+                <w:lang w:val="en-US"/>
+              </w:rPr>
+              <w:t>).</w:t>
+            </w:r>
+            <w:proofErr w:type="spellStart"/>
+            <w:r>
+              <w:rPr>
+                <w:rFonts w:ascii="Courier New" w:eastAsia="Courier New" w:hAnsi="Courier New" w:cs="Courier New"/>
+                <w:color w:val="F2F2F2"/>
+                <w:sz w:val="18"/>
+                <w:szCs w:val="18"/>
+                <w:lang w:val="en-US"/>
+              </w:rPr>
+              <w:t>sort</w:t>
+            </w:r>
+            <w:proofErr w:type="gramEnd"/>
+            <w:r>
+              <w:rPr>
+                <w:rFonts w:ascii="Courier New" w:eastAsia="Courier New" w:hAnsi="Courier New" w:cs="Courier New"/>
+                <w:color w:val="F2F2F2"/>
+                <w:sz w:val="18"/>
+                <w:szCs w:val="18"/>
+                <w:lang w:val="en-US"/>
+              </w:rPr>
+              <w:t>_values</w:t>
+            </w:r>
+            <w:proofErr w:type="spellEnd"/>
+            <w:r>
+              <w:rPr>
+                <w:rFonts w:ascii="Courier New" w:eastAsia="Courier New" w:hAnsi="Courier New" w:cs="Courier New"/>
+                <w:color w:val="F2F2F2"/>
+                <w:sz w:val="18"/>
+                <w:szCs w:val="18"/>
+                <w:lang w:val="en-US"/>
+              </w:rPr>
+              <w:t>("Date")</w:t>
+            </w:r>
+          </w:p>
+          <w:p>
+            <w:pPr>
+              <w:rPr>
+                <w:lang w:val="en-US"/>
+              </w:rPr>
+            </w:pPr>
+            <w:r>
+              <w:rPr>
+                <w:rFonts w:ascii="Courier New" w:eastAsia="Courier New" w:hAnsi="Courier New" w:cs="Courier New"/>
+                <w:color w:val="F2F2F2"/>
+                <w:sz w:val="18"/>
+                <w:szCs w:val="18"/>
+                <w:lang w:val="en-US"/>
+              </w:rPr>
               <w:t xml:space="preserve"> </w:t>
             </w:r>
           </w:p>
           <w:p>
-            <w:r>
-              <w:rPr>
-                <w:rFonts w:ascii="Courier New" w:eastAsia="Courier New" w:hAnsi="Courier New" w:cs="Courier New"/>
-                <w:color w:val="F2F2F2"/>
-                <w:sz w:val="18"/>
-                <w:szCs w:val="18"/>
-              </w:rPr>
-              <w:t># 2. Sentiment VADER par tweet, agrégé par jour</w:t>
-            </w:r>
-          </w:p>
-          <w:p>
             <w:pPr>
               <w:rPr>
                 <w:lang w:val="en-US"/>
@@ -1100,7 +2641,7 @@
                 <w:szCs w:val="18"/>
                 <w:lang w:val="en-US"/>
               </w:rPr>
-              <w:t>sia = SentimentIntensityAnalyzer()</w:t>
+              <w:t># 3. Fusion prix + sentiment</w:t>
             </w:r>
           </w:p>
           <w:p>
@@ -1109,15 +2650,51 @@
                 <w:lang w:val="en-US"/>
               </w:rPr>
             </w:pPr>
-            <w:r>
-              <w:rPr>
-                <w:rFonts w:ascii="Courier New" w:eastAsia="Courier New" w:hAnsi="Courier New" w:cs="Courier New"/>
-                <w:color w:val="F2F2F2"/>
-                <w:sz w:val="18"/>
-                <w:szCs w:val="18"/>
-                <w:lang w:val="en-US"/>
-              </w:rPr>
-              <w:t>rows = []</w:t>
+            <w:proofErr w:type="spellStart"/>
+            <w:r>
+              <w:rPr>
+                <w:rFonts w:ascii="Courier New" w:eastAsia="Courier New" w:hAnsi="Courier New" w:cs="Courier New"/>
+                <w:color w:val="F2F2F2"/>
+                <w:sz w:val="18"/>
+                <w:szCs w:val="18"/>
+                <w:lang w:val="en-US"/>
+              </w:rPr>
+              <w:t>df</w:t>
+            </w:r>
+            <w:proofErr w:type="spellEnd"/>
+            <w:r>
+              <w:rPr>
+                <w:rFonts w:ascii="Courier New" w:eastAsia="Courier New" w:hAnsi="Courier New" w:cs="Courier New"/>
+                <w:color w:val="F2F2F2"/>
+                <w:sz w:val="18"/>
+                <w:szCs w:val="18"/>
+                <w:lang w:val="en-US"/>
+              </w:rPr>
+              <w:t xml:space="preserve"> = </w:t>
+            </w:r>
+            <w:proofErr w:type="spellStart"/>
+            <w:proofErr w:type="gramStart"/>
+            <w:r>
+              <w:rPr>
+                <w:rFonts w:ascii="Courier New" w:eastAsia="Courier New" w:hAnsi="Courier New" w:cs="Courier New"/>
+                <w:color w:val="F2F2F2"/>
+                <w:sz w:val="18"/>
+                <w:szCs w:val="18"/>
+                <w:lang w:val="en-US"/>
+              </w:rPr>
+              <w:t>price.merge</w:t>
+            </w:r>
+            <w:proofErr w:type="spellEnd"/>
+            <w:proofErr w:type="gramEnd"/>
+            <w:r>
+              <w:rPr>
+                <w:rFonts w:ascii="Courier New" w:eastAsia="Courier New" w:hAnsi="Courier New" w:cs="Courier New"/>
+                <w:color w:val="F2F2F2"/>
+                <w:sz w:val="18"/>
+                <w:szCs w:val="18"/>
+                <w:lang w:val="en-US"/>
+              </w:rPr>
+              <w:t>(sentiment, on="Date", how="left")</w:t>
             </w:r>
           </w:p>
           <w:p>
@@ -1126,15 +2703,127 @@
                 <w:lang w:val="en-US"/>
               </w:rPr>
             </w:pPr>
-            <w:r>
-              <w:rPr>
-                <w:rFonts w:ascii="Courier New" w:eastAsia="Courier New" w:hAnsi="Courier New" w:cs="Courier New"/>
-                <w:color w:val="F2F2F2"/>
-                <w:sz w:val="18"/>
-                <w:szCs w:val="18"/>
-                <w:lang w:val="en-US"/>
-              </w:rPr>
-              <w:t>for fname in sorted(os.listdir(TWEET_DIR)):</w:t>
+            <w:proofErr w:type="spellStart"/>
+            <w:r>
+              <w:rPr>
+                <w:rFonts w:ascii="Courier New" w:eastAsia="Courier New" w:hAnsi="Courier New" w:cs="Courier New"/>
+                <w:color w:val="F2F2F2"/>
+                <w:sz w:val="18"/>
+                <w:szCs w:val="18"/>
+                <w:lang w:val="en-US"/>
+              </w:rPr>
+              <w:t>df</w:t>
+            </w:r>
+            <w:proofErr w:type="spellEnd"/>
+            <w:r>
+              <w:rPr>
+                <w:rFonts w:ascii="Courier New" w:eastAsia="Courier New" w:hAnsi="Courier New" w:cs="Courier New"/>
+                <w:color w:val="F2F2F2"/>
+                <w:sz w:val="18"/>
+                <w:szCs w:val="18"/>
+                <w:lang w:val="en-US"/>
+              </w:rPr>
+              <w:t>["</w:t>
+            </w:r>
+            <w:proofErr w:type="spellStart"/>
+            <w:r>
+              <w:rPr>
+                <w:rFonts w:ascii="Courier New" w:eastAsia="Courier New" w:hAnsi="Courier New" w:cs="Courier New"/>
+                <w:color w:val="F2F2F2"/>
+                <w:sz w:val="18"/>
+                <w:szCs w:val="18"/>
+                <w:lang w:val="en-US"/>
+              </w:rPr>
+              <w:t>sentiment_mean</w:t>
+            </w:r>
+            <w:proofErr w:type="spellEnd"/>
+            <w:r>
+              <w:rPr>
+                <w:rFonts w:ascii="Courier New" w:eastAsia="Courier New" w:hAnsi="Courier New" w:cs="Courier New"/>
+                <w:color w:val="F2F2F2"/>
+                <w:sz w:val="18"/>
+                <w:szCs w:val="18"/>
+                <w:lang w:val="en-US"/>
+              </w:rPr>
+              <w:t xml:space="preserve">"] = </w:t>
+            </w:r>
+            <w:proofErr w:type="spellStart"/>
+            <w:r>
+              <w:rPr>
+                <w:rFonts w:ascii="Courier New" w:eastAsia="Courier New" w:hAnsi="Courier New" w:cs="Courier New"/>
+                <w:color w:val="F2F2F2"/>
+                <w:sz w:val="18"/>
+                <w:szCs w:val="18"/>
+                <w:lang w:val="en-US"/>
+              </w:rPr>
+              <w:t>df</w:t>
+            </w:r>
+            <w:proofErr w:type="spellEnd"/>
+            <w:r>
+              <w:rPr>
+                <w:rFonts w:ascii="Courier New" w:eastAsia="Courier New" w:hAnsi="Courier New" w:cs="Courier New"/>
+                <w:color w:val="F2F2F2"/>
+                <w:sz w:val="18"/>
+                <w:szCs w:val="18"/>
+                <w:lang w:val="en-US"/>
+              </w:rPr>
+              <w:t>["</w:t>
+            </w:r>
+            <w:proofErr w:type="spellStart"/>
+            <w:r>
+              <w:rPr>
+                <w:rFonts w:ascii="Courier New" w:eastAsia="Courier New" w:hAnsi="Courier New" w:cs="Courier New"/>
+                <w:color w:val="F2F2F2"/>
+                <w:sz w:val="18"/>
+                <w:szCs w:val="18"/>
+                <w:lang w:val="en-US"/>
+              </w:rPr>
+              <w:t>sentiment_mean</w:t>
+            </w:r>
+            <w:proofErr w:type="spellEnd"/>
+            <w:r>
+              <w:rPr>
+                <w:rFonts w:ascii="Courier New" w:eastAsia="Courier New" w:hAnsi="Courier New" w:cs="Courier New"/>
+                <w:color w:val="F2F2F2"/>
+                <w:sz w:val="18"/>
+                <w:szCs w:val="18"/>
+                <w:lang w:val="en-US"/>
+              </w:rPr>
+              <w:t>"</w:t>
+            </w:r>
+            <w:proofErr w:type="gramStart"/>
+            <w:r>
+              <w:rPr>
+                <w:rFonts w:ascii="Courier New" w:eastAsia="Courier New" w:hAnsi="Courier New" w:cs="Courier New"/>
+                <w:color w:val="F2F2F2"/>
+                <w:sz w:val="18"/>
+                <w:szCs w:val="18"/>
+                <w:lang w:val="en-US"/>
+              </w:rPr>
+              <w:t>].</w:t>
+            </w:r>
+            <w:proofErr w:type="spellStart"/>
+            <w:r>
+              <w:rPr>
+                <w:rFonts w:ascii="Courier New" w:eastAsia="Courier New" w:hAnsi="Courier New" w:cs="Courier New"/>
+                <w:color w:val="F2F2F2"/>
+                <w:sz w:val="18"/>
+                <w:szCs w:val="18"/>
+                <w:lang w:val="en-US"/>
+              </w:rPr>
+              <w:t>fillna</w:t>
+            </w:r>
+            <w:proofErr w:type="spellEnd"/>
+            <w:proofErr w:type="gramEnd"/>
+            <w:r>
+              <w:rPr>
+                <w:rFonts w:ascii="Courier New" w:eastAsia="Courier New" w:hAnsi="Courier New" w:cs="Courier New"/>
+                <w:color w:val="F2F2F2"/>
+                <w:sz w:val="18"/>
+                <w:szCs w:val="18"/>
+                <w:lang w:val="en-US"/>
+              </w:rPr>
+              <w:t>(0.0)</w:t>
             </w:r>
           </w:p>
           <w:p>
@@ -1143,15 +2832,161 @@
                 <w:lang w:val="en-US"/>
               </w:rPr>
             </w:pPr>
-            <w:r>
-              <w:rPr>
-                <w:rFonts w:ascii="Courier New" w:eastAsia="Courier New" w:hAnsi="Courier New" w:cs="Courier New"/>
-                <w:color w:val="F2F2F2"/>
-                <w:sz w:val="18"/>
-                <w:szCs w:val="18"/>
-                <w:lang w:val="en-US"/>
-              </w:rPr>
-              <w:t xml:space="preserve">    scores = []</w:t>
+            <w:proofErr w:type="spellStart"/>
+            <w:r>
+              <w:rPr>
+                <w:rFonts w:ascii="Courier New" w:eastAsia="Courier New" w:hAnsi="Courier New" w:cs="Courier New"/>
+                <w:color w:val="F2F2F2"/>
+                <w:sz w:val="18"/>
+                <w:szCs w:val="18"/>
+                <w:lang w:val="en-US"/>
+              </w:rPr>
+              <w:t>df</w:t>
+            </w:r>
+            <w:proofErr w:type="spellEnd"/>
+            <w:r>
+              <w:rPr>
+                <w:rFonts w:ascii="Courier New" w:eastAsia="Courier New" w:hAnsi="Courier New" w:cs="Courier New"/>
+                <w:color w:val="F2F2F2"/>
+                <w:sz w:val="18"/>
+                <w:szCs w:val="18"/>
+                <w:lang w:val="en-US"/>
+              </w:rPr>
+              <w:t>["</w:t>
+            </w:r>
+            <w:proofErr w:type="spellStart"/>
+            <w:r>
+              <w:rPr>
+                <w:rFonts w:ascii="Courier New" w:eastAsia="Courier New" w:hAnsi="Courier New" w:cs="Courier New"/>
+                <w:color w:val="F2F2F2"/>
+                <w:sz w:val="18"/>
+                <w:szCs w:val="18"/>
+                <w:lang w:val="en-US"/>
+              </w:rPr>
+              <w:t>tweet_volume</w:t>
+            </w:r>
+            <w:proofErr w:type="spellEnd"/>
+            <w:r>
+              <w:rPr>
+                <w:rFonts w:ascii="Courier New" w:eastAsia="Courier New" w:hAnsi="Courier New" w:cs="Courier New"/>
+                <w:color w:val="F2F2F2"/>
+                <w:sz w:val="18"/>
+                <w:szCs w:val="18"/>
+                <w:lang w:val="en-US"/>
+              </w:rPr>
+              <w:t xml:space="preserve">"] = </w:t>
+            </w:r>
+            <w:proofErr w:type="spellStart"/>
+            <w:r>
+              <w:rPr>
+                <w:rFonts w:ascii="Courier New" w:eastAsia="Courier New" w:hAnsi="Courier New" w:cs="Courier New"/>
+                <w:color w:val="F2F2F2"/>
+                <w:sz w:val="18"/>
+                <w:szCs w:val="18"/>
+                <w:lang w:val="en-US"/>
+              </w:rPr>
+              <w:t>df</w:t>
+            </w:r>
+            <w:proofErr w:type="spellEnd"/>
+            <w:r>
+              <w:rPr>
+                <w:rFonts w:ascii="Courier New" w:eastAsia="Courier New" w:hAnsi="Courier New" w:cs="Courier New"/>
+                <w:color w:val="F2F2F2"/>
+                <w:sz w:val="18"/>
+                <w:szCs w:val="18"/>
+                <w:lang w:val="en-US"/>
+              </w:rPr>
+              <w:t>["</w:t>
+            </w:r>
+            <w:proofErr w:type="spellStart"/>
+            <w:r>
+              <w:rPr>
+                <w:rFonts w:ascii="Courier New" w:eastAsia="Courier New" w:hAnsi="Courier New" w:cs="Courier New"/>
+                <w:color w:val="F2F2F2"/>
+                <w:sz w:val="18"/>
+                <w:szCs w:val="18"/>
+                <w:lang w:val="en-US"/>
+              </w:rPr>
+              <w:t>tweet_volume</w:t>
+            </w:r>
+            <w:proofErr w:type="spellEnd"/>
+            <w:r>
+              <w:rPr>
+                <w:rFonts w:ascii="Courier New" w:eastAsia="Courier New" w:hAnsi="Courier New" w:cs="Courier New"/>
+                <w:color w:val="F2F2F2"/>
+                <w:sz w:val="18"/>
+                <w:szCs w:val="18"/>
+                <w:lang w:val="en-US"/>
+              </w:rPr>
+              <w:t>"</w:t>
+            </w:r>
+            <w:proofErr w:type="gramStart"/>
+            <w:r>
+              <w:rPr>
+                <w:rFonts w:ascii="Courier New" w:eastAsia="Courier New" w:hAnsi="Courier New" w:cs="Courier New"/>
+                <w:color w:val="F2F2F2"/>
+                <w:sz w:val="18"/>
+                <w:szCs w:val="18"/>
+                <w:lang w:val="en-US"/>
+              </w:rPr>
+              <w:t>].</w:t>
+            </w:r>
+            <w:proofErr w:type="spellStart"/>
+            <w:r>
+              <w:rPr>
+                <w:rFonts w:ascii="Courier New" w:eastAsia="Courier New" w:hAnsi="Courier New" w:cs="Courier New"/>
+                <w:color w:val="F2F2F2"/>
+                <w:sz w:val="18"/>
+                <w:szCs w:val="18"/>
+                <w:lang w:val="en-US"/>
+              </w:rPr>
+              <w:t>fillna</w:t>
+            </w:r>
+            <w:proofErr w:type="spellEnd"/>
+            <w:proofErr w:type="gramEnd"/>
+            <w:r>
+              <w:rPr>
+                <w:rFonts w:ascii="Courier New" w:eastAsia="Courier New" w:hAnsi="Courier New" w:cs="Courier New"/>
+                <w:color w:val="F2F2F2"/>
+                <w:sz w:val="18"/>
+                <w:szCs w:val="18"/>
+                <w:lang w:val="en-US"/>
+              </w:rPr>
+              <w:t>(0</w:t>
+            </w:r>
+            <w:proofErr w:type="gramStart"/>
+            <w:r>
+              <w:rPr>
+                <w:rFonts w:ascii="Courier New" w:eastAsia="Courier New" w:hAnsi="Courier New" w:cs="Courier New"/>
+                <w:color w:val="F2F2F2"/>
+                <w:sz w:val="18"/>
+                <w:szCs w:val="18"/>
+                <w:lang w:val="en-US"/>
+              </w:rPr>
+              <w:t>).</w:t>
+            </w:r>
+            <w:proofErr w:type="spellStart"/>
+            <w:r>
+              <w:rPr>
+                <w:rFonts w:ascii="Courier New" w:eastAsia="Courier New" w:hAnsi="Courier New" w:cs="Courier New"/>
+                <w:color w:val="F2F2F2"/>
+                <w:sz w:val="18"/>
+                <w:szCs w:val="18"/>
+                <w:lang w:val="en-US"/>
+              </w:rPr>
+              <w:t>astype</w:t>
+            </w:r>
+            <w:proofErr w:type="spellEnd"/>
+            <w:proofErr w:type="gramEnd"/>
+            <w:r>
+              <w:rPr>
+                <w:rFonts w:ascii="Courier New" w:eastAsia="Courier New" w:hAnsi="Courier New" w:cs="Courier New"/>
+                <w:color w:val="F2F2F2"/>
+                <w:sz w:val="18"/>
+                <w:szCs w:val="18"/>
+                <w:lang w:val="en-US"/>
+              </w:rPr>
+              <w:t>(int)</w:t>
             </w:r>
           </w:p>
           <w:p>
@@ -1160,16 +2995,177 @@
                 <w:lang w:val="en-US"/>
               </w:rPr>
             </w:pPr>
-            <w:r>
-              <w:rPr>
-                <w:rFonts w:ascii="Courier New" w:eastAsia="Courier New" w:hAnsi="Courier New" w:cs="Courier New"/>
-                <w:color w:val="F2F2F2"/>
-                <w:sz w:val="18"/>
-                <w:szCs w:val="18"/>
-                <w:lang w:val="en-US"/>
-              </w:rPr>
-              <w:lastRenderedPageBreak/>
-              <w:t xml:space="preserve">    with open(os.path.join(TWEET_DIR, fname), encoding="utf-8") as f:</w:t>
+            <w:proofErr w:type="spellStart"/>
+            <w:r>
+              <w:rPr>
+                <w:rFonts w:ascii="Courier New" w:eastAsia="Courier New" w:hAnsi="Courier New" w:cs="Courier New"/>
+                <w:color w:val="F2F2F2"/>
+                <w:sz w:val="18"/>
+                <w:szCs w:val="18"/>
+                <w:lang w:val="en-US"/>
+              </w:rPr>
+              <w:t>df</w:t>
+            </w:r>
+            <w:proofErr w:type="spellEnd"/>
+            <w:r>
+              <w:rPr>
+                <w:rFonts w:ascii="Courier New" w:eastAsia="Courier New" w:hAnsi="Courier New" w:cs="Courier New"/>
+                <w:color w:val="F2F2F2"/>
+                <w:sz w:val="18"/>
+                <w:szCs w:val="18"/>
+                <w:lang w:val="en-US"/>
+              </w:rPr>
+              <w:t xml:space="preserve"> = </w:t>
+            </w:r>
+            <w:proofErr w:type="spellStart"/>
+            <w:proofErr w:type="gramStart"/>
+            <w:r>
+              <w:rPr>
+                <w:rFonts w:ascii="Courier New" w:eastAsia="Courier New" w:hAnsi="Courier New" w:cs="Courier New"/>
+                <w:color w:val="F2F2F2"/>
+                <w:sz w:val="18"/>
+                <w:szCs w:val="18"/>
+                <w:lang w:val="en-US"/>
+              </w:rPr>
+              <w:t>df</w:t>
+            </w:r>
+            <w:proofErr w:type="spellEnd"/>
+            <w:r>
+              <w:rPr>
+                <w:rFonts w:ascii="Courier New" w:eastAsia="Courier New" w:hAnsi="Courier New" w:cs="Courier New"/>
+                <w:color w:val="F2F2F2"/>
+                <w:sz w:val="18"/>
+                <w:szCs w:val="18"/>
+                <w:lang w:val="en-US"/>
+              </w:rPr>
+              <w:t>[</w:t>
+            </w:r>
+            <w:proofErr w:type="gramEnd"/>
+            <w:r>
+              <w:rPr>
+                <w:rFonts w:ascii="Courier New" w:eastAsia="Courier New" w:hAnsi="Courier New" w:cs="Courier New"/>
+                <w:color w:val="F2F2F2"/>
+                <w:sz w:val="18"/>
+                <w:szCs w:val="18"/>
+                <w:lang w:val="en-US"/>
+              </w:rPr>
+              <w:t>(</w:t>
+            </w:r>
+            <w:proofErr w:type="spellStart"/>
+            <w:proofErr w:type="gramStart"/>
+            <w:r>
+              <w:rPr>
+                <w:rFonts w:ascii="Courier New" w:eastAsia="Courier New" w:hAnsi="Courier New" w:cs="Courier New"/>
+                <w:color w:val="F2F2F2"/>
+                <w:sz w:val="18"/>
+                <w:szCs w:val="18"/>
+                <w:lang w:val="en-US"/>
+              </w:rPr>
+              <w:t>df.Date</w:t>
+            </w:r>
+            <w:proofErr w:type="spellEnd"/>
+            <w:proofErr w:type="gramEnd"/>
+            <w:r>
+              <w:rPr>
+                <w:rFonts w:ascii="Courier New" w:eastAsia="Courier New" w:hAnsi="Courier New" w:cs="Courier New"/>
+                <w:color w:val="F2F2F2"/>
+                <w:sz w:val="18"/>
+                <w:szCs w:val="18"/>
+                <w:lang w:val="en-US"/>
+              </w:rPr>
+              <w:t xml:space="preserve"> &gt;= </w:t>
+            </w:r>
+            <w:proofErr w:type="spellStart"/>
+            <w:proofErr w:type="gramStart"/>
+            <w:r>
+              <w:rPr>
+                <w:rFonts w:ascii="Courier New" w:eastAsia="Courier New" w:hAnsi="Courier New" w:cs="Courier New"/>
+                <w:color w:val="F2F2F2"/>
+                <w:sz w:val="18"/>
+                <w:szCs w:val="18"/>
+                <w:lang w:val="en-US"/>
+              </w:rPr>
+              <w:t>sentiment.Date.min</w:t>
+            </w:r>
+            <w:proofErr w:type="spellEnd"/>
+            <w:r>
+              <w:rPr>
+                <w:rFonts w:ascii="Courier New" w:eastAsia="Courier New" w:hAnsi="Courier New" w:cs="Courier New"/>
+                <w:color w:val="F2F2F2"/>
+                <w:sz w:val="18"/>
+                <w:szCs w:val="18"/>
+                <w:lang w:val="en-US"/>
+              </w:rPr>
+              <w:t>(</w:t>
+            </w:r>
+            <w:proofErr w:type="gramEnd"/>
+            <w:r>
+              <w:rPr>
+                <w:rFonts w:ascii="Courier New" w:eastAsia="Courier New" w:hAnsi="Courier New" w:cs="Courier New"/>
+                <w:color w:val="F2F2F2"/>
+                <w:sz w:val="18"/>
+                <w:szCs w:val="18"/>
+                <w:lang w:val="en-US"/>
+              </w:rPr>
+              <w:t>)) &amp; (</w:t>
+            </w:r>
+            <w:proofErr w:type="spellStart"/>
+            <w:proofErr w:type="gramStart"/>
+            <w:r>
+              <w:rPr>
+                <w:rFonts w:ascii="Courier New" w:eastAsia="Courier New" w:hAnsi="Courier New" w:cs="Courier New"/>
+                <w:color w:val="F2F2F2"/>
+                <w:sz w:val="18"/>
+                <w:szCs w:val="18"/>
+                <w:lang w:val="en-US"/>
+              </w:rPr>
+              <w:t>df.Date</w:t>
+            </w:r>
+            <w:proofErr w:type="spellEnd"/>
+            <w:proofErr w:type="gramEnd"/>
+            <w:r>
+              <w:rPr>
+                <w:rFonts w:ascii="Courier New" w:eastAsia="Courier New" w:hAnsi="Courier New" w:cs="Courier New"/>
+                <w:color w:val="F2F2F2"/>
+                <w:sz w:val="18"/>
+                <w:szCs w:val="18"/>
+                <w:lang w:val="en-US"/>
+              </w:rPr>
+              <w:t xml:space="preserve"> &lt;= </w:t>
+            </w:r>
+            <w:proofErr w:type="spellStart"/>
+            <w:proofErr w:type="gramStart"/>
+            <w:r>
+              <w:rPr>
+                <w:rFonts w:ascii="Courier New" w:eastAsia="Courier New" w:hAnsi="Courier New" w:cs="Courier New"/>
+                <w:color w:val="F2F2F2"/>
+                <w:sz w:val="18"/>
+                <w:szCs w:val="18"/>
+                <w:lang w:val="en-US"/>
+              </w:rPr>
+              <w:t>sentiment.Date.max</w:t>
+            </w:r>
+            <w:proofErr w:type="spellEnd"/>
+            <w:r>
+              <w:rPr>
+                <w:rFonts w:ascii="Courier New" w:eastAsia="Courier New" w:hAnsi="Courier New" w:cs="Courier New"/>
+                <w:color w:val="F2F2F2"/>
+                <w:sz w:val="18"/>
+                <w:szCs w:val="18"/>
+                <w:lang w:val="en-US"/>
+              </w:rPr>
+              <w:t>(</w:t>
+            </w:r>
+            <w:proofErr w:type="gramEnd"/>
+            <w:r>
+              <w:rPr>
+                <w:rFonts w:ascii="Courier New" w:eastAsia="Courier New" w:hAnsi="Courier New" w:cs="Courier New"/>
+                <w:color w:val="F2F2F2"/>
+                <w:sz w:val="18"/>
+                <w:szCs w:val="18"/>
+                <w:lang w:val="en-US"/>
+              </w:rPr>
+              <w:t>))]</w:t>
             </w:r>
           </w:p>
           <w:p>
@@ -1186,7 +3182,7 @@
                 <w:szCs w:val="18"/>
                 <w:lang w:val="en-US"/>
               </w:rPr>
-              <w:t xml:space="preserve">        for line in f:</w:t>
+              <w:t xml:space="preserve"> </w:t>
             </w:r>
           </w:p>
           <w:p>
@@ -1195,15 +3191,51 @@
                 <w:lang w:val="en-US"/>
               </w:rPr>
             </w:pPr>
-            <w:r>
-              <w:rPr>
-                <w:rFonts w:ascii="Courier New" w:eastAsia="Courier New" w:hAnsi="Courier New" w:cs="Courier New"/>
-                <w:color w:val="F2F2F2"/>
-                <w:sz w:val="18"/>
-                <w:szCs w:val="18"/>
-                <w:lang w:val="en-US"/>
-              </w:rPr>
-              <w:t xml:space="preserve">            if not line.strip():</w:t>
+            <w:proofErr w:type="spellStart"/>
+            <w:proofErr w:type="gramStart"/>
+            <w:r>
+              <w:rPr>
+                <w:rFonts w:ascii="Courier New" w:eastAsia="Courier New" w:hAnsi="Courier New" w:cs="Courier New"/>
+                <w:color w:val="F2F2F2"/>
+                <w:sz w:val="18"/>
+                <w:szCs w:val="18"/>
+                <w:lang w:val="en-US"/>
+              </w:rPr>
+              <w:t>os.makedirs</w:t>
+            </w:r>
+            <w:proofErr w:type="spellEnd"/>
+            <w:proofErr w:type="gramEnd"/>
+            <w:r>
+              <w:rPr>
+                <w:rFonts w:ascii="Courier New" w:eastAsia="Courier New" w:hAnsi="Courier New" w:cs="Courier New"/>
+                <w:color w:val="F2F2F2"/>
+                <w:sz w:val="18"/>
+                <w:szCs w:val="18"/>
+                <w:lang w:val="en-US"/>
+              </w:rPr>
+              <w:t xml:space="preserve">("output", </w:t>
+            </w:r>
+            <w:proofErr w:type="spellStart"/>
+            <w:r>
+              <w:rPr>
+                <w:rFonts w:ascii="Courier New" w:eastAsia="Courier New" w:hAnsi="Courier New" w:cs="Courier New"/>
+                <w:color w:val="F2F2F2"/>
+                <w:sz w:val="18"/>
+                <w:szCs w:val="18"/>
+                <w:lang w:val="en-US"/>
+              </w:rPr>
+              <w:t>exist_ok</w:t>
+            </w:r>
+            <w:proofErr w:type="spellEnd"/>
+            <w:r>
+              <w:rPr>
+                <w:rFonts w:ascii="Courier New" w:eastAsia="Courier New" w:hAnsi="Courier New" w:cs="Courier New"/>
+                <w:color w:val="F2F2F2"/>
+                <w:sz w:val="18"/>
+                <w:szCs w:val="18"/>
+                <w:lang w:val="en-US"/>
+              </w:rPr>
+              <w:t>=True)</w:t>
             </w:r>
           </w:p>
           <w:p>
@@ -1212,15 +3244,49 @@
                 <w:lang w:val="en-US"/>
               </w:rPr>
             </w:pPr>
-            <w:r>
-              <w:rPr>
-                <w:rFonts w:ascii="Courier New" w:eastAsia="Courier New" w:hAnsi="Courier New" w:cs="Courier New"/>
-                <w:color w:val="F2F2F2"/>
-                <w:sz w:val="18"/>
-                <w:szCs w:val="18"/>
-                <w:lang w:val="en-US"/>
-              </w:rPr>
-              <w:t xml:space="preserve">                continue</w:t>
+            <w:proofErr w:type="spellStart"/>
+            <w:r>
+              <w:rPr>
+                <w:rFonts w:ascii="Courier New" w:eastAsia="Courier New" w:hAnsi="Courier New" w:cs="Courier New"/>
+                <w:color w:val="F2F2F2"/>
+                <w:sz w:val="18"/>
+                <w:szCs w:val="18"/>
+                <w:lang w:val="en-US"/>
+              </w:rPr>
+              <w:t>df.to_</w:t>
+            </w:r>
+            <w:proofErr w:type="gramStart"/>
+            <w:r>
+              <w:rPr>
+                <w:rFonts w:ascii="Courier New" w:eastAsia="Courier New" w:hAnsi="Courier New" w:cs="Courier New"/>
+                <w:color w:val="F2F2F2"/>
+                <w:sz w:val="18"/>
+                <w:szCs w:val="18"/>
+                <w:lang w:val="en-US"/>
+              </w:rPr>
+              <w:t>csv</w:t>
+            </w:r>
+            <w:proofErr w:type="spellEnd"/>
+            <w:r>
+              <w:rPr>
+                <w:rFonts w:ascii="Courier New" w:eastAsia="Courier New" w:hAnsi="Courier New" w:cs="Courier New"/>
+                <w:color w:val="F2F2F2"/>
+                <w:sz w:val="18"/>
+                <w:szCs w:val="18"/>
+                <w:lang w:val="en-US"/>
+              </w:rPr>
+              <w:t>(</w:t>
+            </w:r>
+            <w:proofErr w:type="gramEnd"/>
+            <w:r>
+              <w:rPr>
+                <w:rFonts w:ascii="Courier New" w:eastAsia="Courier New" w:hAnsi="Courier New" w:cs="Courier New"/>
+                <w:color w:val="F2F2F2"/>
+                <w:sz w:val="18"/>
+                <w:szCs w:val="18"/>
+                <w:lang w:val="en-US"/>
+              </w:rPr>
+              <w:t>"output/dataset_final.csv", index=False)</w:t>
             </w:r>
           </w:p>
           <w:p>
@@ -1229,176 +3295,30 @@
                 <w:lang w:val="en-US"/>
               </w:rPr>
             </w:pPr>
-            <w:r>
-              <w:rPr>
-                <w:rFonts w:ascii="Courier New" w:eastAsia="Courier New" w:hAnsi="Courier New" w:cs="Courier New"/>
-                <w:color w:val="F2F2F2"/>
-                <w:sz w:val="18"/>
-                <w:szCs w:val="18"/>
-                <w:lang w:val="en-US"/>
-              </w:rPr>
-              <w:t xml:space="preserve">            tweet = json.loads(line)</w:t>
-            </w:r>
-          </w:p>
-          <w:p>
-            <w:pPr>
-              <w:rPr>
-                <w:lang w:val="en-US"/>
-              </w:rPr>
-            </w:pPr>
-            <w:r>
-              <w:rPr>
-                <w:rFonts w:ascii="Courier New" w:eastAsia="Courier New" w:hAnsi="Courier New" w:cs="Courier New"/>
-                <w:color w:val="F2F2F2"/>
-                <w:sz w:val="18"/>
-                <w:szCs w:val="18"/>
-                <w:lang w:val="en-US"/>
-              </w:rPr>
-              <w:t xml:space="preserve">            text = " ".join(tweet["text"])</w:t>
-            </w:r>
-          </w:p>
-          <w:p>
-            <w:pPr>
-              <w:rPr>
-                <w:lang w:val="en-US"/>
-              </w:rPr>
-            </w:pPr>
-            <w:r>
-              <w:rPr>
-                <w:rFonts w:ascii="Courier New" w:eastAsia="Courier New" w:hAnsi="Courier New" w:cs="Courier New"/>
-                <w:color w:val="F2F2F2"/>
-                <w:sz w:val="18"/>
-                <w:szCs w:val="18"/>
-                <w:lang w:val="en-US"/>
-              </w:rPr>
-              <w:t xml:space="preserve">            scores.append(sia.polarity_scores(text)["compound"])</w:t>
-            </w:r>
-          </w:p>
-          <w:p>
-            <w:pPr>
-              <w:rPr>
-                <w:lang w:val="en-US"/>
-              </w:rPr>
-            </w:pPr>
-            <w:r>
-              <w:rPr>
-                <w:rFonts w:ascii="Courier New" w:eastAsia="Courier New" w:hAnsi="Courier New" w:cs="Courier New"/>
-                <w:color w:val="F2F2F2"/>
-                <w:sz w:val="18"/>
-                <w:szCs w:val="18"/>
-                <w:lang w:val="en-US"/>
-              </w:rPr>
-              <w:t xml:space="preserve">    if scores:</w:t>
-            </w:r>
-          </w:p>
-          <w:p>
-            <w:pPr>
-              <w:rPr>
-                <w:lang w:val="en-US"/>
-              </w:rPr>
-            </w:pPr>
-            <w:r>
-              <w:rPr>
-                <w:rFonts w:ascii="Courier New" w:eastAsia="Courier New" w:hAnsi="Courier New" w:cs="Courier New"/>
-                <w:color w:val="F2F2F2"/>
-                <w:sz w:val="18"/>
-                <w:szCs w:val="18"/>
-                <w:lang w:val="en-US"/>
-              </w:rPr>
-              <w:t xml:space="preserve">        rows.append({</w:t>
-            </w:r>
-          </w:p>
-          <w:p>
-            <w:pPr>
-              <w:rPr>
-                <w:lang w:val="en-US"/>
-              </w:rPr>
-            </w:pPr>
-            <w:r>
-              <w:rPr>
-                <w:rFonts w:ascii="Courier New" w:eastAsia="Courier New" w:hAnsi="Courier New" w:cs="Courier New"/>
-                <w:color w:val="F2F2F2"/>
-                <w:sz w:val="18"/>
-                <w:szCs w:val="18"/>
-                <w:lang w:val="en-US"/>
-              </w:rPr>
-              <w:t xml:space="preserve">            "Date": pd.to_datetime(fname),</w:t>
-            </w:r>
-          </w:p>
-          <w:p>
-            <w:pPr>
-              <w:rPr>
-                <w:lang w:val="en-US"/>
-              </w:rPr>
-            </w:pPr>
-            <w:r>
-              <w:rPr>
-                <w:rFonts w:ascii="Courier New" w:eastAsia="Courier New" w:hAnsi="Courier New" w:cs="Courier New"/>
-                <w:color w:val="F2F2F2"/>
-                <w:sz w:val="18"/>
-                <w:szCs w:val="18"/>
-                <w:lang w:val="en-US"/>
-              </w:rPr>
-              <w:t xml:space="preserve">            "sentiment_mean": sum(scores) / len(scores),</w:t>
-            </w:r>
-          </w:p>
-          <w:p>
-            <w:pPr>
-              <w:rPr>
-                <w:lang w:val="en-US"/>
-              </w:rPr>
-            </w:pPr>
-            <w:r>
-              <w:rPr>
-                <w:rFonts w:ascii="Courier New" w:eastAsia="Courier New" w:hAnsi="Courier New" w:cs="Courier New"/>
-                <w:color w:val="F2F2F2"/>
-                <w:sz w:val="18"/>
-                <w:szCs w:val="18"/>
-                <w:lang w:val="en-US"/>
-              </w:rPr>
-              <w:t xml:space="preserve">            "tweet_volume": len(scores),</w:t>
-            </w:r>
-          </w:p>
-          <w:p>
-            <w:pPr>
-              <w:rPr>
-                <w:lang w:val="en-US"/>
-              </w:rPr>
-            </w:pPr>
-            <w:r>
-              <w:rPr>
-                <w:rFonts w:ascii="Courier New" w:eastAsia="Courier New" w:hAnsi="Courier New" w:cs="Courier New"/>
-                <w:color w:val="F2F2F2"/>
-                <w:sz w:val="18"/>
-                <w:szCs w:val="18"/>
-                <w:lang w:val="en-US"/>
-              </w:rPr>
-              <w:t xml:space="preserve">        })</w:t>
-            </w:r>
-          </w:p>
-          <w:p>
-            <w:pPr>
-              <w:rPr>
-                <w:lang w:val="en-US"/>
-              </w:rPr>
-            </w:pPr>
-            <w:r>
-              <w:rPr>
-                <w:rFonts w:ascii="Courier New" w:eastAsia="Courier New" w:hAnsi="Courier New" w:cs="Courier New"/>
-                <w:color w:val="F2F2F2"/>
-                <w:sz w:val="18"/>
-                <w:szCs w:val="18"/>
-                <w:lang w:val="en-US"/>
-              </w:rPr>
-              <w:t>sentiment = pd.DataFrame(rows).sort_values("Date")</w:t>
-            </w:r>
-          </w:p>
-          <w:p>
-            <w:pPr>
-              <w:rPr>
-                <w:lang w:val="en-US"/>
-              </w:rPr>
-            </w:pPr>
+            <w:proofErr w:type="gramStart"/>
+            <w:r>
+              <w:rPr>
+                <w:rFonts w:ascii="Courier New" w:eastAsia="Courier New" w:hAnsi="Courier New" w:cs="Courier New"/>
+                <w:color w:val="F2F2F2"/>
+                <w:sz w:val="18"/>
+                <w:szCs w:val="18"/>
+                <w:lang w:val="en-US"/>
+              </w:rPr>
+              <w:t>print(</w:t>
+            </w:r>
+            <w:proofErr w:type="spellStart"/>
+            <w:proofErr w:type="gramEnd"/>
+            <w:r>
+              <w:rPr>
+                <w:rFonts w:ascii="Courier New" w:eastAsia="Courier New" w:hAnsi="Courier New" w:cs="Courier New"/>
+                <w:color w:val="F2F2F2"/>
+                <w:sz w:val="18"/>
+                <w:szCs w:val="18"/>
+                <w:lang w:val="en-US"/>
+              </w:rPr>
+              <w:t>f"Dataset</w:t>
+            </w:r>
+            <w:proofErr w:type="spellEnd"/>
             <w:r>
               <w:rPr>
                 <w:rFonts w:ascii="Courier New" w:eastAsia="Courier New" w:hAnsi="Courier New" w:cs="Courier New"/>
@@ -1409,158 +3329,93 @@
               </w:rPr>
               <w:t xml:space="preserve"> </w:t>
             </w:r>
-          </w:p>
-          <w:p>
-            <w:pPr>
-              <w:rPr>
-                <w:lang w:val="en-US"/>
-              </w:rPr>
-            </w:pPr>
-            <w:r>
-              <w:rPr>
-                <w:rFonts w:ascii="Courier New" w:eastAsia="Courier New" w:hAnsi="Courier New" w:cs="Courier New"/>
-                <w:color w:val="F2F2F2"/>
-                <w:sz w:val="18"/>
-                <w:szCs w:val="18"/>
-                <w:lang w:val="en-US"/>
-              </w:rPr>
-              <w:t># 3. Fusion prix + sentiment</w:t>
-            </w:r>
-          </w:p>
-          <w:p>
-            <w:pPr>
-              <w:rPr>
-                <w:lang w:val="en-US"/>
-              </w:rPr>
-            </w:pPr>
-            <w:r>
-              <w:rPr>
-                <w:rFonts w:ascii="Courier New" w:eastAsia="Courier New" w:hAnsi="Courier New" w:cs="Courier New"/>
-                <w:color w:val="F2F2F2"/>
-                <w:sz w:val="18"/>
-                <w:szCs w:val="18"/>
-                <w:lang w:val="en-US"/>
-              </w:rPr>
-              <w:t>df = price.merge(sentiment, on="Date", how="left")</w:t>
-            </w:r>
-          </w:p>
-          <w:p>
-            <w:pPr>
-              <w:rPr>
-                <w:lang w:val="en-US"/>
-              </w:rPr>
-            </w:pPr>
-            <w:r>
-              <w:rPr>
-                <w:rFonts w:ascii="Courier New" w:eastAsia="Courier New" w:hAnsi="Courier New" w:cs="Courier New"/>
-                <w:color w:val="F2F2F2"/>
-                <w:sz w:val="18"/>
-                <w:szCs w:val="18"/>
-                <w:lang w:val="en-US"/>
-              </w:rPr>
-              <w:t>df["sentiment_mean"] = df["sentiment_mean"].fillna(0.0)</w:t>
-            </w:r>
-          </w:p>
-          <w:p>
-            <w:pPr>
-              <w:rPr>
-                <w:lang w:val="en-US"/>
-              </w:rPr>
-            </w:pPr>
-            <w:r>
-              <w:rPr>
-                <w:rFonts w:ascii="Courier New" w:eastAsia="Courier New" w:hAnsi="Courier New" w:cs="Courier New"/>
-                <w:color w:val="F2F2F2"/>
-                <w:sz w:val="18"/>
-                <w:szCs w:val="18"/>
-                <w:lang w:val="en-US"/>
-              </w:rPr>
-              <w:t>df["tweet_volume"] = df["tweet_volume"].fillna(0).astype(int)</w:t>
-            </w:r>
-          </w:p>
-          <w:p>
-            <w:pPr>
-              <w:rPr>
-                <w:lang w:val="en-US"/>
-              </w:rPr>
-            </w:pPr>
-            <w:r>
-              <w:rPr>
-                <w:rFonts w:ascii="Courier New" w:eastAsia="Courier New" w:hAnsi="Courier New" w:cs="Courier New"/>
-                <w:color w:val="F2F2F2"/>
-                <w:sz w:val="18"/>
-                <w:szCs w:val="18"/>
-                <w:lang w:val="en-US"/>
-              </w:rPr>
-              <w:t>df = df[(df.Date &gt;= sentiment.Date.min()) &amp; (df.Date &lt;= sentiment.Date.max())]</w:t>
-            </w:r>
-          </w:p>
-          <w:p>
-            <w:pPr>
-              <w:rPr>
-                <w:lang w:val="en-US"/>
-              </w:rPr>
-            </w:pPr>
-            <w:r>
-              <w:rPr>
-                <w:rFonts w:ascii="Courier New" w:eastAsia="Courier New" w:hAnsi="Courier New" w:cs="Courier New"/>
-                <w:color w:val="F2F2F2"/>
-                <w:sz w:val="18"/>
-                <w:szCs w:val="18"/>
-                <w:lang w:val="en-US"/>
-              </w:rPr>
-              <w:t xml:space="preserve"> </w:t>
-            </w:r>
-          </w:p>
-          <w:p>
-            <w:pPr>
-              <w:rPr>
-                <w:lang w:val="en-US"/>
-              </w:rPr>
-            </w:pPr>
-            <w:r>
-              <w:rPr>
-                <w:rFonts w:ascii="Courier New" w:eastAsia="Courier New" w:hAnsi="Courier New" w:cs="Courier New"/>
-                <w:color w:val="F2F2F2"/>
-                <w:sz w:val="18"/>
-                <w:szCs w:val="18"/>
-                <w:lang w:val="en-US"/>
-              </w:rPr>
-              <w:t>os.makedirs("output", exist_ok=True)</w:t>
-            </w:r>
-          </w:p>
-          <w:p>
-            <w:pPr>
-              <w:rPr>
-                <w:lang w:val="en-US"/>
-              </w:rPr>
-            </w:pPr>
-            <w:r>
-              <w:rPr>
-                <w:rFonts w:ascii="Courier New" w:eastAsia="Courier New" w:hAnsi="Courier New" w:cs="Courier New"/>
-                <w:color w:val="F2F2F2"/>
-                <w:sz w:val="18"/>
-                <w:szCs w:val="18"/>
-                <w:lang w:val="en-US"/>
-              </w:rPr>
-              <w:t>df.to_csv("output/dataset_final.csv", index=False)</w:t>
-            </w:r>
-          </w:p>
-          <w:p>
-            <w:pPr>
-              <w:rPr>
-                <w:lang w:val="en-US"/>
-              </w:rPr>
-            </w:pPr>
-            <w:r>
-              <w:rPr>
-                <w:rFonts w:ascii="Courier New" w:eastAsia="Courier New" w:hAnsi="Courier New" w:cs="Courier New"/>
-                <w:color w:val="F2F2F2"/>
-                <w:sz w:val="18"/>
-                <w:szCs w:val="18"/>
-                <w:lang w:val="en-US"/>
-              </w:rPr>
-              <w:t>print(f"Dataset final : {len(df)} lignes")</w:t>
+            <w:proofErr w:type="gramStart"/>
+            <w:r>
+              <w:rPr>
+                <w:rFonts w:ascii="Courier New" w:eastAsia="Courier New" w:hAnsi="Courier New" w:cs="Courier New"/>
+                <w:color w:val="F2F2F2"/>
+                <w:sz w:val="18"/>
+                <w:szCs w:val="18"/>
+                <w:lang w:val="en-US"/>
+              </w:rPr>
+              <w:t>final :</w:t>
+            </w:r>
+            <w:proofErr w:type="gramEnd"/>
+            <w:r>
+              <w:rPr>
+                <w:rFonts w:ascii="Courier New" w:eastAsia="Courier New" w:hAnsi="Courier New" w:cs="Courier New"/>
+                <w:color w:val="F2F2F2"/>
+                <w:sz w:val="18"/>
+                <w:szCs w:val="18"/>
+                <w:lang w:val="en-US"/>
+              </w:rPr>
+              <w:t xml:space="preserve"> {</w:t>
+            </w:r>
+            <w:proofErr w:type="spellStart"/>
+            <w:r>
+              <w:rPr>
+                <w:rFonts w:ascii="Courier New" w:eastAsia="Courier New" w:hAnsi="Courier New" w:cs="Courier New"/>
+                <w:color w:val="F2F2F2"/>
+                <w:sz w:val="18"/>
+                <w:szCs w:val="18"/>
+                <w:lang w:val="en-US"/>
+              </w:rPr>
+              <w:t>len</w:t>
+            </w:r>
+            <w:proofErr w:type="spellEnd"/>
+            <w:r>
+              <w:rPr>
+                <w:rFonts w:ascii="Courier New" w:eastAsia="Courier New" w:hAnsi="Courier New" w:cs="Courier New"/>
+                <w:color w:val="F2F2F2"/>
+                <w:sz w:val="18"/>
+                <w:szCs w:val="18"/>
+                <w:lang w:val="en-US"/>
+              </w:rPr>
+              <w:t>(</w:t>
+            </w:r>
+            <w:proofErr w:type="spellStart"/>
+            <w:r>
+              <w:rPr>
+                <w:rFonts w:ascii="Courier New" w:eastAsia="Courier New" w:hAnsi="Courier New" w:cs="Courier New"/>
+                <w:color w:val="F2F2F2"/>
+                <w:sz w:val="18"/>
+                <w:szCs w:val="18"/>
+                <w:lang w:val="en-US"/>
+              </w:rPr>
+              <w:t>df</w:t>
+            </w:r>
+            <w:proofErr w:type="spellEnd"/>
+            <w:r>
+              <w:rPr>
+                <w:rFonts w:ascii="Courier New" w:eastAsia="Courier New" w:hAnsi="Courier New" w:cs="Courier New"/>
+                <w:color w:val="F2F2F2"/>
+                <w:sz w:val="18"/>
+                <w:szCs w:val="18"/>
+                <w:lang w:val="en-US"/>
+              </w:rPr>
+              <w:t xml:space="preserve">)} </w:t>
+            </w:r>
+            <w:proofErr w:type="spellStart"/>
+            <w:r>
+              <w:rPr>
+                <w:rFonts w:ascii="Courier New" w:eastAsia="Courier New" w:hAnsi="Courier New" w:cs="Courier New"/>
+                <w:color w:val="F2F2F2"/>
+                <w:sz w:val="18"/>
+                <w:szCs w:val="18"/>
+                <w:lang w:val="en-US"/>
+              </w:rPr>
+              <w:t>lignes</w:t>
+            </w:r>
+            <w:proofErr w:type="spellEnd"/>
+            <w:r>
+              <w:rPr>
+                <w:rFonts w:ascii="Courier New" w:eastAsia="Courier New" w:hAnsi="Courier New" w:cs="Courier New"/>
+                <w:color w:val="F2F2F2"/>
+                <w:sz w:val="18"/>
+                <w:szCs w:val="18"/>
+                <w:lang w:val="en-US"/>
+              </w:rPr>
+              <w:t>")</w:t>
             </w:r>
           </w:p>
         </w:tc>
@@ -1620,15 +3475,27 @@
                 <w:lang w:val="en-US"/>
               </w:rPr>
             </w:pPr>
-            <w:r>
-              <w:rPr>
-                <w:rFonts w:ascii="Courier New" w:eastAsia="Courier New" w:hAnsi="Courier New" w:cs="Courier New"/>
-                <w:color w:val="F2F2F2"/>
-                <w:sz w:val="18"/>
-                <w:szCs w:val="18"/>
-                <w:lang w:val="en-US"/>
-              </w:rPr>
-              <w:t>mkdir -p output</w:t>
+            <w:proofErr w:type="spellStart"/>
+            <w:r>
+              <w:rPr>
+                <w:rFonts w:ascii="Courier New" w:eastAsia="Courier New" w:hAnsi="Courier New" w:cs="Courier New"/>
+                <w:color w:val="F2F2F2"/>
+                <w:sz w:val="18"/>
+                <w:szCs w:val="18"/>
+                <w:lang w:val="en-US"/>
+              </w:rPr>
+              <w:t>mkdir</w:t>
+            </w:r>
+            <w:proofErr w:type="spellEnd"/>
+            <w:r>
+              <w:rPr>
+                <w:rFonts w:ascii="Courier New" w:eastAsia="Courier New" w:hAnsi="Courier New" w:cs="Courier New"/>
+                <w:color w:val="F2F2F2"/>
+                <w:sz w:val="18"/>
+                <w:szCs w:val="18"/>
+                <w:lang w:val="en-US"/>
+              </w:rPr>
+              <w:t xml:space="preserve"> -p output</w:t>
             </w:r>
           </w:p>
           <w:p>
@@ -1681,7 +3548,39 @@
                 <w:sz w:val="21"/>
                 <w:szCs w:val="21"/>
               </w:rPr>
-              <w:t>Un fichier output/dataset_final.csv d'environ 504 lignes (jours où le sentiment est disponible, ~2014-2016), avec les colonnes prix + sentiment_mean + tweet_volume.</w:t>
+              <w:t xml:space="preserve">Un fichier output/dataset_final.csv d'environ 504 lignes (jours où le sentiment est disponible, ~2014-2016), avec les colonnes prix + </w:t>
+            </w:r>
+            <w:proofErr w:type="spellStart"/>
+            <w:r>
+              <w:rPr>
+                <w:sz w:val="21"/>
+                <w:szCs w:val="21"/>
+              </w:rPr>
+              <w:t>sentiment_mean</w:t>
+            </w:r>
+            <w:proofErr w:type="spellEnd"/>
+            <w:r>
+              <w:rPr>
+                <w:sz w:val="21"/>
+                <w:szCs w:val="21"/>
+              </w:rPr>
+              <w:t xml:space="preserve"> + </w:t>
+            </w:r>
+            <w:proofErr w:type="spellStart"/>
+            <w:r>
+              <w:rPr>
+                <w:sz w:val="21"/>
+                <w:szCs w:val="21"/>
+              </w:rPr>
+              <w:t>tweet_volume</w:t>
+            </w:r>
+            <w:proofErr w:type="spellEnd"/>
+            <w:r>
+              <w:rPr>
+                <w:sz w:val="21"/>
+                <w:szCs w:val="21"/>
+              </w:rPr>
+              <w:t>.</w:t>
             </w:r>
           </w:p>
         </w:tc>
@@ -1721,7 +3620,15 @@
         <w:spacing w:after="150"/>
       </w:pPr>
       <w:r>
-        <w:t>Pour que la comparaison soit valide, les deux modèles doivent être identiques en tout point, sauf sur les features d'entrée :</w:t>
+        <w:t xml:space="preserve">Pour que la comparaison soit valide, les deux modèles doivent être identiques en tout point, sauf sur les </w:t>
+      </w:r>
+      <w:proofErr w:type="spellStart"/>
+      <w:r>
+        <w:t>features</w:t>
+      </w:r>
+      <w:proofErr w:type="spellEnd"/>
+      <w:r>
+        <w:t xml:space="preserve"> d'entrée :</w:t>
       </w:r>
     </w:p>
     <w:tbl>
@@ -1794,7 +3701,29 @@
                 <w:sz w:val="20"/>
                 <w:szCs w:val="20"/>
               </w:rPr>
-              <w:t>Modèle A (baseline)</w:t>
+              <w:t>Modèle A (</w:t>
+            </w:r>
+            <w:proofErr w:type="spellStart"/>
+            <w:r>
+              <w:rPr>
+                <w:b/>
+                <w:bCs/>
+                <w:color w:val="FFFFFF"/>
+                <w:sz w:val="20"/>
+                <w:szCs w:val="20"/>
+              </w:rPr>
+              <w:t>baseline</w:t>
+            </w:r>
+            <w:proofErr w:type="spellEnd"/>
+            <w:r>
+              <w:rPr>
+                <w:b/>
+                <w:bCs/>
+                <w:color w:val="FFFFFF"/>
+                <w:sz w:val="20"/>
+                <w:szCs w:val="20"/>
+              </w:rPr>
+              <w:t>)</w:t>
             </w:r>
           </w:p>
         </w:tc>
@@ -1836,6 +3765,7 @@
             </w:tcMar>
           </w:tcPr>
           <w:p>
+            <w:proofErr w:type="spellStart"/>
             <w:r>
               <w:rPr>
                 <w:sz w:val="20"/>
@@ -1843,6 +3773,7 @@
               </w:rPr>
               <w:t>Features</w:t>
             </w:r>
+            <w:proofErr w:type="spellEnd"/>
           </w:p>
         </w:tc>
         <w:tc>
@@ -1889,8 +3820,36 @@
                 <w:szCs w:val="20"/>
                 <w:lang w:val="en-US"/>
               </w:rPr>
-              <w:t>Close, Volume, sentiment_mean, tweet_volume</w:t>
-            </w:r>
+              <w:t xml:space="preserve">Close, Volume, </w:t>
+            </w:r>
+            <w:proofErr w:type="spellStart"/>
+            <w:r>
+              <w:rPr>
+                <w:sz w:val="20"/>
+                <w:szCs w:val="20"/>
+                <w:lang w:val="en-US"/>
+              </w:rPr>
+              <w:t>sentiment_mean</w:t>
+            </w:r>
+            <w:proofErr w:type="spellEnd"/>
+            <w:r>
+              <w:rPr>
+                <w:sz w:val="20"/>
+                <w:szCs w:val="20"/>
+                <w:lang w:val="en-US"/>
+              </w:rPr>
+              <w:t xml:space="preserve">, </w:t>
+            </w:r>
+            <w:proofErr w:type="spellStart"/>
+            <w:r>
+              <w:rPr>
+                <w:sz w:val="20"/>
+                <w:szCs w:val="20"/>
+                <w:lang w:val="en-US"/>
+              </w:rPr>
+              <w:t>tweet_volume</w:t>
+            </w:r>
+            <w:proofErr w:type="spellEnd"/>
           </w:p>
         </w:tc>
       </w:tr>
@@ -1993,12 +3952,37 @@
             </w:tcMar>
           </w:tcPr>
           <w:p>
+            <w:proofErr w:type="gramStart"/>
             <w:r>
               <w:rPr>
                 <w:sz w:val="20"/>
                 <w:szCs w:val="20"/>
               </w:rPr>
-              <w:t>LSTM(64)→LSTM(32)→Dense(16)→Dense(1)</w:t>
+              <w:t>LSTM(64)→LSTM(32)→</w:t>
+            </w:r>
+            <w:proofErr w:type="gramEnd"/>
+            <w:r>
+              <w:rPr>
+                <w:sz w:val="20"/>
+                <w:szCs w:val="20"/>
+              </w:rPr>
+              <w:t>Dense(</w:t>
+            </w:r>
+            <w:proofErr w:type="gramStart"/>
+            <w:r>
+              <w:rPr>
+                <w:sz w:val="20"/>
+                <w:szCs w:val="20"/>
+              </w:rPr>
+              <w:t>16)→Dense(</w:t>
+            </w:r>
+            <w:proofErr w:type="gramEnd"/>
+            <w:r>
+              <w:rPr>
+                <w:sz w:val="20"/>
+                <w:szCs w:val="20"/>
+              </w:rPr>
+              <w:t>1)</w:t>
             </w:r>
           </w:p>
         </w:tc>
@@ -2014,6 +3998,7 @@
             </w:tcMar>
           </w:tcPr>
           <w:p>
+            <w:proofErr w:type="gramStart"/>
             <w:r>
               <w:rPr>
                 <w:sz w:val="20"/>
@@ -2021,6 +4006,7 @@
               </w:rPr>
               <w:t>identique</w:t>
             </w:r>
+            <w:proofErr w:type="gramEnd"/>
           </w:p>
         </w:tc>
       </w:tr>
@@ -2079,6 +4065,7 @@
             </w:tcMar>
           </w:tcPr>
           <w:p>
+            <w:proofErr w:type="gramStart"/>
             <w:r>
               <w:rPr>
                 <w:sz w:val="20"/>
@@ -2086,6 +4073,7 @@
               </w:rPr>
               <w:t>identique</w:t>
             </w:r>
+            <w:proofErr w:type="gramEnd"/>
           </w:p>
         </w:tc>
       </w:tr>
@@ -2276,7 +4264,55 @@
                 <w:sz w:val="21"/>
                 <w:szCs w:val="21"/>
               </w:rPr>
-              <w:t>Le scaler (MinMaxScaler) doit être ajusté (fit) UNIQUEMENT sur les données d'entraînement, jamais sur l'ensemble du dataset — sinon il y a fuite de données (data leakage) entre le train et le test.</w:t>
+              <w:t xml:space="preserve">Le </w:t>
+            </w:r>
+            <w:proofErr w:type="spellStart"/>
+            <w:r>
+              <w:rPr>
+                <w:sz w:val="21"/>
+                <w:szCs w:val="21"/>
+              </w:rPr>
+              <w:t>scaler</w:t>
+            </w:r>
+            <w:proofErr w:type="spellEnd"/>
+            <w:r>
+              <w:rPr>
+                <w:sz w:val="21"/>
+                <w:szCs w:val="21"/>
+              </w:rPr>
+              <w:t xml:space="preserve"> (</w:t>
+            </w:r>
+            <w:proofErr w:type="spellStart"/>
+            <w:r>
+              <w:rPr>
+                <w:sz w:val="21"/>
+                <w:szCs w:val="21"/>
+              </w:rPr>
+              <w:t>MinMaxScaler</w:t>
+            </w:r>
+            <w:proofErr w:type="spellEnd"/>
+            <w:r>
+              <w:rPr>
+                <w:sz w:val="21"/>
+                <w:szCs w:val="21"/>
+              </w:rPr>
+              <w:t xml:space="preserve">) doit être ajusté (fit) UNIQUEMENT sur les données d'entraînement, jamais sur l'ensemble du dataset — sinon il y a fuite de données (data </w:t>
+            </w:r>
+            <w:proofErr w:type="spellStart"/>
+            <w:r>
+              <w:rPr>
+                <w:sz w:val="21"/>
+                <w:szCs w:val="21"/>
+              </w:rPr>
+              <w:t>leakage</w:t>
+            </w:r>
+            <w:proofErr w:type="spellEnd"/>
+            <w:r>
+              <w:rPr>
+                <w:sz w:val="21"/>
+                <w:szCs w:val="21"/>
+              </w:rPr>
+              <w:t>) entre le train et le test.</w:t>
             </w:r>
           </w:p>
         </w:tc>
@@ -2327,7 +4363,23 @@
         <w:spacing w:after="80"/>
       </w:pPr>
       <w:r>
-        <w:t>Définir la fonction make_sequences() qui transforme la série en fenêtres glissantes de 10 jours</w:t>
+        <w:t xml:space="preserve">Définir la fonction </w:t>
+      </w:r>
+      <w:proofErr w:type="spellStart"/>
+      <w:r>
+        <w:t>make_</w:t>
+      </w:r>
+      <w:proofErr w:type="gramStart"/>
+      <w:r>
+        <w:t>sequences</w:t>
+      </w:r>
+      <w:proofErr w:type="spellEnd"/>
+      <w:r>
+        <w:t>(</w:t>
+      </w:r>
+      <w:proofErr w:type="gramEnd"/>
+      <w:r>
+        <w:t>) qui transforme la série en fenêtres glissantes de 10 jours</w:t>
       </w:r>
     </w:p>
     <w:p>
@@ -2353,7 +4405,15 @@
         <w:spacing w:after="80"/>
       </w:pPr>
       <w:r>
-        <w:t>Normaliser avec MinMaxScaler (fit sur train uniquement)</w:t>
+        <w:t xml:space="preserve">Normaliser avec </w:t>
+      </w:r>
+      <w:proofErr w:type="spellStart"/>
+      <w:r>
+        <w:t>MinMaxScaler</w:t>
+      </w:r>
+      <w:proofErr w:type="spellEnd"/>
+      <w:r>
+        <w:t xml:space="preserve"> (fit sur train uniquement)</w:t>
       </w:r>
     </w:p>
     <w:p>
@@ -2366,7 +4426,76 @@
         <w:spacing w:after="80"/>
       </w:pPr>
       <w:r>
-        <w:t>Construire le modèle : Sequential([LSTM(64, return_sequences=True), Dropout(0.2), LSTM(32), Dropout(0.2), Dense(16, activation='relu'), Dense(1)])</w:t>
+        <w:t xml:space="preserve">Construire le modèle : </w:t>
+      </w:r>
+      <w:proofErr w:type="spellStart"/>
+      <w:proofErr w:type="gramStart"/>
+      <w:r>
+        <w:t>Sequential</w:t>
+      </w:r>
+      <w:proofErr w:type="spellEnd"/>
+      <w:r>
+        <w:t>(</w:t>
+      </w:r>
+      <w:proofErr w:type="gramEnd"/>
+      <w:r>
+        <w:t>[</w:t>
+      </w:r>
+      <w:proofErr w:type="gramStart"/>
+      <w:r>
+        <w:t>LSTM(</w:t>
+      </w:r>
+      <w:proofErr w:type="gramEnd"/>
+      <w:r>
+        <w:t xml:space="preserve">64, </w:t>
+      </w:r>
+      <w:proofErr w:type="spellStart"/>
+      <w:r>
+        <w:t>return_sequences</w:t>
+      </w:r>
+      <w:proofErr w:type="spellEnd"/>
+      <w:r>
+        <w:t xml:space="preserve">=True), </w:t>
+      </w:r>
+      <w:proofErr w:type="gramStart"/>
+      <w:r>
+        <w:t>Dropout(</w:t>
+      </w:r>
+      <w:proofErr w:type="gramEnd"/>
+      <w:r>
+        <w:t xml:space="preserve">0.2), </w:t>
+      </w:r>
+      <w:proofErr w:type="gramStart"/>
+      <w:r>
+        <w:t>LSTM(</w:t>
+      </w:r>
+      <w:proofErr w:type="gramEnd"/>
+      <w:r>
+        <w:t xml:space="preserve">32), </w:t>
+      </w:r>
+      <w:proofErr w:type="gramStart"/>
+      <w:r>
+        <w:t>Dropout(</w:t>
+      </w:r>
+      <w:proofErr w:type="gramEnd"/>
+      <w:r>
+        <w:t xml:space="preserve">0.2), </w:t>
+      </w:r>
+      <w:proofErr w:type="gramStart"/>
+      <w:r>
+        <w:t>Dense(</w:t>
+      </w:r>
+      <w:proofErr w:type="gramEnd"/>
+      <w:r>
+        <w:t xml:space="preserve">16, activation='relu'), </w:t>
+      </w:r>
+      <w:proofErr w:type="gramStart"/>
+      <w:r>
+        <w:t>Dense(</w:t>
+      </w:r>
+      <w:proofErr w:type="gramEnd"/>
+      <w:r>
+        <w:t>1)])</w:t>
       </w:r>
     </w:p>
     <w:p>
@@ -2385,7 +4514,35 @@
         <w:rPr>
           <w:lang w:val="en-US"/>
         </w:rPr>
-        <w:t>Compiler avec optimizer='adam', loss='mse'</w:t>
+        <w:t>Compiler avec optimizer='</w:t>
+      </w:r>
+      <w:proofErr w:type="spellStart"/>
+      <w:r>
+        <w:rPr>
+          <w:lang w:val="en-US"/>
+        </w:rPr>
+        <w:t>adam</w:t>
+      </w:r>
+      <w:proofErr w:type="spellEnd"/>
+      <w:r>
+        <w:rPr>
+          <w:lang w:val="en-US"/>
+        </w:rPr>
+        <w:t>', loss='</w:t>
+      </w:r>
+      <w:proofErr w:type="spellStart"/>
+      <w:r>
+        <w:rPr>
+          <w:lang w:val="en-US"/>
+        </w:rPr>
+        <w:t>mse</w:t>
+      </w:r>
+      <w:proofErr w:type="spellEnd"/>
+      <w:r>
+        <w:rPr>
+          <w:lang w:val="en-US"/>
+        </w:rPr>
+        <w:t>'</w:t>
       </w:r>
     </w:p>
     <w:p>
@@ -2400,11 +4557,69 @@
           <w:lang w:val="en-US"/>
         </w:rPr>
       </w:pPr>
+      <w:proofErr w:type="spellStart"/>
       <w:r>
         <w:rPr>
           <w:lang w:val="en-US"/>
         </w:rPr>
-        <w:t>Entraîner avec EarlyStopping(monitor='val_loss', patience=10, restore_best_weights=True)</w:t>
+        <w:t>Entraîner</w:t>
+      </w:r>
+      <w:proofErr w:type="spellEnd"/>
+      <w:r>
+        <w:rPr>
+          <w:lang w:val="en-US"/>
+        </w:rPr>
+        <w:t xml:space="preserve"> avec </w:t>
+      </w:r>
+      <w:proofErr w:type="spellStart"/>
+      <w:proofErr w:type="gramStart"/>
+      <w:r>
+        <w:rPr>
+          <w:lang w:val="en-US"/>
+        </w:rPr>
+        <w:t>EarlyStopping</w:t>
+      </w:r>
+      <w:proofErr w:type="spellEnd"/>
+      <w:r>
+        <w:rPr>
+          <w:lang w:val="en-US"/>
+        </w:rPr>
+        <w:t>(</w:t>
+      </w:r>
+      <w:proofErr w:type="gramEnd"/>
+      <w:r>
+        <w:rPr>
+          <w:lang w:val="en-US"/>
+        </w:rPr>
+        <w:t>monitor='</w:t>
+      </w:r>
+      <w:proofErr w:type="spellStart"/>
+      <w:r>
+        <w:rPr>
+          <w:lang w:val="en-US"/>
+        </w:rPr>
+        <w:t>val_loss</w:t>
+      </w:r>
+      <w:proofErr w:type="spellEnd"/>
+      <w:r>
+        <w:rPr>
+          <w:lang w:val="en-US"/>
+        </w:rPr>
+        <w:t xml:space="preserve">', patience=10, </w:t>
+      </w:r>
+      <w:proofErr w:type="spellStart"/>
+      <w:r>
+        <w:rPr>
+          <w:lang w:val="en-US"/>
+        </w:rPr>
+        <w:t>restore_best_weights</w:t>
+      </w:r>
+      <w:proofErr w:type="spellEnd"/>
+      <w:r>
+        <w:rPr>
+          <w:lang w:val="en-US"/>
+        </w:rPr>
+        <w:t>=True)</w:t>
       </w:r>
     </w:p>
     <w:p>
@@ -2417,7 +4632,15 @@
         <w:spacing w:after="80"/>
       </w:pPr>
       <w:r>
-        <w:t>Prédire sur le jeu de test, dé-normaliser, calculer RMSE / MAE / R² / MAPE</w:t>
+        <w:t xml:space="preserve">Prédire sur le jeu de test, </w:t>
+      </w:r>
+      <w:proofErr w:type="spellStart"/>
+      <w:r>
+        <w:t>dé-normaliser</w:t>
+      </w:r>
+      <w:proofErr w:type="spellEnd"/>
+      <w:r>
+        <w:t>, calculer RMSE / MAE / R² / MAPE</w:t>
       </w:r>
     </w:p>
     <w:p>
@@ -2430,8 +4653,21 @@
         <w:spacing w:after="80"/>
       </w:pPr>
       <w:r>
-        <w:t>Répéter à l'identique pour les deux jeux de features (A puis B) et sauvegarder les résultats dans output/results.json</w:t>
-      </w:r>
+        <w:t xml:space="preserve">Répéter à l'identique pour les deux jeux de </w:t>
+      </w:r>
+      <w:proofErr w:type="spellStart"/>
+      <w:r>
+        <w:t>features</w:t>
+      </w:r>
+      <w:proofErr w:type="spellEnd"/>
+      <w:r>
+        <w:t xml:space="preserve"> (A puis B) et sauvegarder les résultats dans output/</w:t>
+      </w:r>
+      <w:proofErr w:type="spellStart"/>
+      <w:r>
+        <w:t>results.json</w:t>
+      </w:r>
+      <w:proofErr w:type="spellEnd"/>
     </w:p>
     <w:p>
       <w:pPr>
@@ -2490,7 +4726,64 @@
                 <w:sz w:val="21"/>
                 <w:szCs w:val="21"/>
               </w:rPr>
-              <w:t>Écrivez une fonction run_experiment(feature_cols, name) unique, appelée deux fois avec des colonnes différentes. Cela garantit que le protocole est strictement identique entre les deux modèles.</w:t>
+              <w:t xml:space="preserve">Écrivez une fonction </w:t>
+            </w:r>
+            <w:proofErr w:type="spellStart"/>
+            <w:r>
+              <w:rPr>
+                <w:sz w:val="21"/>
+                <w:szCs w:val="21"/>
+              </w:rPr>
+              <w:t>run_</w:t>
+            </w:r>
+            <w:proofErr w:type="gramStart"/>
+            <w:r>
+              <w:rPr>
+                <w:sz w:val="21"/>
+                <w:szCs w:val="21"/>
+              </w:rPr>
+              <w:t>experiment</w:t>
+            </w:r>
+            <w:proofErr w:type="spellEnd"/>
+            <w:r>
+              <w:rPr>
+                <w:sz w:val="21"/>
+                <w:szCs w:val="21"/>
+              </w:rPr>
+              <w:t>(</w:t>
+            </w:r>
+            <w:proofErr w:type="spellStart"/>
+            <w:proofErr w:type="gramEnd"/>
+            <w:r>
+              <w:rPr>
+                <w:sz w:val="21"/>
+                <w:szCs w:val="21"/>
+              </w:rPr>
+              <w:t>feature_cols</w:t>
+            </w:r>
+            <w:proofErr w:type="spellEnd"/>
+            <w:r>
+              <w:rPr>
+                <w:sz w:val="21"/>
+                <w:szCs w:val="21"/>
+              </w:rPr>
+              <w:t xml:space="preserve">, </w:t>
+            </w:r>
+            <w:proofErr w:type="spellStart"/>
+            <w:r>
+              <w:rPr>
+                <w:sz w:val="21"/>
+                <w:szCs w:val="21"/>
+              </w:rPr>
+              <w:t>name</w:t>
+            </w:r>
+            <w:proofErr w:type="spellEnd"/>
+            <w:r>
+              <w:rPr>
+                <w:sz w:val="21"/>
+                <w:szCs w:val="21"/>
+              </w:rPr>
+              <w:t>) unique, appelée deux fois avec des colonnes différentes. Cela garantit que le protocole est strictement identique entre les deux modèles.</w:t>
             </w:r>
           </w:p>
         </w:tc>
@@ -2534,14 +4827,25 @@
             </w:tcMar>
           </w:tcPr>
           <w:p>
-            <w:r>
-              <w:rPr>
-                <w:rFonts w:ascii="Courier New" w:eastAsia="Courier New" w:hAnsi="Courier New" w:cs="Courier New"/>
-                <w:color w:val="F2F2F2"/>
-                <w:sz w:val="18"/>
-                <w:szCs w:val="18"/>
-              </w:rPr>
-              <w:t>python3 02_train_lstm.py</w:t>
+            <w:proofErr w:type="gramStart"/>
+            <w:r>
+              <w:rPr>
+                <w:rFonts w:ascii="Courier New" w:eastAsia="Courier New" w:hAnsi="Courier New" w:cs="Courier New"/>
+                <w:color w:val="F2F2F2"/>
+                <w:sz w:val="18"/>
+                <w:szCs w:val="18"/>
+              </w:rPr>
+              <w:t>python</w:t>
+            </w:r>
+            <w:proofErr w:type="gramEnd"/>
+            <w:r>
+              <w:rPr>
+                <w:rFonts w:ascii="Courier New" w:eastAsia="Courier New" w:hAnsi="Courier New" w:cs="Courier New"/>
+                <w:color w:val="F2F2F2"/>
+                <w:sz w:val="18"/>
+                <w:szCs w:val="18"/>
+              </w:rPr>
+              <w:t>3 02_train_lstm.py</w:t>
             </w:r>
           </w:p>
         </w:tc>
@@ -2566,7 +4870,15 @@
         <w:spacing w:after="150"/>
       </w:pPr>
       <w:r>
-        <w:t>Avec le seed 42 et la configuration ci-dessus, vous devriez obtenir des résultats proches de :</w:t>
+        <w:t xml:space="preserve">Avec le </w:t>
+      </w:r>
+      <w:proofErr w:type="spellStart"/>
+      <w:r>
+        <w:t>seed</w:t>
+      </w:r>
+      <w:proofErr w:type="spellEnd"/>
+      <w:r>
+        <w:t xml:space="preserve"> 42 et la configuration ci-dessus, vous devriez obtenir des résultats proches de :</w:t>
       </w:r>
     </w:p>
     <w:tbl>
@@ -3053,7 +5365,25 @@
           <w:iCs/>
           <w:color w:val="444444"/>
         </w:rPr>
-        <w:t>Interprétation : sur toutes les métriques, le modèle enrichi par le sentiment des tweets fait mieux que la baseline. L'amélioration est modeste mais cohérente — c'est le comportement attendu : le sentiment est un signal complémentaire, pas une information dominante.</w:t>
+        <w:t xml:space="preserve">Interprétation : sur toutes les métriques, le modèle enrichi par le sentiment des tweets fait mieux que la </w:t>
+      </w:r>
+      <w:proofErr w:type="spellStart"/>
+      <w:r>
+        <w:rPr>
+          <w:i/>
+          <w:iCs/>
+          <w:color w:val="444444"/>
+        </w:rPr>
+        <w:t>baseline</w:t>
+      </w:r>
+      <w:proofErr w:type="spellEnd"/>
+      <w:r>
+        <w:rPr>
+          <w:i/>
+          <w:iCs/>
+          <w:color w:val="444444"/>
+        </w:rPr>
+        <w:t>. L'amélioration est modeste mais cohérente — c'est le comportement attendu : le sentiment est un signal complémentaire, pas une information dominante.</w:t>
       </w:r>
     </w:p>
     <w:p>
@@ -3112,7 +5442,23 @@
                 <w:sz w:val="21"/>
                 <w:szCs w:val="21"/>
               </w:rPr>
-              <w:t>Selon la version de TensorFlow, le matériel (CPU/GPU) et l'ordre des opérations flottantes, de petits écarts numériques sont normaux. L'important est le sens de la comparaison (B meilleur que A sur les 4 métriques), pas la valeur exacte.</w:t>
+              <w:t xml:space="preserve">Selon la version de </w:t>
+            </w:r>
+            <w:proofErr w:type="spellStart"/>
+            <w:r>
+              <w:rPr>
+                <w:sz w:val="21"/>
+                <w:szCs w:val="21"/>
+              </w:rPr>
+              <w:t>TensorFlow</w:t>
+            </w:r>
+            <w:proofErr w:type="spellEnd"/>
+            <w:r>
+              <w:rPr>
+                <w:sz w:val="21"/>
+                <w:szCs w:val="21"/>
+              </w:rPr>
+              <w:t>, le matériel (CPU/GPU) et l'ordre des opérations flottantes, de petits écarts numériques sont normaux. L'important est le sens de la comparaison (B meilleur que A sur les 4 métriques), pas la valeur exacte.</w:t>
             </w:r>
           </w:p>
         </w:tc>
@@ -3137,7 +5483,23 @@
         <w:spacing w:after="150"/>
       </w:pPr>
       <w:r>
-        <w:t>Produisez au minimum les graphiques suivants avec matplotlib, à partir de output/results.json :</w:t>
+        <w:t xml:space="preserve">Produisez au minimum les graphiques suivants avec </w:t>
+      </w:r>
+      <w:proofErr w:type="spellStart"/>
+      <w:r>
+        <w:t>matplotlib</w:t>
+      </w:r>
+      <w:proofErr w:type="spellEnd"/>
+      <w:r>
+        <w:t>, à partir de output/</w:t>
+      </w:r>
+      <w:proofErr w:type="spellStart"/>
+      <w:r>
+        <w:t>results.json</w:t>
+      </w:r>
+      <w:proofErr w:type="spellEnd"/>
+      <w:r>
+        <w:t xml:space="preserve"> :</w:t>
       </w:r>
     </w:p>
     <w:p>
@@ -3217,14 +5579,25 @@
             </w:tcMar>
           </w:tcPr>
           <w:p>
-            <w:r>
-              <w:rPr>
-                <w:rFonts w:ascii="Courier New" w:eastAsia="Courier New" w:hAnsi="Courier New" w:cs="Courier New"/>
-                <w:color w:val="F2F2F2"/>
-                <w:sz w:val="18"/>
-                <w:szCs w:val="18"/>
-              </w:rPr>
-              <w:t>python3 03_plots.py</w:t>
+            <w:proofErr w:type="gramStart"/>
+            <w:r>
+              <w:rPr>
+                <w:rFonts w:ascii="Courier New" w:eastAsia="Courier New" w:hAnsi="Courier New" w:cs="Courier New"/>
+                <w:color w:val="F2F2F2"/>
+                <w:sz w:val="18"/>
+                <w:szCs w:val="18"/>
+              </w:rPr>
+              <w:t>python</w:t>
+            </w:r>
+            <w:proofErr w:type="gramEnd"/>
+            <w:r>
+              <w:rPr>
+                <w:rFonts w:ascii="Courier New" w:eastAsia="Courier New" w:hAnsi="Courier New" w:cs="Courier New"/>
+                <w:color w:val="F2F2F2"/>
+                <w:sz w:val="18"/>
+                <w:szCs w:val="18"/>
+              </w:rPr>
+              <w:t>3 03_plots.py</w:t>
             </w:r>
           </w:p>
         </w:tc>
@@ -3255,7 +5628,15 @@
         <w:spacing w:after="80"/>
       </w:pPr>
       <w:r>
-        <w:t>Exercice 1 — Remplacez VADER par un modèle de sentiment plus avancé (ex. FinBERT) et comparez les résultats.</w:t>
+        <w:t xml:space="preserve">Exercice 1 — Remplacez VADER par un modèle de sentiment plus avancé (ex. </w:t>
+      </w:r>
+      <w:proofErr w:type="spellStart"/>
+      <w:r>
+        <w:t>FinBERT</w:t>
+      </w:r>
+      <w:proofErr w:type="spellEnd"/>
+      <w:r>
+        <w:t>) et comparez les résultats.</w:t>
       </w:r>
     </w:p>
     <w:p>
@@ -3294,7 +5675,15 @@
         <w:spacing w:after="80"/>
       </w:pPr>
       <w:r>
-        <w:t>Exercice 4 — Le dataset StockNet couvre 88 actions : reproduisez l'expérience sur une autre action et comparez le gain apporté par le sentiment.</w:t>
+        <w:t xml:space="preserve">Exercice 4 — Le dataset </w:t>
+      </w:r>
+      <w:proofErr w:type="spellStart"/>
+      <w:r>
+        <w:t>StockNet</w:t>
+      </w:r>
+      <w:proofErr w:type="spellEnd"/>
+      <w:r>
+        <w:t xml:space="preserve"> couvre 88 actions : reproduisez l'expérience sur une autre action et comparez le gain apporté par le sentiment.</w:t>
       </w:r>
     </w:p>
     <w:p>
